--- a/2do Año/Psicoanálisis/3_Guias_de_Estudio/C14_SintomaFantasmaYAngustia_Guia.docx
+++ b/2do Año/Psicoanálisis/3_Guias_de_Estudio/C14_SintomaFantasmaYAngustia_Guia.docx
@@ -2,6 +2,32 @@
 <file path=word/document.xml><?xml version="1.0" encoding="utf-8"?>
 <w:document xmlns:w="http://schemas.openxmlformats.org/wordprocessingml/2006/main" xmlns:m="http://schemas.openxmlformats.org/officeDocument/2006/math" xmlns:r="http://schemas.openxmlformats.org/officeDocument/2006/relationships" xmlns:o="urn:schemas-microsoft-com:office:office" xmlns:v="urn:schemas-microsoft-com:vml" xmlns:w10="urn:schemas-microsoft-com:office:word" xmlns:a="http://schemas.openxmlformats.org/drawingml/2006/main" xmlns:pic="http://schemas.openxmlformats.org/drawingml/2006/picture" xmlns:wp="http://schemas.openxmlformats.org/drawingml/2006/wordprocessingDrawing">
   <w:body>
+    <w:sdt>
+      <w:sdtPr>
+        <w:docPartObj>
+          <w:docPartGallery w:val="Table of Contents"/>
+          <w:docPartUnique/>
+        </w:docPartObj>
+      </w:sdtPr>
+      <w:sdtContent>
+        <w:p>
+          <w:pPr>
+            <w:pStyle w:val="TOCHeading"/>
+          </w:pPr>
+          <w:r>
+            <w:t xml:space="preserve">Índice</w:t>
+          </w:r>
+        </w:p>
+        <w:p>
+          <w:r>
+            <w:fldChar w:fldCharType="begin" w:dirty="true"/>
+            <w:instrText xml:space="preserve">TOC \o "1-2" \h \z \u</w:instrText>
+            <w:fldChar w:fldCharType="separate"/>
+            <w:fldChar w:fldCharType="end"/>
+          </w:r>
+        </w:p>
+      </w:sdtContent>
+    </w:sdt>
     <w:bookmarkStart w:id="59" w:name="Xc118c47dc8fea32d278da26a73eb0aae6013650"/>
     <w:p>
       <w:pPr>
@@ -13,7 +39,7 @@
     </w:p>
     <w:p>
       <w:pPr>
-        <w:pStyle w:val="BlockText"/>
+        <w:pStyle w:val="RecuadroFuente"/>
       </w:pPr>
       <w:r>
         <w:rPr>
@@ -121,7 +147,7 @@
     </w:p>
     <w:p>
       <w:pPr>
-        <w:pStyle w:val="BlockText"/>
+        <w:pStyle w:val="RecuadroFuente"/>
       </w:pPr>
       <w:r>
         <w:rPr>
@@ -202,7 +228,7 @@
     </w:p>
     <w:p>
       <w:pPr>
-        <w:pStyle w:val="BlockText"/>
+        <w:pStyle w:val="RecuadroIdea"/>
       </w:pPr>
       <w:r>
         <w:rPr>
@@ -1212,6 +1238,7 @@
     <w:p>
       <w:pPr>
         <w:pStyle w:val="Heading2"/>
+        <w:pageBreakBefore/>
       </w:pPr>
       <w:r>
         <w:t xml:space="preserve">1. Primera pregunta — Momentos en la elaboración freudiana de la fantasía</w:t>
@@ -2917,7 +2944,7 @@
     </w:p>
     <w:p>
       <w:pPr>
-        <w:pStyle w:val="BlockText"/>
+        <w:pStyle w:val="RecuadroClave"/>
       </w:pPr>
       <w:r>
         <w:t xml:space="preserve">🔑</w:t>
@@ -3017,6 +3044,7 @@
     <w:p>
       <w:pPr>
         <w:pStyle w:val="Heading2"/>
+        <w:pageBreakBefore/>
       </w:pPr>
       <w:r>
         <w:t xml:space="preserve">2. Segunda pregunta — El fantasma en Lacan y su lugar en la estructura de la neurosis</w:t>
@@ -5228,7 +5256,7 @@
     </w:p>
     <w:p>
       <w:pPr>
-        <w:pStyle w:val="BlockText"/>
+        <w:pStyle w:val="RecuadroClave"/>
       </w:pPr>
       <w:r>
         <w:t xml:space="preserve">🔑</w:t>
@@ -5377,6 +5405,7 @@
     <w:p>
       <w:pPr>
         <w:pStyle w:val="Heading2"/>
+        <w:pageBreakBefore/>
       </w:pPr>
       <w:r>
         <w:t xml:space="preserve">3. Tercera pregunta — La inhibición y su función en la neurosis</w:t>
@@ -6233,7 +6262,7 @@
     </w:p>
     <w:p>
       <w:pPr>
-        <w:pStyle w:val="BlockText"/>
+        <w:pStyle w:val="RecuadroClave"/>
       </w:pPr>
       <w:r>
         <w:t xml:space="preserve">🔑</w:t>
@@ -6327,6 +6356,7 @@
     <w:p>
       <w:pPr>
         <w:pStyle w:val="Heading2"/>
+        <w:pageBreakBefore/>
       </w:pPr>
       <w:r>
         <w:t xml:space="preserve">4. Cuarta pregunta — El síntoma: concepto, función subjetiva y aspectos</w:t>
@@ -7565,7 +7595,7 @@
     </w:p>
     <w:p>
       <w:pPr>
-        <w:pStyle w:val="BlockText"/>
+        <w:pStyle w:val="RecuadroClave"/>
       </w:pPr>
       <w:r>
         <w:t xml:space="preserve">🔑</w:t>
@@ -7649,6 +7679,7 @@
     <w:p>
       <w:pPr>
         <w:pStyle w:val="Heading2"/>
+        <w:pageBreakBefore/>
       </w:pPr>
       <w:r>
         <w:t xml:space="preserve">5. Quinta pregunta — La teoría de la angustia: fundamento, función y «toda angustia es angustia de castración»</w:t>
@@ -10294,7 +10325,7 @@
     </w:p>
     <w:p>
       <w:pPr>
-        <w:pStyle w:val="BlockText"/>
+        <w:pStyle w:val="RecuadroClave"/>
       </w:pPr>
       <w:r>
         <w:t xml:space="preserve">🔑</w:t>
@@ -10394,6 +10425,7 @@
     <w:p>
       <w:pPr>
         <w:pStyle w:val="Heading2"/>
+        <w:pageBreakBefore/>
       </w:pPr>
       <w:r>
         <w:t xml:space="preserve">6. Sexta pregunta — Articulación entre síntoma, fantasma y angustia. Angustia y defensa</w:t>
@@ -11069,7 +11101,7 @@
     </w:p>
     <w:p>
       <w:pPr>
-        <w:pStyle w:val="BlockText"/>
+        <w:pStyle w:val="RecuadroClave"/>
       </w:pPr>
       <w:r>
         <w:t xml:space="preserve">🔑</w:t>
@@ -11198,6 +11230,7 @@
     <w:p>
       <w:pPr>
         <w:pStyle w:val="Heading2"/>
+        <w:pageBreakBefore/>
       </w:pPr>
       <w:r>
         <w:t xml:space="preserve">Diagrama</w:t>
@@ -11282,6 +11315,7 @@
           <w:p>
             <w:pPr>
               <w:pStyle w:val="Compact"/>
+              <w:jc w:val="left"/>
             </w:pPr>
           </w:p>
         </w:tc>
@@ -11290,6 +11324,7 @@
           <w:p>
             <w:pPr>
               <w:pStyle w:val="Compact"/>
+              <w:jc w:val="left"/>
             </w:pPr>
             <w:r>
               <w:rPr>
@@ -11305,6 +11340,7 @@
           <w:p>
             <w:pPr>
               <w:pStyle w:val="Compact"/>
+              <w:jc w:val="left"/>
             </w:pPr>
             <w:r>
               <w:rPr>
@@ -11320,6 +11356,7 @@
           <w:p>
             <w:pPr>
               <w:pStyle w:val="Compact"/>
+              <w:jc w:val="left"/>
             </w:pPr>
             <w:r>
               <w:rPr>
@@ -11337,6 +11374,7 @@
           <w:p>
             <w:pPr>
               <w:pStyle w:val="Compact"/>
+              <w:jc w:val="left"/>
             </w:pPr>
             <w:r>
               <w:t xml:space="preserve">Qué es</w:t>
@@ -11348,6 +11386,7 @@
           <w:p>
             <w:pPr>
               <w:pStyle w:val="Compact"/>
+              <w:jc w:val="left"/>
             </w:pPr>
             <w:r>
               <w:t xml:space="preserve">Limitación funcional del yo</w:t>
@@ -11359,6 +11398,7 @@
           <w:p>
             <w:pPr>
               <w:pStyle w:val="Compact"/>
+              <w:jc w:val="left"/>
             </w:pPr>
             <w:r>
               <w:t xml:space="preserve">Sustituto/indicio de una satisfacción interceptada</w:t>
@@ -11370,6 +11410,7 @@
           <w:p>
             <w:pPr>
               <w:pStyle w:val="Compact"/>
+              <w:jc w:val="left"/>
             </w:pPr>
             <w:r>
               <w:t xml:space="preserve">Reacción del yo frente al peligro</w:t>
@@ -11383,6 +11424,7 @@
           <w:p>
             <w:pPr>
               <w:pStyle w:val="Compact"/>
+              <w:jc w:val="left"/>
             </w:pPr>
             <w:r>
               <w:t xml:space="preserve">Dónde ocurre</w:t>
@@ -11394,6 +11436,7 @@
           <w:p>
             <w:pPr>
               <w:pStyle w:val="Compact"/>
+              <w:jc w:val="left"/>
             </w:pPr>
             <w:r>
               <w:t xml:space="preserve">Dentro del yo</w:t>
@@ -11405,6 +11448,7 @@
           <w:p>
             <w:pPr>
               <w:pStyle w:val="Compact"/>
+              <w:jc w:val="left"/>
             </w:pPr>
             <w:r>
               <w:t xml:space="preserve">Fuera de la organización yoica (extraterritorial)</w:t>
@@ -11416,6 +11460,7 @@
           <w:p>
             <w:pPr>
               <w:pStyle w:val="Compact"/>
+              <w:jc w:val="left"/>
             </w:pPr>
             <w:r>
               <w:t xml:space="preserve">En el yo («único almácigo»)</w:t>
@@ -11429,6 +11474,7 @@
           <w:p>
             <w:pPr>
               <w:pStyle w:val="Compact"/>
+              <w:jc w:val="left"/>
             </w:pPr>
             <w:r>
               <w:t xml:space="preserve">Mecanismo</w:t>
@@ -11440,6 +11486,7 @@
           <w:p>
             <w:pPr>
               <w:pStyle w:val="Compact"/>
+              <w:jc w:val="left"/>
             </w:pPr>
             <w:r>
               <w:t xml:space="preserve">Precaución (ello/superyó) o empobrecimiento</w:t>
@@ -11451,6 +11498,7 @@
           <w:p>
             <w:pPr>
               <w:pStyle w:val="Compact"/>
+              <w:jc w:val="left"/>
             </w:pPr>
             <w:r>
               <w:t xml:space="preserve">Compromiso: represión + retorno desfigurado</w:t>
@@ -11462,6 +11510,7 @@
           <w:p>
             <w:pPr>
               <w:pStyle w:val="Compact"/>
+              <w:jc w:val="left"/>
             </w:pPr>
             <w:r>
               <w:t xml:space="preserve">Automática (desvalimiento) o señal (anticipación)</w:t>
@@ -11475,6 +11524,7 @@
           <w:p>
             <w:pPr>
               <w:pStyle w:val="Compact"/>
+              <w:jc w:val="left"/>
             </w:pPr>
             <w:r>
               <w:t xml:space="preserve">Relación con la angustia</w:t>
@@ -11486,6 +11536,7 @@
           <w:p>
             <w:pPr>
               <w:pStyle w:val="Compact"/>
+              <w:jc w:val="left"/>
             </w:pPr>
             <w:r>
               <w:t xml:space="preserve">La evita renunciando a la función</w:t>
@@ -11497,6 +11548,7 @@
           <w:p>
             <w:pPr>
               <w:pStyle w:val="Compact"/>
+              <w:jc w:val="left"/>
             </w:pPr>
             <w:r>
               <w:t xml:space="preserve">La evita (suspende su desarrollo)</w:t>
@@ -11508,6 +11560,7 @@
           <w:p>
             <w:pPr>
               <w:pStyle w:val="Compact"/>
+              <w:jc w:val="left"/>
             </w:pPr>
             <w:r>
               <w:t xml:space="preserve">Es la respuesta misma / motor de la defensa</w:t>
@@ -11521,6 +11574,7 @@
           <w:p>
             <w:pPr>
               <w:pStyle w:val="Compact"/>
+              <w:jc w:val="left"/>
             </w:pPr>
             <w:r>
               <w:t xml:space="preserve">Lacan agrega</w:t>
@@ -11532,6 +11586,7 @@
           <w:p>
             <w:pPr>
               <w:pStyle w:val="Compact"/>
+              <w:jc w:val="left"/>
             </w:pPr>
           </w:p>
         </w:tc>
@@ -11540,6 +11595,7 @@
           <w:p>
             <w:pPr>
               <w:pStyle w:val="Compact"/>
+              <w:jc w:val="left"/>
             </w:pPr>
           </w:p>
         </w:tc>
@@ -11548,6 +11604,7 @@
           <w:p>
             <w:pPr>
               <w:pStyle w:val="Compact"/>
+              <w:jc w:val="left"/>
             </w:pPr>
             <w:r>
               <w:t xml:space="preserve">Pasaje al acto y acting out como respuestas</w:t>
@@ -11578,6 +11635,7 @@
           <w:p>
             <w:pPr>
               <w:pStyle w:val="Compact"/>
+              <w:jc w:val="left"/>
             </w:pPr>
             <w:r>
               <w:t xml:space="preserve">Concepto</w:t>
@@ -11589,6 +11647,7 @@
           <w:p>
             <w:pPr>
               <w:pStyle w:val="Compact"/>
+              <w:jc w:val="left"/>
             </w:pPr>
             <w:r>
               <w:t xml:space="preserve">Fantasía (Freud)</w:t>
@@ -11600,6 +11659,7 @@
           <w:p>
             <w:pPr>
               <w:pStyle w:val="Compact"/>
+              <w:jc w:val="left"/>
             </w:pPr>
             <w:r>
               <w:t xml:space="preserve">Fantasma (Lacan)</w:t>
@@ -11613,6 +11673,7 @@
           <w:p>
             <w:pPr>
               <w:pStyle w:val="Compact"/>
+              <w:jc w:val="left"/>
             </w:pPr>
             <w:r>
               <w:t xml:space="preserve">Función</w:t>
@@ -11624,6 +11685,7 @@
           <w:p>
             <w:pPr>
               <w:pStyle w:val="Compact"/>
+              <w:jc w:val="left"/>
             </w:pPr>
             <w:r>
               <w:t xml:space="preserve">Formación protectora, mediadora pulsión–síntoma</w:t>
@@ -11635,6 +11697,7 @@
           <w:p>
             <w:pPr>
               <w:pStyle w:val="Compact"/>
+              <w:jc w:val="left"/>
             </w:pPr>
             <w:r>
               <w:t xml:space="preserve">Respuesta a lo real y al deseo del Otro; soporte; axioma; marco</w:t>
@@ -11648,6 +11711,7 @@
           <w:p>
             <w:pPr>
               <w:pStyle w:val="Compact"/>
+              <w:jc w:val="left"/>
             </w:pPr>
             <w:r>
               <w:t xml:space="preserve">Forma</w:t>
@@ -11659,6 +11723,7 @@
           <w:p>
             <w:pPr>
               <w:pStyle w:val="Compact"/>
+              <w:jc w:val="left"/>
             </w:pPr>
             <w:r>
               <w:t xml:space="preserve">Escena → frase (Pegan a un niño)</w:t>
@@ -11670,6 +11735,7 @@
           <w:p>
             <w:pPr>
               <w:pStyle w:val="Compact"/>
+              <w:jc w:val="left"/>
             </w:pPr>
             <w:r>
               <w:t xml:space="preserve">($◊a): sujeto dividido, objeto</w:t>
@@ -11696,6 +11762,7 @@
           <w:p>
             <w:pPr>
               <w:pStyle w:val="Compact"/>
+              <w:jc w:val="left"/>
             </w:pPr>
             <w:r>
               <w:t xml:space="preserve">Objeto</w:t>
@@ -11707,6 +11774,7 @@
           <w:p>
             <w:pPr>
               <w:pStyle w:val="Compact"/>
+              <w:jc w:val="left"/>
             </w:pPr>
             <w:r>
               <w:t xml:space="preserve">Conserva el objeto separado del yo</w:t>
@@ -11718,6 +11786,7 @@
           <w:p>
             <w:pPr>
               <w:pStyle w:val="Compact"/>
+              <w:jc w:val="left"/>
             </w:pPr>
             <w:r>
               <w:rPr>
@@ -11741,6 +11810,7 @@
           <w:p>
             <w:pPr>
               <w:pStyle w:val="Compact"/>
+              <w:jc w:val="left"/>
             </w:pPr>
             <w:r>
               <w:t xml:space="preserve">Vacilación</w:t>
@@ -11752,6 +11822,7 @@
           <w:p>
             <w:pPr>
               <w:pStyle w:val="Compact"/>
+              <w:jc w:val="left"/>
             </w:pPr>
             <w:r>
               <w:t xml:space="preserve">Angustia</w:t>
@@ -11763,6 +11834,7 @@
           <w:p>
             <w:pPr>
               <w:pStyle w:val="Compact"/>
+              <w:jc w:val="left"/>
             </w:pPr>
             <w:r>
               <w:t xml:space="preserve">Angustia: irrumpe lo real/siniestro</w:t>
@@ -12008,6 +12080,7 @@
           <w:p>
             <w:pPr>
               <w:pStyle w:val="Compact"/>
+              <w:jc w:val="left"/>
             </w:pPr>
             <w:r>
               <w:t xml:space="preserve">Va hacia / viene de</w:t>
@@ -12019,6 +12092,7 @@
           <w:p>
             <w:pPr>
               <w:pStyle w:val="Compact"/>
+              <w:jc w:val="left"/>
             </w:pPr>
             <w:r>
               <w:t xml:space="preserve">Cómo se conecta</w:t>
@@ -12032,6 +12106,7 @@
           <w:p>
             <w:pPr>
               <w:pStyle w:val="Compact"/>
+              <w:jc w:val="left"/>
             </w:pPr>
             <w:r>
               <w:rPr>
@@ -12046,6 +12121,7 @@
           <w:p>
             <w:pPr>
               <w:pStyle w:val="Compact"/>
+              <w:jc w:val="left"/>
             </w:pPr>
             <w:r>
               <w:t xml:space="preserve">Fantasía como eslabón de la formación de síntoma; fijación y regresión</w:t>
@@ -12059,6 +12135,7 @@
           <w:p>
             <w:pPr>
               <w:pStyle w:val="Compact"/>
+              <w:jc w:val="left"/>
             </w:pPr>
             <w:r>
               <w:rPr>
@@ -12073,6 +12150,7 @@
           <w:p>
             <w:pPr>
               <w:pStyle w:val="Compact"/>
+              <w:jc w:val="left"/>
             </w:pPr>
             <w:r>
               <w:t xml:space="preserve">La angustia como motor de la defensa; defensa vs represión</w:t>
@@ -12086,6 +12164,7 @@
           <w:p>
             <w:pPr>
               <w:pStyle w:val="Compact"/>
+              <w:jc w:val="left"/>
             </w:pPr>
             <w:r>
               <w:rPr>
@@ -12100,6 +12179,7 @@
           <w:p>
             <w:pPr>
               <w:pStyle w:val="Compact"/>
+              <w:jc w:val="left"/>
             </w:pPr>
             <w:r>
               <w:t xml:space="preserve">Hans y la fobia; histeria y obsesión: posición ante la escena y el padre</w:t>
@@ -12113,6 +12193,7 @@
           <w:p>
             <w:pPr>
               <w:pStyle w:val="Compact"/>
+              <w:jc w:val="left"/>
             </w:pPr>
             <w:r>
               <w:rPr>
@@ -12127,6 +12208,7 @@
           <w:p>
             <w:pPr>
               <w:pStyle w:val="Compact"/>
+              <w:jc w:val="left"/>
             </w:pPr>
             <w:r>
               <w:t xml:space="preserve">Fantasma perverso invertido (a◊$)</w:t>
@@ -12140,6 +12222,7 @@
           <w:p>
             <w:pPr>
               <w:pStyle w:val="Compact"/>
+              <w:jc w:val="left"/>
             </w:pPr>
             <w:r>
               <w:rPr>
@@ -12154,6 +12237,7 @@
           <w:p>
             <w:pPr>
               <w:pStyle w:val="Compact"/>
+              <w:jc w:val="left"/>
             </w:pPr>
             <w:r>
               <w:t xml:space="preserve">Fracasos del fantasma; cortocircuitos del acto</w:t>
@@ -12167,6 +12251,7 @@
           <w:p>
             <w:pPr>
               <w:pStyle w:val="Compact"/>
+              <w:jc w:val="left"/>
             </w:pPr>
             <w:r>
               <w:rPr>
@@ -12181,6 +12266,7 @@
           <w:p>
             <w:pPr>
               <w:pStyle w:val="Compact"/>
+              <w:jc w:val="left"/>
             </w:pPr>
             <w:r>
               <w:t xml:space="preserve">Trauma, desvalimiento, repetición</w:t>
@@ -12194,6 +12280,7 @@
           <w:p>
             <w:pPr>
               <w:pStyle w:val="Compact"/>
+              <w:jc w:val="left"/>
             </w:pPr>
             <w:r>
               <w:rPr>
@@ -12208,6 +12295,7 @@
           <w:p>
             <w:pPr>
               <w:pStyle w:val="Compact"/>
+              <w:jc w:val="left"/>
             </w:pPr>
             <w:r>
               <w:t xml:space="preserve">Edipo, castración y metáfora paterna</w:t>
@@ -12246,6 +12334,7 @@
           <w:p>
             <w:pPr>
               <w:pStyle w:val="Compact"/>
+              <w:jc w:val="left"/>
             </w:pPr>
             <w:r>
               <w:t xml:space="preserve">Término</w:t>
@@ -12257,6 +12346,7 @@
           <w:p>
             <w:pPr>
               <w:pStyle w:val="Compact"/>
+              <w:jc w:val="left"/>
             </w:pPr>
             <w:r>
               <w:t xml:space="preserve">Definición breve</w:t>
@@ -12270,6 +12360,7 @@
           <w:p>
             <w:pPr>
               <w:pStyle w:val="Compact"/>
+              <w:jc w:val="left"/>
             </w:pPr>
             <w:r>
               <w:rPr>
@@ -12285,6 +12376,7 @@
           <w:p>
             <w:pPr>
               <w:pStyle w:val="Compact"/>
+              <w:jc w:val="left"/>
             </w:pPr>
             <w:r>
               <w:t xml:space="preserve">Formación protectora/mediadora; escena y frase (T05)</w:t>
@@ -12298,6 +12390,7 @@
           <w:p>
             <w:pPr>
               <w:pStyle w:val="Compact"/>
+              <w:jc w:val="left"/>
             </w:pPr>
             <w:r>
               <w:rPr>
@@ -12313,6 +12406,7 @@
           <w:p>
             <w:pPr>
               <w:pStyle w:val="Compact"/>
+              <w:jc w:val="left"/>
             </w:pPr>
             <w:r>
               <w:t xml:space="preserve">($◊a): respuesta del sujeto a lo real y al deseo del Otro; marco (T05, p. 8)</w:t>
@@ -12326,6 +12420,7 @@
           <w:p>
             <w:pPr>
               <w:pStyle w:val="Compact"/>
+              <w:jc w:val="left"/>
             </w:pPr>
             <w:r>
               <w:rPr>
@@ -12341,6 +12436,7 @@
           <w:p>
             <w:pPr>
               <w:pStyle w:val="Compact"/>
+              <w:jc w:val="left"/>
             </w:pPr>
             <w:r>
               <w:t xml:space="preserve">Fantasía de tres tiempos; segundo tiempo masoquista e inconsciente (T05, p. 5)</w:t>
@@ -12354,6 +12450,7 @@
           <w:p>
             <w:pPr>
               <w:pStyle w:val="Compact"/>
+              <w:jc w:val="left"/>
             </w:pPr>
             <w:r>
               <w:rPr>
@@ -12369,6 +12466,7 @@
           <w:p>
             <w:pPr>
               <w:pStyle w:val="Compact"/>
+              <w:jc w:val="left"/>
             </w:pPr>
             <w:r>
               <w:t xml:space="preserve">Marca de la castración; predisposición a la neurosis (T05, p. 6-7)</w:t>
@@ -12382,6 +12480,7 @@
           <w:p>
             <w:pPr>
               <w:pStyle w:val="Compact"/>
+              <w:jc w:val="left"/>
             </w:pPr>
             <w:r>
               <w:rPr>
@@ -12413,6 +12512,7 @@
           <w:p>
             <w:pPr>
               <w:pStyle w:val="Compact"/>
+              <w:jc w:val="left"/>
             </w:pPr>
             <w:r>
               <w:t xml:space="preserve">Objeto real, no representable ni nombrable; causa del deseo; objeto de la angustia (T05, p. 4; T09)</w:t>
@@ -12426,6 +12526,7 @@
           <w:p>
             <w:pPr>
               <w:pStyle w:val="Compact"/>
+              <w:jc w:val="left"/>
             </w:pPr>
             <w:r>
               <w:rPr>
@@ -12457,6 +12558,7 @@
           <w:p>
             <w:pPr>
               <w:pStyle w:val="Compact"/>
+              <w:jc w:val="left"/>
             </w:pPr>
             <w:r>
               <w:t xml:space="preserve">Irrupción en la escena de lo que no debería aparecer (T05, p. 8; T09)</w:t>
@@ -12470,6 +12572,7 @@
           <w:p>
             <w:pPr>
               <w:pStyle w:val="Compact"/>
+              <w:jc w:val="left"/>
             </w:pPr>
             <w:r>
               <w:rPr>
@@ -12485,6 +12588,7 @@
           <w:p>
             <w:pPr>
               <w:pStyle w:val="Compact"/>
+              <w:jc w:val="left"/>
             </w:pPr>
             <w:r>
               <w:t xml:space="preserve">Limitación funcional del yo (T08, cap. I)</w:t>
@@ -12498,6 +12602,7 @@
           <w:p>
             <w:pPr>
               <w:pStyle w:val="Compact"/>
+              <w:jc w:val="left"/>
             </w:pPr>
             <w:r>
               <w:rPr>
@@ -12513,6 +12618,7 @@
           <w:p>
             <w:pPr>
               <w:pStyle w:val="Compact"/>
+              <w:jc w:val="left"/>
             </w:pPr>
             <w:r>
               <w:t xml:space="preserve">Indicio y sustituto de una satisfacción interceptada (T08, cap. II)</w:t>
@@ -12526,6 +12632,7 @@
           <w:p>
             <w:pPr>
               <w:pStyle w:val="Compact"/>
+              <w:jc w:val="left"/>
             </w:pPr>
             <w:r>
               <w:rPr>
@@ -12541,6 +12648,7 @@
           <w:p>
             <w:pPr>
               <w:pStyle w:val="Compact"/>
+              <w:jc w:val="left"/>
             </w:pPr>
             <w:r>
               <w:t xml:space="preserve">Carácter del síntoma de existir fuera del yo (T08, cap. II)</w:t>
@@ -12554,6 +12662,7 @@
           <w:p>
             <w:pPr>
               <w:pStyle w:val="Compact"/>
+              <w:jc w:val="left"/>
             </w:pPr>
             <w:r>
               <w:rPr>
@@ -12569,6 +12678,7 @@
           <w:p>
             <w:pPr>
               <w:pStyle w:val="Compact"/>
+              <w:jc w:val="left"/>
             </w:pPr>
             <w:r>
               <w:t xml:space="preserve">Beneficio que el yo extrae del síntoma; refuerza la fijación (T08, cap. III)</w:t>
@@ -12582,6 +12692,7 @@
           <w:p>
             <w:pPr>
               <w:pStyle w:val="Compact"/>
+              <w:jc w:val="left"/>
             </w:pPr>
             <w:r>
               <w:rPr>
@@ -12597,6 +12708,7 @@
           <w:p>
             <w:pPr>
               <w:pStyle w:val="Compact"/>
+              <w:jc w:val="left"/>
             </w:pPr>
             <w:r>
               <w:t xml:space="preserve">Reacción ante desvalimiento/trauma (T08, cap. VIII)</w:t>
@@ -12610,6 +12722,7 @@
           <w:p>
             <w:pPr>
               <w:pStyle w:val="Compact"/>
+              <w:jc w:val="left"/>
             </w:pPr>
             <w:r>
               <w:rPr>
@@ -12625,6 +12738,7 @@
           <w:p>
             <w:pPr>
               <w:pStyle w:val="Compact"/>
+              <w:jc w:val="left"/>
             </w:pPr>
             <w:r>
               <w:t xml:space="preserve">Reproducción deliberada ante el peligro inminente (T08, cap. VIII)</w:t>
@@ -12638,6 +12752,7 @@
           <w:p>
             <w:pPr>
               <w:pStyle w:val="Compact"/>
+              <w:jc w:val="left"/>
             </w:pPr>
             <w:r>
               <w:rPr>
@@ -12653,6 +12768,7 @@
           <w:p>
             <w:pPr>
               <w:pStyle w:val="Compact"/>
+              <w:jc w:val="left"/>
             </w:pPr>
             <w:r>
               <w:t xml:space="preserve">Desvalimiento (T08, cap. VIII; T01, p. 40)</w:t>
@@ -12666,6 +12782,7 @@
           <w:p>
             <w:pPr>
               <w:pStyle w:val="Compact"/>
+              <w:jc w:val="left"/>
             </w:pPr>
             <w:r>
               <w:rPr>
@@ -12681,6 +12798,7 @@
           <w:p>
             <w:pPr>
               <w:pStyle w:val="Compact"/>
+              <w:jc w:val="left"/>
             </w:pPr>
             <w:r>
               <w:t xml:space="preserve">«Urgencia de la vida» (T01, p. 40)</w:t>
@@ -12694,6 +12812,7 @@
           <w:p>
             <w:pPr>
               <w:pStyle w:val="Compact"/>
+              <w:jc w:val="left"/>
             </w:pPr>
             <w:r>
               <w:rPr>
@@ -12709,6 +12828,7 @@
           <w:p>
             <w:pPr>
               <w:pStyle w:val="Compact"/>
+              <w:jc w:val="left"/>
             </w:pPr>
             <w:r>
               <w:t xml:space="preserve">Cuadro de 1895 por acumulación de excitación sexual somática (T06)</w:t>
@@ -12722,6 +12842,7 @@
           <w:p>
             <w:pPr>
               <w:pStyle w:val="Compact"/>
+              <w:jc w:val="left"/>
             </w:pPr>
             <w:r>
               <w:rPr>
@@ -12737,6 +12858,7 @@
           <w:p>
             <w:pPr>
               <w:pStyle w:val="Compact"/>
+              <w:jc w:val="left"/>
             </w:pPr>
             <w:r>
               <w:t xml:space="preserve">Condición de angustia típica en la mujer/histeria (T08, cap. VIII)</w:t>
@@ -12891,7 +13013,10 @@
     <w:bookmarkEnd w:id="58"/>
     <w:bookmarkEnd w:id="59"/>
     <w:sectPr>
-      <w:pgMar w:bottom="1134" w:left="1247" w:right="1247" w:top="1134"/>
+      <w:headerReference r:id="rIdHdr1" w:type="default"/>
+      <w:footerReference r:id="rIdFtr1" w:type="default"/>
+      <w:pgSz w:h="16838" w:w="11906"/>
+      <w:pgMar w:bottom="720" w:footer="397" w:gutter="0" w:header="397" w:left="720" w:right="1701" w:top="720"/>
     </w:sectPr>
   </w:body>
 </w:document>
@@ -12901,6 +13026,49 @@
 <w:comments xmlns:w="http://schemas.openxmlformats.org/wordprocessingml/2006/main" xmlns:m="http://schemas.openxmlformats.org/officeDocument/2006/math" xmlns:r="http://schemas.openxmlformats.org/officeDocument/2006/relationships" xmlns:o="urn:schemas-microsoft-com:office:office" xmlns:v="urn:schemas-microsoft-com:vml" xmlns:w10="urn:schemas-microsoft-com:office:word" xmlns:a="http://schemas.openxmlformats.org/drawingml/2006/main" xmlns:pic="http://schemas.openxmlformats.org/drawingml/2006/picture" xmlns:wp="http://schemas.openxmlformats.org/drawingml/2006/wordprocessingDrawing"/>
 </file>
 
+<file path=word/footer1.xml><?xml version="1.0" encoding="utf-8"?>
+<w:ftr xmlns:w="http://schemas.openxmlformats.org/wordprocessingml/2006/main" xmlns:r="http://schemas.openxmlformats.org/officeDocument/2006/relationships">
+  <w:p>
+    <w:pPr>
+      <w:pStyle w:val="PieGuia"/>
+    </w:pPr>
+    <w:r>
+      <w:fldChar w:fldCharType="begin"/>
+    </w:r>
+    <w:r>
+      <w:instrText xml:space="preserve"> PAGE </w:instrText>
+    </w:r>
+    <w:r>
+      <w:fldChar w:fldCharType="separate"/>
+    </w:r>
+    <w:r>
+      <w:t>1</w:t>
+    </w:r>
+    <w:r>
+      <w:fldChar w:fldCharType="end"/>
+    </w:r>
+    <w:r>
+      <w:t xml:space="preserve"> / </w:t>
+    </w:r>
+    <w:r>
+      <w:fldChar w:fldCharType="begin"/>
+    </w:r>
+    <w:r>
+      <w:instrText xml:space="preserve"> NUMPAGES </w:instrText>
+    </w:r>
+    <w:r>
+      <w:fldChar w:fldCharType="separate"/>
+    </w:r>
+    <w:r>
+      <w:t>1</w:t>
+    </w:r>
+    <w:r>
+      <w:fldChar w:fldCharType="end"/>
+    </w:r>
+  </w:p>
+</w:ftr>
+</file>
+
 <file path=word/footnotes.xml><?xml version="1.0" encoding="utf-8"?>
 <w:footnotes xmlns:w="http://schemas.openxmlformats.org/wordprocessingml/2006/main" xmlns:m="http://schemas.openxmlformats.org/officeDocument/2006/math" xmlns:r="http://schemas.openxmlformats.org/officeDocument/2006/relationships" xmlns:o="urn:schemas-microsoft-com:office:office" xmlns:v="urn:schemas-microsoft-com:vml" xmlns:w10="urn:schemas-microsoft-com:office:word" xmlns:a="http://schemas.openxmlformats.org/drawingml/2006/main" xmlns:pic="http://schemas.openxmlformats.org/drawingml/2006/picture" xmlns:wp="http://schemas.openxmlformats.org/drawingml/2006/wordprocessingDrawing">
   <w:footnote w:type="continuationSeparator" w:id="0">
@@ -12918,6 +13086,19 @@
     </w:p>
   </w:footnote>
 </w:footnotes>
+</file>
+
+<file path=word/header1.xml><?xml version="1.0" encoding="utf-8"?>
+<w:hdr xmlns:w="http://schemas.openxmlformats.org/wordprocessingml/2006/main" xmlns:r="http://schemas.openxmlformats.org/officeDocument/2006/relationships">
+  <w:p>
+    <w:pPr>
+      <w:pStyle w:val="EncabezadoGuia"/>
+    </w:pPr>
+    <w:r>
+      <w:t xml:space="preserve">C14 — El fantasma. Angustia, síntoma, inhibición</w:t>
+    </w:r>
+  </w:p>
+</w:hdr>
 </file>
 
 <file path=word/numbering.xml><?xml version="1.0" encoding="utf-8"?>
@@ -13428,6 +13609,7 @@
     <w:qFormat/>
     <w:pPr>
       <w:spacing w:after="120" w:line="276" w:lineRule="auto"/>
+      <w:jc w:val="both"/>
     </w:pPr>
     <w:rPr>
       <w:rFonts w:ascii="Calibri" w:hAnsi="Calibri"/>
@@ -13485,7 +13667,7 @@
       <w:keepNext/>
       <w:keepLines/>
       <w:spacing w:after="80" w:before="200"/>
-      <w:jc w:val="center"/>
+      <w:jc w:val="left"/>
     </w:pPr>
     <w:rPr>
       <w:rFonts w:ascii="Calibri" w:asciiTheme="majorHAnsi" w:cstheme="majorBidi" w:eastAsiaTheme="majorEastAsia" w:hAnsi="Calibri" w:hAnsiTheme="majorHAnsi"/>
@@ -13505,7 +13687,7 @@
       <w:keepNext/>
       <w:keepLines/>
       <w:spacing w:after="240" w:before="240"/>
-      <w:jc w:val="center"/>
+      <w:jc w:val="left"/>
     </w:pPr>
     <w:rPr>
       <w:sz w:val="30"/>
@@ -13519,7 +13701,7 @@
     <w:pPr>
       <w:keepNext/>
       <w:keepLines/>
-      <w:jc w:val="center"/>
+      <w:jc w:val="left"/>
     </w:pPr>
   </w:style>
   <w:style w:styleId="Date" w:type="paragraph">
@@ -13529,7 +13711,7 @@
     <w:pPr>
       <w:keepNext/>
       <w:keepLines/>
-      <w:jc w:val="center"/>
+      <w:jc w:val="left"/>
     </w:pPr>
   </w:style>
   <w:style w:customStyle="1" w:styleId="AbstractTitle" w:type="paragraph">
@@ -13540,8 +13722,8 @@
     <w:pPr>
       <w:keepNext/>
       <w:keepLines/>
-      <w:jc w:val="center"/>
       <w:spacing w:after="0" w:before="300"/>
+      <w:jc w:val="left"/>
     </w:pPr>
     <w:rPr>
       <w:sz w:val="20"/>
@@ -13584,6 +13766,7 @@
       <w:keepNext/>
       <w:keepLines/>
       <w:spacing w:after="80" w:before="280"/>
+      <w:jc w:val="left"/>
       <w:outlineLvl w:val="0"/>
     </w:pPr>
     <w:rPr>
@@ -13606,6 +13789,7 @@
       <w:keepNext/>
       <w:keepLines/>
       <w:spacing w:after="80" w:before="280"/>
+      <w:jc w:val="left"/>
       <w:outlineLvl w:val="1"/>
     </w:pPr>
     <w:rPr>
@@ -13628,6 +13812,7 @@
       <w:keepNext/>
       <w:keepLines/>
       <w:spacing w:after="80" w:before="200"/>
+      <w:jc w:val="left"/>
       <w:outlineLvl w:val="2"/>
     </w:pPr>
     <w:rPr>
@@ -13650,6 +13835,7 @@
       <w:keepNext/>
       <w:keepLines/>
       <w:spacing w:after="80" w:before="200"/>
+      <w:jc w:val="left"/>
       <w:outlineLvl w:val="3"/>
     </w:pPr>
     <w:rPr>
@@ -13673,6 +13859,7 @@
       <w:keepNext/>
       <w:keepLines/>
       <w:spacing w:after="0" w:before="200"/>
+      <w:jc w:val="left"/>
       <w:outlineLvl w:val="4"/>
     </w:pPr>
     <w:rPr>
@@ -13694,6 +13881,7 @@
       <w:keepNext/>
       <w:keepLines/>
       <w:spacing w:after="0" w:before="200"/>
+      <w:jc w:val="left"/>
       <w:outlineLvl w:val="5"/>
     </w:pPr>
     <w:rPr>
@@ -13714,6 +13902,7 @@
       <w:keepNext/>
       <w:keepLines/>
       <w:spacing w:after="0" w:before="200"/>
+      <w:jc w:val="left"/>
       <w:outlineLvl w:val="6"/>
     </w:pPr>
     <w:rPr>
@@ -13734,6 +13923,7 @@
       <w:keepNext/>
       <w:keepLines/>
       <w:spacing w:after="0" w:before="200"/>
+      <w:jc w:val="left"/>
       <w:outlineLvl w:val="7"/>
     </w:pPr>
     <w:rPr>
@@ -13754,6 +13944,7 @@
       <w:keepNext/>
       <w:keepLines/>
       <w:spacing w:after="0" w:before="200"/>
+      <w:jc w:val="left"/>
       <w:outlineLvl w:val="8"/>
     </w:pPr>
     <w:rPr>
@@ -13771,6 +13962,9 @@
     <w:unhideWhenUsed/>
     <w:qFormat/>
     <w:pPr>
+      <w:pBdr>
+        <w:left w:color="C9D1D9" w:space="8" w:sz="12" w:val="single"/>
+      </w:pBdr>
       <w:spacing w:after="100" w:before="100"/>
       <w:ind w:firstLine="0" w:left="454" w:right="480"/>
     </w:pPr>
@@ -13847,6 +14041,7 @@
     <w:link w:val="BodyTextChar"/>
     <w:pPr>
       <w:spacing w:after="120" w:before="0"/>
+      <w:jc w:val="left"/>
     </w:pPr>
     <w:rPr>
       <w:i/>
@@ -13859,6 +14054,7 @@
     <w:basedOn w:val="Caption"/>
     <w:pPr>
       <w:keepNext/>
+      <w:jc w:val="left"/>
     </w:pPr>
     <w:rPr>
       <w:color w:val="5D6B78"/>
@@ -13868,6 +14064,9 @@
   <w:style w:customStyle="1" w:styleId="ImageCaption" w:type="paragraph">
     <w:name w:val="Image Caption"/>
     <w:basedOn w:val="Caption"/>
+    <w:pPr>
+      <w:jc w:val="left"/>
+    </w:pPr>
     <w:rPr>
       <w:color w:val="5D6B78"/>
       <w:sz w:val="18"/>
@@ -13876,12 +14075,16 @@
   <w:style w:customStyle="1" w:styleId="Figure" w:type="paragraph">
     <w:name w:val="Figure"/>
     <w:basedOn w:val="Normal"/>
+    <w:pPr>
+      <w:jc w:val="center"/>
+    </w:pPr>
   </w:style>
   <w:style w:customStyle="1" w:styleId="CaptionedFigure" w:type="paragraph">
     <w:name w:val="Captioned Figure"/>
     <w:basedOn w:val="Figure"/>
     <w:pPr>
       <w:keepNext/>
+      <w:jc w:val="center"/>
     </w:pPr>
   </w:style>
   <w:style w:customStyle="1" w:styleId="BodyTextChar" w:type="character">
@@ -13924,6 +14127,7 @@
     <w:qFormat/>
     <w:pPr>
       <w:spacing w:before="240" w:line="259" w:lineRule="auto"/>
+      <w:jc w:val="left"/>
       <w:outlineLvl w:val="9"/>
     </w:pPr>
     <w:rPr>
@@ -13931,6 +14135,187 @@
       <w:b w:val="0"/>
       <w:bCs w:val="0"/>
       <w:color w:themeColor="accent1" w:themeShade="BF" w:val="365F91"/>
+    </w:rPr>
+  </w:style>
+  <w:style w:customStyle="1" w:styleId="RecuadroIdea" w:type="paragraph">
+    <w:name w:val="Recuadro Idea"/>
+    <w:basedOn w:val="BodyText"/>
+    <w:uiPriority w:val="10"/>
+    <w:qFormat/>
+    <w:pPr>
+      <w:pBdr>
+        <w:top w:color="EAF2FC" w:space="4" w:sz="4" w:val="single"/>
+        <w:left w:color="2F6DB5" w:space="8" w:sz="24" w:val="single"/>
+        <w:bottom w:color="EAF2FC" w:space="4" w:sz="4" w:val="single"/>
+        <w:right w:color="EAF2FC" w:space="8" w:sz="4" w:val="single"/>
+      </w:pBdr>
+      <w:shd w:color="auto" w:fill="EAF2FC" w:val="clear"/>
+      <w:spacing w:after="40" w:before="40" w:line="264" w:lineRule="auto"/>
+      <w:ind w:left="227" w:right="227"/>
+    </w:pPr>
+    <w:rPr>
+      <w:color w:val="14202B"/>
+      <w:sz w:val="21"/>
+      <w:szCs w:val="21"/>
+    </w:rPr>
+  </w:style>
+  <w:style w:customStyle="1" w:styleId="RecuadroClave" w:type="paragraph">
+    <w:name w:val="Recuadro Clave"/>
+    <w:basedOn w:val="BodyText"/>
+    <w:uiPriority w:val="10"/>
+    <w:qFormat/>
+    <w:pPr>
+      <w:pBdr>
+        <w:top w:color="FFF6DC" w:space="4" w:sz="4" w:val="single"/>
+        <w:left w:color="D9A21B" w:space="8" w:sz="24" w:val="single"/>
+        <w:bottom w:color="FFF6DC" w:space="4" w:sz="4" w:val="single"/>
+        <w:right w:color="FFF6DC" w:space="8" w:sz="4" w:val="single"/>
+      </w:pBdr>
+      <w:shd w:color="auto" w:fill="FFF6DC" w:val="clear"/>
+      <w:spacing w:after="40" w:before="40" w:line="264" w:lineRule="auto"/>
+      <w:ind w:left="227" w:right="227"/>
+    </w:pPr>
+    <w:rPr>
+      <w:color w:val="14202B"/>
+      <w:sz w:val="21"/>
+      <w:szCs w:val="21"/>
+    </w:rPr>
+  </w:style>
+  <w:style w:customStyle="1" w:styleId="RecuadroParcial" w:type="paragraph">
+    <w:name w:val="Recuadro Parcial"/>
+    <w:basedOn w:val="BodyText"/>
+    <w:uiPriority w:val="10"/>
+    <w:qFormat/>
+    <w:pPr>
+      <w:pBdr>
+        <w:top w:color="E8F5EC" w:space="4" w:sz="4" w:val="single"/>
+        <w:left w:color="2E8B57" w:space="8" w:sz="24" w:val="single"/>
+        <w:bottom w:color="E8F5EC" w:space="4" w:sz="4" w:val="single"/>
+        <w:right w:color="E8F5EC" w:space="8" w:sz="4" w:val="single"/>
+      </w:pBdr>
+      <w:shd w:color="auto" w:fill="E8F5EC" w:val="clear"/>
+      <w:spacing w:after="40" w:before="40" w:line="264" w:lineRule="auto"/>
+      <w:ind w:left="227" w:right="227"/>
+    </w:pPr>
+    <w:rPr>
+      <w:color w:val="14202B"/>
+      <w:sz w:val="21"/>
+      <w:szCs w:val="21"/>
+    </w:rPr>
+  </w:style>
+  <w:style w:customStyle="1" w:styleId="RecuadroEsqueleto" w:type="paragraph">
+    <w:name w:val="Recuadro Esqueleto"/>
+    <w:basedOn w:val="BodyText"/>
+    <w:uiPriority w:val="10"/>
+    <w:qFormat/>
+    <w:pPr>
+      <w:pBdr>
+        <w:top w:color="E3F2F1" w:space="4" w:sz="4" w:val="single"/>
+        <w:left w:color="0F6B66" w:space="8" w:sz="24" w:val="single"/>
+        <w:bottom w:color="E3F2F1" w:space="4" w:sz="4" w:val="single"/>
+        <w:right w:color="E3F2F1" w:space="8" w:sz="4" w:val="single"/>
+      </w:pBdr>
+      <w:shd w:color="auto" w:fill="E3F2F1" w:val="clear"/>
+      <w:spacing w:after="40" w:before="40" w:line="264" w:lineRule="auto"/>
+      <w:ind w:left="227" w:right="227"/>
+    </w:pPr>
+    <w:rPr>
+      <w:color w:val="14202B"/>
+      <w:sz w:val="21"/>
+      <w:szCs w:val="21"/>
+    </w:rPr>
+  </w:style>
+  <w:style w:customStyle="1" w:styleId="RecuadroAtencion" w:type="paragraph">
+    <w:name w:val="Recuadro Atencion"/>
+    <w:basedOn w:val="BodyText"/>
+    <w:uiPriority w:val="10"/>
+    <w:qFormat/>
+    <w:pPr>
+      <w:pBdr>
+        <w:top w:color="FDECEA" w:space="4" w:sz="4" w:val="single"/>
+        <w:left w:color="C0392B" w:space="8" w:sz="24" w:val="single"/>
+        <w:bottom w:color="FDECEA" w:space="4" w:sz="4" w:val="single"/>
+        <w:right w:color="FDECEA" w:space="8" w:sz="4" w:val="single"/>
+      </w:pBdr>
+      <w:shd w:color="auto" w:fill="FDECEA" w:val="clear"/>
+      <w:spacing w:after="40" w:before="40" w:line="264" w:lineRule="auto"/>
+      <w:ind w:left="227" w:right="227"/>
+    </w:pPr>
+    <w:rPr>
+      <w:color w:val="14202B"/>
+      <w:sz w:val="21"/>
+      <w:szCs w:val="21"/>
+    </w:rPr>
+  </w:style>
+  <w:style w:customStyle="1" w:styleId="RecuadroComplemento" w:type="paragraph">
+    <w:name w:val="Recuadro Complemento"/>
+    <w:basedOn w:val="BodyText"/>
+    <w:uiPriority w:val="10"/>
+    <w:qFormat/>
+    <w:pPr>
+      <w:pBdr>
+        <w:top w:color="F2F4F6" w:space="4" w:sz="4" w:val="single"/>
+        <w:left w:color="8A96A3" w:space="8" w:sz="24" w:val="single"/>
+        <w:bottom w:color="F2F4F6" w:space="4" w:sz="4" w:val="single"/>
+        <w:right w:color="F2F4F6" w:space="8" w:sz="4" w:val="single"/>
+      </w:pBdr>
+      <w:shd w:color="auto" w:fill="F2F4F6" w:val="clear"/>
+      <w:spacing w:after="40" w:before="40" w:line="264" w:lineRule="auto"/>
+      <w:ind w:left="227" w:right="227"/>
+    </w:pPr>
+    <w:rPr>
+      <w:color w:val="3D4A57"/>
+      <w:sz w:val="21"/>
+      <w:szCs w:val="21"/>
+    </w:rPr>
+  </w:style>
+  <w:style w:customStyle="1" w:styleId="RecuadroFuente" w:type="paragraph">
+    <w:name w:val="Recuadro Fuente"/>
+    <w:basedOn w:val="BodyText"/>
+    <w:uiPriority w:val="10"/>
+    <w:qFormat/>
+    <w:pPr>
+      <w:pBdr>
+        <w:top w:color="F7F8FA" w:space="4" w:sz="4" w:val="single"/>
+        <w:left w:color="C9D1D9" w:space="8" w:sz="24" w:val="single"/>
+        <w:bottom w:color="F7F8FA" w:space="4" w:sz="4" w:val="single"/>
+        <w:right w:color="F7F8FA" w:space="8" w:sz="4" w:val="single"/>
+      </w:pBdr>
+      <w:shd w:color="auto" w:fill="F7F8FA" w:val="clear"/>
+      <w:spacing w:after="40" w:before="40" w:line="264" w:lineRule="auto"/>
+      <w:ind w:left="227" w:right="227"/>
+    </w:pPr>
+    <w:rPr>
+      <w:color w:val="3D4A57"/>
+      <w:sz w:val="19"/>
+      <w:szCs w:val="19"/>
+    </w:rPr>
+  </w:style>
+  <w:style w:customStyle="1" w:styleId="EncabezadoGuia" w:type="paragraph">
+    <w:name w:val="Encabezado guia"/>
+    <w:basedOn w:val="Normal"/>
+    <w:pPr>
+      <w:pBdr>
+        <w:bottom w:color="C9D1D9" w:space="2" w:sz="4" w:val="single"/>
+      </w:pBdr>
+      <w:jc w:val="right"/>
+      <w:spacing w:after="0"/>
+    </w:pPr>
+    <w:rPr>
+      <w:color w:val="5D6B78"/>
+      <w:sz w:val="17"/>
+    </w:rPr>
+  </w:style>
+  <w:style w:customStyle="1" w:styleId="PieGuia" w:type="paragraph">
+    <w:name w:val="Pie guia"/>
+    <w:basedOn w:val="Normal"/>
+    <w:pPr>
+      <w:jc w:val="center"/>
+      <w:spacing w:after="0"/>
+    </w:pPr>
+    <w:rPr>
+      <w:color w:val="5D6B78"/>
+      <w:sz w:val="17"/>
     </w:rPr>
   </w:style>
   <w:style w:type="paragraph" w:customStyle="1" w:styleId="SourceCode">

--- a/2do Año/Psicoanálisis/3_Guias_de_Estudio/C14_SintomaFantasmaYAngustia_Guia.docx
+++ b/2do Año/Psicoanálisis/3_Guias_de_Estudio/C14_SintomaFantasmaYAngustia_Guia.docx
@@ -46,13 +46,21 @@
           <w:b/>
           <w:bCs/>
         </w:rPr>
-        <w:t xml:space="preserve">Fuente:</w:t>
-      </w:r>
-      <w:r>
-        <w:t xml:space="preserve"> </w:t>
-      </w:r>
-      <w:r>
-        <w:t xml:space="preserve">Belucci,</w:t>
+        <w:t xml:space="preserve">Fuentes</w:t>
+      </w:r>
+      <w:r>
+        <w:t xml:space="preserve"> </w:t>
+      </w:r>
+      <w:r>
+        <w:t xml:space="preserve">(normas APA 7):</w:t>
+      </w:r>
+    </w:p>
+    <w:p>
+      <w:pPr>
+        <w:pStyle w:val="RecuadroFuente"/>
+      </w:pPr>
+      <w:r>
+        <w:t xml:space="preserve">• Belucci, G. (s. f.-b).</w:t>
       </w:r>
       <w:r>
         <w:t xml:space="preserve"> </w:t>
@@ -68,7 +76,15 @@
         <w:t xml:space="preserve"> </w:t>
       </w:r>
       <w:r>
-        <w:t xml:space="preserve">(T05, 2024) · Freud,</w:t>
+        <w:t xml:space="preserve">[Ficha de cátedra]. Universidad Favaloro. [Texto T05 del programa]</w:t>
+      </w:r>
+    </w:p>
+    <w:p>
+      <w:pPr>
+        <w:pStyle w:val="RecuadroFuente"/>
+      </w:pPr>
+      <w:r>
+        <w:t xml:space="preserve">• Belucci, G. (s. f.-c).</w:t>
       </w:r>
       <w:r>
         <w:t xml:space="preserve"> </w:t>
@@ -78,13 +94,21 @@
           <w:i/>
           <w:iCs/>
         </w:rPr>
-        <w:t xml:space="preserve">Sobre la justificación de separar de la neurastenia un determinado síndrome en calidad de neurosis de angustia</w:t>
-      </w:r>
-      <w:r>
-        <w:t xml:space="preserve"> </w:t>
-      </w:r>
-      <w:r>
-        <w:t xml:space="preserve">(T06, 1895) · Freud,</w:t>
+        <w:t xml:space="preserve">Sobre el concepto de defensa</w:t>
+      </w:r>
+      <w:r>
+        <w:t xml:space="preserve"> </w:t>
+      </w:r>
+      <w:r>
+        <w:t xml:space="preserve">[Ficha de cátedra]. Universidad Favaloro. [Texto T03 del programa]</w:t>
+      </w:r>
+    </w:p>
+    <w:p>
+      <w:pPr>
+        <w:pStyle w:val="RecuadroFuente"/>
+      </w:pPr>
+      <w:r>
+        <w:t xml:space="preserve">• Belucci, G. (2014b).</w:t>
       </w:r>
       <w:r>
         <w:t xml:space="preserve"> </w:t>
@@ -94,10 +118,21 @@
           <w:i/>
           <w:iCs/>
         </w:rPr>
-        <w:t xml:space="preserve">Inhibición, síntoma y angustia</w:t>
-      </w:r>
-      <w:r>
-        <w:t xml:space="preserve">, caps. I-VIII (T08, 1926) · Lacan,</w:t>
+        <w:t xml:space="preserve">Introducción al diagnóstico de estructura</w:t>
+      </w:r>
+      <w:r>
+        <w:t xml:space="preserve"> </w:t>
+      </w:r>
+      <w:r>
+        <w:t xml:space="preserve">[Ficha de cátedra]. Universidad Favaloro. [Texto T01 del programa]</w:t>
+      </w:r>
+    </w:p>
+    <w:p>
+      <w:pPr>
+        <w:pStyle w:val="RecuadroFuente"/>
+      </w:pPr>
+      <w:r>
+        <w:t xml:space="preserve">• Freud, S. (1996). Las neuropsicosis de defensa. En J. Strachey (Ed.),</w:t>
       </w:r>
       <w:r>
         <w:t xml:space="preserve"> </w:t>
@@ -107,10 +142,21 @@
           <w:i/>
           <w:iCs/>
         </w:rPr>
-        <w:t xml:space="preserve">El Seminario 10. La angustia</w:t>
-      </w:r>
-      <w:r>
-        <w:t xml:space="preserve">, caps. II, VI, VIII, IX, XII y XXIV, selección (T09) · Belucci,</w:t>
+        <w:t xml:space="preserve">Obras completas</w:t>
+      </w:r>
+      <w:r>
+        <w:t xml:space="preserve"> </w:t>
+      </w:r>
+      <w:r>
+        <w:t xml:space="preserve">(J. L. Etcheverry, Trad., Vol. 3). Amorrortu. (Obra original publicada en 1894) [Texto T02 del programa]</w:t>
+      </w:r>
+    </w:p>
+    <w:p>
+      <w:pPr>
+        <w:pStyle w:val="RecuadroFuente"/>
+      </w:pPr>
+      <w:r>
+        <w:t xml:space="preserve">• Freud, S. (1996). Sobre la justificación de separar de la neurastenia un determinado síndrome en calidad de «neurosis de angustia». En J. Strachey (Ed.),</w:t>
       </w:r>
       <w:r>
         <w:t xml:space="preserve"> </w:t>
@@ -120,29 +166,13 @@
           <w:i/>
           <w:iCs/>
         </w:rPr>
-        <w:t xml:space="preserve">Introducción al diagnóstico de estructura</w:t>
-      </w:r>
-      <w:r>
-        <w:t xml:space="preserve"> </w:t>
-      </w:r>
-      <w:r>
-        <w:t xml:space="preserve">(T01, pp. 3-4, 7, 33-36, 39-44) · tus apuntes de la clase 14 (10/8/2026) ·</w:t>
-      </w:r>
-      <w:r>
-        <w:t xml:space="preserve"> </w:t>
-      </w:r>
-      <w:r>
-        <w:rPr>
-          <w:b/>
-          <w:bCs/>
-        </w:rPr>
-        <w:t xml:space="preserve">Materia:</w:t>
-      </w:r>
-      <w:r>
-        <w:t xml:space="preserve"> </w:t>
-      </w:r>
-      <w:r>
-        <w:t xml:space="preserve">Psicoanálisis, 2.º año, Favaloro.</w:t>
+        <w:t xml:space="preserve">Obras completas</w:t>
+      </w:r>
+      <w:r>
+        <w:t xml:space="preserve"> </w:t>
+      </w:r>
+      <w:r>
+        <w:t xml:space="preserve">(J. L. Etcheverry, Trad., Vol. 3). Amorrortu. (Obra original publicada en 1895) [Texto T06 del programa]</w:t>
       </w:r>
     </w:p>
     <w:p>
@@ -150,175 +180,7 @@
         <w:pStyle w:val="RecuadroFuente"/>
       </w:pPr>
       <w:r>
-        <w:rPr>
-          <w:b/>
-          <w:bCs/>
-        </w:rPr>
-        <w:t xml:space="preserve">Cómo se cita:</w:t>
-      </w:r>
-      <w:r>
-        <w:t xml:space="preserve"> </w:t>
-      </w:r>
-      <w:r>
-        <w:t xml:space="preserve">«p. N» es la marca</w:t>
-      </w:r>
-      <w:r>
-        <w:t xml:space="preserve"> </w:t>
-      </w:r>
-      <w:r>
-        <w:rPr>
-          <w:rStyle w:val="VerbatimChar"/>
-        </w:rPr>
-        <w:t xml:space="preserve">## Página N</w:t>
-      </w:r>
-      <w:r>
-        <w:t xml:space="preserve"> </w:t>
-      </w:r>
-      <w:r>
-        <w:t xml:space="preserve">del texto extraído (T05, T09, T01). T06 y T08 no tienen marcas de página: se citan por</w:t>
-      </w:r>
-      <w:r>
-        <w:t xml:space="preserve"> </w:t>
-      </w:r>
-      <w:r>
-        <w:rPr>
-          <w:b/>
-          <w:bCs/>
-        </w:rPr>
-        <w:t xml:space="preserve">capítulo o apartado</w:t>
-      </w:r>
-      <w:r>
-        <w:t xml:space="preserve"> </w:t>
-      </w:r>
-      <w:r>
-        <w:t xml:space="preserve">(T08) o por sección (T06);</w:t>
-      </w:r>
-      <w:r>
-        <w:t xml:space="preserve"> </w:t>
-      </w:r>
-      <w:r>
-        <w:rPr>
-          <w:b/>
-          <w:bCs/>
-        </w:rPr>
-        <w:t xml:space="preserve">los números de capítulo de T08 (I-VIII) son orientativos</w:t>
-      </w:r>
-      <w:r>
-        <w:t xml:space="preserve"> </w:t>
-      </w:r>
-      <w:r>
-        <w:t xml:space="preserve">(el texto extraído no los marca: ubicá cada pasaje por su tema). Lo marcado</w:t>
-      </w:r>
-      <w:r>
-        <w:t xml:space="preserve"> </w:t>
-      </w:r>
-      <w:r>
-        <w:rPr>
-          <w:b/>
-          <w:bCs/>
-        </w:rPr>
-        <w:t xml:space="preserve">▸ Complemento</w:t>
-      </w:r>
-      <w:r>
-        <w:t xml:space="preserve"> </w:t>
-      </w:r>
-      <w:r>
-        <w:t xml:space="preserve">no está en los textos asignados.</w:t>
-      </w:r>
-    </w:p>
-    <w:p>
-      <w:pPr>
-        <w:pStyle w:val="RecuadroIdea"/>
-      </w:pPr>
-      <w:r>
-        <w:rPr>
-          <w:b/>
-          <w:bCs/>
-        </w:rPr>
-        <w:t xml:space="preserve">Idea-fuerza:</w:t>
-      </w:r>
-      <w:r>
-        <w:t xml:space="preserve"> </w:t>
-      </w:r>
-      <w:r>
-        <w:t xml:space="preserve">inhibición, síntoma y angustia son los tres modos de padecimiento que Freud ordena en 1926: tres respuestas del sujeto frente al peligro y a la falta en el Otro. La angustia no nace de la libido reprimida (primera teoría, 1895):</w:t>
-      </w:r>
-      <w:r>
-        <w:t xml:space="preserve"> </w:t>
-      </w:r>
-      <w:r>
-        <w:rPr>
-          <w:b/>
-          <w:bCs/>
-        </w:rPr>
-        <w:t xml:space="preserve">es la reacción del yo a un peligro</w:t>
-      </w:r>
-      <w:r>
-        <w:t xml:space="preserve"> </w:t>
-      </w:r>
-      <w:r>
-        <w:t xml:space="preserve">—automática si hay desvalimiento,</w:t>
-      </w:r>
-      <w:r>
-        <w:t xml:space="preserve"> </w:t>
-      </w:r>
-      <w:r>
-        <w:rPr>
-          <w:b/>
-          <w:bCs/>
-        </w:rPr>
-        <w:t xml:space="preserve">señal</w:t>
-      </w:r>
-      <w:r>
-        <w:t xml:space="preserve"> </w:t>
-      </w:r>
-      <w:r>
-        <w:t xml:space="preserve">si lo anticipa— y</w:t>
-      </w:r>
-      <w:r>
-        <w:t xml:space="preserve"> </w:t>
-      </w:r>
-      <w:r>
-        <w:rPr>
-          <w:b/>
-          <w:bCs/>
-        </w:rPr>
-        <w:t xml:space="preserve">ella crea la represión</w:t>
-      </w:r>
-      <w:r>
-        <w:t xml:space="preserve">, no al revés. El síntoma es sustituto de una satisfacción interceptada; la inhibición, una limitación del yo por precaución o empobrecimiento. Lacan reescribe la fantasía freudiana como</w:t>
-      </w:r>
-      <w:r>
-        <w:t xml:space="preserve"> </w:t>
-      </w:r>
-      <w:r>
-        <w:rPr>
-          <w:b/>
-          <w:bCs/>
-        </w:rPr>
-        <w:t xml:space="preserve">fantasma</w:t>
-      </w:r>
-      <w:r>
-        <w:t xml:space="preserve"> </w:t>
-      </w:r>
-      <w:r>
-        <w:t xml:space="preserve">($◊a): respuesta del sujeto a lo real y al deseo del Otro,</w:t>
-      </w:r>
-      <w:r>
-        <w:t xml:space="preserve"> </w:t>
-      </w:r>
-      <w:r>
-        <w:rPr>
-          <w:b/>
-          <w:bCs/>
-        </w:rPr>
-        <w:t xml:space="preserve">marco</w:t>
-      </w:r>
-      <w:r>
-        <w:t xml:space="preserve"> </w:t>
-      </w:r>
-      <w:r>
-        <w:t xml:space="preserve">que vela la castración; cuando vacila, irrumpe la angustia, que es lo que «no engaña» porque señala el objeto</w:t>
+        <w:t xml:space="preserve">• Freud, S. (1996b). 23.ª conferencia. Los caminos de la formación de síntoma. En J. Strachey (Ed.),</w:t>
       </w:r>
       <w:r>
         <w:t xml:space="preserve"> </w:t>
@@ -328,367 +190,560 @@
           <w:i/>
           <w:iCs/>
         </w:rPr>
-        <w:t xml:space="preserve">a</w:t>
-      </w:r>
-      <w:r>
-        <w:t xml:space="preserve">.</w:t>
-      </w:r>
-    </w:p>
-    <w:bookmarkStart w:id="9" w:name="Xebe78a99765903a6a585a2843142a551a43737b"/>
-    <w:p>
-      <w:pPr>
-        <w:pStyle w:val="Heading2"/>
-      </w:pPr>
-      <w:r>
-        <w:t xml:space="preserve">Hilo conductor: cómo se conectan los temas de esta guía</w:t>
-      </w:r>
-    </w:p>
-    <w:p>
-      <w:pPr>
-        <w:pStyle w:val="FirstParagraph"/>
-      </w:pPr>
-      <w:r>
-        <w:t xml:space="preserve">El tema de la clase son los</w:t>
-      </w:r>
-      <w:r>
-        <w:t xml:space="preserve"> </w:t>
-      </w:r>
-      <w:r>
-        <w:rPr>
-          <w:b/>
-          <w:bCs/>
-        </w:rPr>
-        <w:t xml:space="preserve">tres modos de padecimiento</w:t>
-      </w:r>
-      <w:r>
-        <w:t xml:space="preserve"> </w:t>
-      </w:r>
-      <w:r>
-        <w:t xml:space="preserve">que Freud ordena en 1926 (</w:t>
-      </w:r>
-      <w:r>
-        <w:rPr>
-          <w:b/>
-          <w:bCs/>
-        </w:rPr>
-        <w:t xml:space="preserve">inhibición, síntoma y angustia</w:t>
-      </w:r>
-      <w:r>
-        <w:t xml:space="preserve">) y el</w:t>
-      </w:r>
-      <w:r>
-        <w:t xml:space="preserve"> </w:t>
-      </w:r>
-      <w:r>
-        <w:rPr>
-          <w:b/>
-          <w:bCs/>
-        </w:rPr>
-        <w:t xml:space="preserve">fantasma</w:t>
-      </w:r>
-      <w:r>
-        <w:t xml:space="preserve"> </w:t>
-      </w:r>
-      <w:r>
-        <w:t xml:space="preserve">que Lacan introduce para explicar qué los sostiene. La clave para unirlos es una idea:</w:t>
-      </w:r>
-      <w:r>
-        <w:t xml:space="preserve"> </w:t>
-      </w:r>
-      <w:r>
-        <w:rPr>
-          <w:b/>
-          <w:bCs/>
-        </w:rPr>
-        <w:t xml:space="preserve">la angustia es la reacción del yo a un peligro</w:t>
-      </w:r>
-      <w:r>
-        <w:t xml:space="preserve">, y los otros dos son</w:t>
-      </w:r>
-      <w:r>
-        <w:t xml:space="preserve"> </w:t>
-      </w:r>
-      <w:r>
-        <w:rPr>
-          <w:b/>
-          <w:bCs/>
-        </w:rPr>
-        <w:t xml:space="preserve">respuestas</w:t>
-      </w:r>
-      <w:r>
-        <w:t xml:space="preserve"> </w:t>
-      </w:r>
-      <w:r>
-        <w:t xml:space="preserve">a esa angustia.</w:t>
-      </w:r>
-    </w:p>
-    <w:p>
-      <w:pPr>
-        <w:pStyle w:val="BodyText"/>
-      </w:pPr>
-      <w:r>
-        <w:t xml:space="preserve">El recorrido empieza por el fantasma (preguntas 1 y 2). Freud llega a la</w:t>
-      </w:r>
-      <w:r>
-        <w:t xml:space="preserve"> </w:t>
-      </w:r>
-      <w:r>
-        <w:rPr>
-          <w:b/>
-          <w:bCs/>
-        </w:rPr>
-        <w:t xml:space="preserve">fantasía</w:t>
-      </w:r>
-      <w:r>
-        <w:t xml:space="preserve"> </w:t>
-      </w:r>
-      <w:r>
-        <w:t xml:space="preserve">en cuatro estaciones: en 1897 como</w:t>
-      </w:r>
-      <w:r>
-        <w:t xml:space="preserve"> </w:t>
-      </w:r>
-      <w:r>
-        <w:rPr>
-          <w:b/>
-          <w:bCs/>
-        </w:rPr>
-        <w:t xml:space="preserve">formación protectora</w:t>
-      </w:r>
-      <w:r>
-        <w:t xml:space="preserve"> </w:t>
-      </w:r>
-      <w:r>
-        <w:t xml:space="preserve">y ficcional; en 1905 como</w:t>
-      </w:r>
-      <w:r>
-        <w:t xml:space="preserve"> </w:t>
-      </w:r>
-      <w:r>
-        <w:rPr>
-          <w:b/>
-          <w:bCs/>
-        </w:rPr>
-        <w:t xml:space="preserve">mediadora entre la pulsión y el síntoma</w:t>
-      </w:r>
-      <w:r>
-        <w:t xml:space="preserve">, que inscribe la pulsión en una escena e invierte actividad y pasividad; en 1914 como lo que</w:t>
-      </w:r>
-      <w:r>
-        <w:t xml:space="preserve"> </w:t>
-      </w:r>
-      <w:r>
-        <w:rPr>
-          <w:b/>
-          <w:bCs/>
-        </w:rPr>
-        <w:t xml:space="preserve">conserva el objeto separado del yo</w:t>
-      </w:r>
-      <w:r>
-        <w:t xml:space="preserve"> </w:t>
-      </w:r>
-      <w:r>
-        <w:t xml:space="preserve">(y, cuando fracasa, aparece la angustia); y en 1919 como una</w:t>
-      </w:r>
-      <w:r>
-        <w:t xml:space="preserve"> </w:t>
-      </w:r>
-      <w:r>
-        <w:rPr>
-          <w:b/>
-          <w:bCs/>
-        </w:rPr>
-        <w:t xml:space="preserve">frase</w:t>
-      </w:r>
-      <w:r>
-        <w:t xml:space="preserve"> </w:t>
-      </w:r>
-      <w:r>
-        <w:t xml:space="preserve">con tres tiempos, la «cicatriz del Edipo». Lacan la reescribe como</w:t>
-      </w:r>
-      <w:r>
-        <w:t xml:space="preserve"> </w:t>
-      </w:r>
-      <w:r>
-        <w:rPr>
-          <w:b/>
-          <w:bCs/>
-        </w:rPr>
-        <w:t xml:space="preserve">fantasma</w:t>
-      </w:r>
-      <w:r>
-        <w:t xml:space="preserve"> </w:t>
-      </w:r>
-      <w:r>
-        <w:t xml:space="preserve">($◊a): la respuesta del sujeto a lo real y al</w:t>
-      </w:r>
-      <w:r>
-        <w:t xml:space="preserve"> </w:t>
-      </w:r>
-      <w:r>
-        <w:rPr>
-          <w:b/>
-          <w:bCs/>
-        </w:rPr>
-        <w:t xml:space="preserve">deseo del Otro</w:t>
-      </w:r>
-      <w:r>
-        <w:t xml:space="preserve">, el</w:t>
-      </w:r>
-      <w:r>
-        <w:t xml:space="preserve"> </w:t>
-      </w:r>
-      <w:r>
-        <w:rPr>
-          <w:b/>
-          <w:bCs/>
-        </w:rPr>
-        <w:t xml:space="preserve">marco</w:t>
-      </w:r>
-      <w:r>
-        <w:t xml:space="preserve"> </w:t>
-      </w:r>
-      <w:r>
-        <w:t xml:space="preserve">que vela la castración y sostiene la realidad. Mientras el fantasma funciona, no hay angustia.</w:t>
-      </w:r>
-    </w:p>
-    <w:p>
-      <w:pPr>
-        <w:pStyle w:val="BodyText"/>
-      </w:pPr>
-      <w:r>
-        <w:t xml:space="preserve">Cuando el fantasma</w:t>
-      </w:r>
-      <w:r>
-        <w:t xml:space="preserve"> </w:t>
-      </w:r>
-      <w:r>
-        <w:rPr>
-          <w:b/>
-          <w:bCs/>
-        </w:rPr>
-        <w:t xml:space="preserve">vacila</w:t>
-      </w:r>
-      <w:r>
-        <w:t xml:space="preserve">, irrumpe la angustia (pregunta 5). Freud pasa de la</w:t>
-      </w:r>
-      <w:r>
-        <w:t xml:space="preserve"> </w:t>
-      </w:r>
-      <w:r>
-        <w:rPr>
-          <w:b/>
-          <w:bCs/>
-        </w:rPr>
-        <w:t xml:space="preserve">primera teoría</w:t>
-      </w:r>
-      <w:r>
-        <w:t xml:space="preserve"> </w:t>
-      </w:r>
-      <w:r>
-        <w:t xml:space="preserve">(la angustia como libido sin descarga, 1895) a la</w:t>
-      </w:r>
-      <w:r>
-        <w:t xml:space="preserve"> </w:t>
-      </w:r>
-      <w:r>
-        <w:rPr>
-          <w:b/>
-          <w:bCs/>
-        </w:rPr>
-        <w:t xml:space="preserve">segunda</w:t>
-      </w:r>
-      <w:r>
-        <w:t xml:space="preserve"> </w:t>
-      </w:r>
-      <w:r>
-        <w:t xml:space="preserve">(1926): la angustia es una</w:t>
-      </w:r>
-      <w:r>
-        <w:t xml:space="preserve"> </w:t>
-      </w:r>
-      <w:r>
-        <w:rPr>
-          <w:b/>
-          <w:bCs/>
-        </w:rPr>
-        <w:t xml:space="preserve">reacción del yo al peligro</w:t>
-      </w:r>
-      <w:r>
-        <w:t xml:space="preserve">,</w:t>
-      </w:r>
-      <w:r>
-        <w:t xml:space="preserve"> </w:t>
-      </w:r>
-      <w:r>
-        <w:rPr>
-          <w:b/>
-          <w:bCs/>
-        </w:rPr>
-        <w:t xml:space="preserve">automática</w:t>
-      </w:r>
-      <w:r>
-        <w:t xml:space="preserve"> </w:t>
-      </w:r>
-      <w:r>
-        <w:t xml:space="preserve">si hay desvalimiento y</w:t>
-      </w:r>
-      <w:r>
-        <w:t xml:space="preserve"> </w:t>
-      </w:r>
-      <w:r>
-        <w:rPr>
-          <w:b/>
-          <w:bCs/>
-        </w:rPr>
-        <w:t xml:space="preserve">señal</w:t>
-      </w:r>
-      <w:r>
-        <w:t xml:space="preserve"> </w:t>
-      </w:r>
-      <w:r>
-        <w:t xml:space="preserve">si lo anticipa; y</w:t>
-      </w:r>
-      <w:r>
-        <w:t xml:space="preserve"> </w:t>
-      </w:r>
-      <w:r>
-        <w:rPr>
-          <w:b/>
-          <w:bCs/>
-        </w:rPr>
-        <w:t xml:space="preserve">ella crea la represión</w:t>
-      </w:r>
-      <w:r>
-        <w:t xml:space="preserve">. Lacan la ubica como lo que «no engaña»: señala el</w:t>
-      </w:r>
-      <w:r>
-        <w:t xml:space="preserve"> </w:t>
-      </w:r>
-      <w:r>
-        <w:rPr>
-          <w:b/>
-          <w:bCs/>
-        </w:rPr>
-        <w:t xml:space="preserve">objeto</w:t>
-      </w:r>
-      <w:r>
-        <w:rPr>
-          <w:b/>
-          <w:bCs/>
-        </w:rPr>
-        <w:t xml:space="preserve"> </w:t>
-      </w:r>
-      <w:r>
-        <w:rPr>
-          <w:b/>
-          <w:bCs/>
+        <w:t xml:space="preserve">Obras completas</w:t>
+      </w:r>
+      <w:r>
+        <w:t xml:space="preserve"> </w:t>
+      </w:r>
+      <w:r>
+        <w:t xml:space="preserve">(J. L. Etcheverry, Trad., Vol. 16). Amorrortu. (Obra original publicada en 1917) [Texto T04 del programa]</w:t>
+      </w:r>
+    </w:p>
+    <w:p>
+      <w:pPr>
+        <w:pStyle w:val="RecuadroFuente"/>
+      </w:pPr>
+      <w:r>
+        <w:t xml:space="preserve">• Freud, S. (1996). Inhibición, síntoma y angustia. En J. Strachey (Ed.),</w:t>
+      </w:r>
+      <w:r>
+        <w:t xml:space="preserve"> </w:t>
+      </w:r>
+      <w:r>
+        <w:rPr>
           <w:i/>
           <w:iCs/>
         </w:rPr>
+        <w:t xml:space="preserve">Obras completas</w:t>
+      </w:r>
+      <w:r>
+        <w:t xml:space="preserve"> </w:t>
+      </w:r>
+      <w:r>
+        <w:t xml:space="preserve">(J. L. Etcheverry, Trad., Vol. 20). Amorrortu. (Obra original publicada en 1926) [Textos T08 (caps. I-VIII) y T28 (cap. XI) del programa]</w:t>
+      </w:r>
+    </w:p>
+    <w:p>
+      <w:pPr>
+        <w:pStyle w:val="RecuadroFuente"/>
+      </w:pPr>
+      <w:r>
+        <w:t xml:space="preserve">• Lacan, J. (2006).</w:t>
+      </w:r>
+      <w:r>
+        <w:t xml:space="preserve"> </w:t>
+      </w:r>
+      <w:r>
+        <w:rPr>
+          <w:i/>
+          <w:iCs/>
+        </w:rPr>
+        <w:t xml:space="preserve">El Seminario, libro 10: La angustia</w:t>
+      </w:r>
+      <w:r>
+        <w:t xml:space="preserve"> </w:t>
+      </w:r>
+      <w:r>
+        <w:t xml:space="preserve">(caps. II, VI, VIII, IX, XII y XXIV, selección). Paidós. (Seminario dictado en 1962-1963) [Texto T09 del programa]</w:t>
+      </w:r>
+    </w:p>
+    <w:p>
+      <w:pPr>
+        <w:pStyle w:val="RecuadroFuente"/>
+      </w:pPr>
+      <w:r>
+        <w:rPr>
+          <w:b/>
+          <w:bCs/>
+        </w:rPr>
+        <w:t xml:space="preserve">Materia:</w:t>
+      </w:r>
+      <w:r>
+        <w:t xml:space="preserve"> </w:t>
+      </w:r>
+      <w:r>
+        <w:t xml:space="preserve">Psicoanálisis, 2.º año, Favaloro.</w:t>
+      </w:r>
+      <w:r>
+        <w:t xml:space="preserve"> </w:t>
+      </w:r>
+      <w:r>
+        <w:rPr>
+          <w:b/>
+          <w:bCs/>
+        </w:rPr>
+        <w:t xml:space="preserve">Apuntes de clase:</w:t>
+      </w:r>
+      <w:r>
+        <w:t xml:space="preserve"> </w:t>
+      </w:r>
+      <w:r>
+        <w:t xml:space="preserve">apuntes propios de la clase 14 (10/8/2026).</w:t>
+      </w:r>
+    </w:p>
+    <w:p>
+      <w:pPr>
+        <w:pStyle w:val="RecuadroIdea"/>
+      </w:pPr>
+      <w:r>
+        <w:rPr>
+          <w:b/>
+          <w:bCs/>
+        </w:rPr>
+        <w:t xml:space="preserve">Idea-fuerza:</w:t>
+      </w:r>
+      <w:r>
+        <w:t xml:space="preserve"> </w:t>
+      </w:r>
+      <w:r>
+        <w:t xml:space="preserve">inhibición, síntoma y angustia son los tres modos de padecimiento que Freud ordena en 1926: tres respuestas del sujeto frente al peligro y a la falta en el Otro. La angustia no nace de la libido reprimida (primera teoría, 1895):</w:t>
+      </w:r>
+      <w:r>
+        <w:t xml:space="preserve"> </w:t>
+      </w:r>
+      <w:r>
+        <w:rPr>
+          <w:b/>
+          <w:bCs/>
+        </w:rPr>
+        <w:t xml:space="preserve">es la reacción del yo a un peligro</w:t>
+      </w:r>
+      <w:r>
+        <w:t xml:space="preserve"> </w:t>
+      </w:r>
+      <w:r>
+        <w:t xml:space="preserve">—automática si hay desvalimiento,</w:t>
+      </w:r>
+      <w:r>
+        <w:t xml:space="preserve"> </w:t>
+      </w:r>
+      <w:r>
+        <w:rPr>
+          <w:b/>
+          <w:bCs/>
+        </w:rPr>
+        <w:t xml:space="preserve">señal</w:t>
+      </w:r>
+      <w:r>
+        <w:t xml:space="preserve"> </w:t>
+      </w:r>
+      <w:r>
+        <w:t xml:space="preserve">si lo anticipa— y</w:t>
+      </w:r>
+      <w:r>
+        <w:t xml:space="preserve"> </w:t>
+      </w:r>
+      <w:r>
+        <w:rPr>
+          <w:b/>
+          <w:bCs/>
+        </w:rPr>
+        <w:t xml:space="preserve">ella crea la represión</w:t>
+      </w:r>
+      <w:r>
+        <w:t xml:space="preserve">, no al revés. El síntoma es sustituto de una satisfacción interceptada; la inhibición, una limitación del yo por precaución o empobrecimiento. Lacan reescribe la fantasía freudiana como</w:t>
+      </w:r>
+      <w:r>
+        <w:t xml:space="preserve"> </w:t>
+      </w:r>
+      <w:r>
+        <w:rPr>
+          <w:b/>
+          <w:bCs/>
+        </w:rPr>
+        <w:t xml:space="preserve">fantasma</w:t>
+      </w:r>
+      <w:r>
+        <w:t xml:space="preserve"> </w:t>
+      </w:r>
+      <w:r>
+        <w:t xml:space="preserve">($◊a): respuesta del sujeto a lo real y al deseo del Otro,</w:t>
+      </w:r>
+      <w:r>
+        <w:t xml:space="preserve"> </w:t>
+      </w:r>
+      <w:r>
+        <w:rPr>
+          <w:b/>
+          <w:bCs/>
+        </w:rPr>
+        <w:t xml:space="preserve">marco</w:t>
+      </w:r>
+      <w:r>
+        <w:t xml:space="preserve"> </w:t>
+      </w:r>
+      <w:r>
+        <w:t xml:space="preserve">que vela la castración; cuando vacila, irrumpe la angustia, que es lo que «no engaña» porque señala el objeto</w:t>
+      </w:r>
+      <w:r>
+        <w:t xml:space="preserve"> </w:t>
+      </w:r>
+      <w:r>
+        <w:rPr>
+          <w:i/>
+          <w:iCs/>
+        </w:rPr>
         <w:t xml:space="preserve">a</w:t>
       </w:r>
       <w:r>
+        <w:t xml:space="preserve">.</w:t>
+      </w:r>
+    </w:p>
+    <w:bookmarkStart w:id="9" w:name="Xebe78a99765903a6a585a2843142a551a43737b"/>
+    <w:p>
+      <w:pPr>
+        <w:pStyle w:val="Heading2"/>
+      </w:pPr>
+      <w:r>
+        <w:t xml:space="preserve">Hilo conductor: cómo se conectan los temas de esta guía</w:t>
+      </w:r>
+    </w:p>
+    <w:p>
+      <w:pPr>
+        <w:pStyle w:val="FirstParagraph"/>
+      </w:pPr>
+      <w:r>
+        <w:t xml:space="preserve">El tema de la clase son los</w:t>
+      </w:r>
+      <w:r>
+        <w:t xml:space="preserve"> </w:t>
+      </w:r>
+      <w:r>
+        <w:rPr>
+          <w:b/>
+          <w:bCs/>
+        </w:rPr>
+        <w:t xml:space="preserve">tres modos de padecimiento</w:t>
+      </w:r>
+      <w:r>
+        <w:t xml:space="preserve"> </w:t>
+      </w:r>
+      <w:r>
+        <w:t xml:space="preserve">que Freud ordena en 1926 (</w:t>
+      </w:r>
+      <w:r>
+        <w:rPr>
+          <w:b/>
+          <w:bCs/>
+        </w:rPr>
+        <w:t xml:space="preserve">inhibición, síntoma y angustia</w:t>
+      </w:r>
+      <w:r>
+        <w:t xml:space="preserve">) y el</w:t>
+      </w:r>
+      <w:r>
+        <w:t xml:space="preserve"> </w:t>
+      </w:r>
+      <w:r>
+        <w:rPr>
+          <w:b/>
+          <w:bCs/>
+        </w:rPr>
+        <w:t xml:space="preserve">fantasma</w:t>
+      </w:r>
+      <w:r>
+        <w:t xml:space="preserve"> </w:t>
+      </w:r>
+      <w:r>
+        <w:t xml:space="preserve">que Lacan introduce para explicar qué los sostiene. La clave para unirlos es una idea:</w:t>
+      </w:r>
+      <w:r>
+        <w:t xml:space="preserve"> </w:t>
+      </w:r>
+      <w:r>
+        <w:rPr>
+          <w:b/>
+          <w:bCs/>
+        </w:rPr>
+        <w:t xml:space="preserve">la angustia es la reacción del yo a un peligro</w:t>
+      </w:r>
+      <w:r>
+        <w:t xml:space="preserve">, y los otros dos son</w:t>
+      </w:r>
+      <w:r>
+        <w:t xml:space="preserve"> </w:t>
+      </w:r>
+      <w:r>
+        <w:rPr>
+          <w:b/>
+          <w:bCs/>
+        </w:rPr>
+        <w:t xml:space="preserve">respuestas</w:t>
+      </w:r>
+      <w:r>
+        <w:t xml:space="preserve"> </w:t>
+      </w:r>
+      <w:r>
+        <w:t xml:space="preserve">a esa angustia.</w:t>
+      </w:r>
+    </w:p>
+    <w:p>
+      <w:pPr>
+        <w:pStyle w:val="BodyText"/>
+      </w:pPr>
+      <w:r>
+        <w:t xml:space="preserve">El recorrido empieza por el fantasma (preguntas 1 y 2). Freud llega a la</w:t>
+      </w:r>
+      <w:r>
+        <w:t xml:space="preserve"> </w:t>
+      </w:r>
+      <w:r>
+        <w:rPr>
+          <w:b/>
+          <w:bCs/>
+        </w:rPr>
+        <w:t xml:space="preserve">fantasía</w:t>
+      </w:r>
+      <w:r>
+        <w:t xml:space="preserve"> </w:t>
+      </w:r>
+      <w:r>
+        <w:t xml:space="preserve">en cuatro estaciones: en 1897 como</w:t>
+      </w:r>
+      <w:r>
+        <w:t xml:space="preserve"> </w:t>
+      </w:r>
+      <w:r>
+        <w:rPr>
+          <w:b/>
+          <w:bCs/>
+        </w:rPr>
+        <w:t xml:space="preserve">formación protectora</w:t>
+      </w:r>
+      <w:r>
+        <w:t xml:space="preserve"> </w:t>
+      </w:r>
+      <w:r>
+        <w:t xml:space="preserve">y ficcional; en 1905 como</w:t>
+      </w:r>
+      <w:r>
+        <w:t xml:space="preserve"> </w:t>
+      </w:r>
+      <w:r>
+        <w:rPr>
+          <w:b/>
+          <w:bCs/>
+        </w:rPr>
+        <w:t xml:space="preserve">mediadora entre la pulsión y el síntoma</w:t>
+      </w:r>
+      <w:r>
+        <w:t xml:space="preserve">, que inscribe la pulsión en una escena e invierte actividad y pasividad; en 1914 como lo que</w:t>
+      </w:r>
+      <w:r>
+        <w:t xml:space="preserve"> </w:t>
+      </w:r>
+      <w:r>
+        <w:rPr>
+          <w:b/>
+          <w:bCs/>
+        </w:rPr>
+        <w:t xml:space="preserve">conserva el objeto separado del yo</w:t>
+      </w:r>
+      <w:r>
+        <w:t xml:space="preserve"> </w:t>
+      </w:r>
+      <w:r>
+        <w:t xml:space="preserve">(y, cuando fracasa, aparece la angustia); y en 1919 como una</w:t>
+      </w:r>
+      <w:r>
+        <w:t xml:space="preserve"> </w:t>
+      </w:r>
+      <w:r>
+        <w:rPr>
+          <w:b/>
+          <w:bCs/>
+        </w:rPr>
+        <w:t xml:space="preserve">frase</w:t>
+      </w:r>
+      <w:r>
+        <w:t xml:space="preserve"> </w:t>
+      </w:r>
+      <w:r>
+        <w:t xml:space="preserve">con tres tiempos, la «cicatriz del Edipo». Lacan la reescribe como</w:t>
+      </w:r>
+      <w:r>
+        <w:t xml:space="preserve"> </w:t>
+      </w:r>
+      <w:r>
+        <w:rPr>
+          <w:b/>
+          <w:bCs/>
+        </w:rPr>
+        <w:t xml:space="preserve">fantasma</w:t>
+      </w:r>
+      <w:r>
+        <w:t xml:space="preserve"> </w:t>
+      </w:r>
+      <w:r>
+        <w:t xml:space="preserve">($◊a): la respuesta del sujeto a lo real y al</w:t>
+      </w:r>
+      <w:r>
+        <w:t xml:space="preserve"> </w:t>
+      </w:r>
+      <w:r>
+        <w:rPr>
+          <w:b/>
+          <w:bCs/>
+        </w:rPr>
+        <w:t xml:space="preserve">deseo del Otro</w:t>
+      </w:r>
+      <w:r>
+        <w:t xml:space="preserve">, el</w:t>
+      </w:r>
+      <w:r>
+        <w:t xml:space="preserve"> </w:t>
+      </w:r>
+      <w:r>
+        <w:rPr>
+          <w:b/>
+          <w:bCs/>
+        </w:rPr>
+        <w:t xml:space="preserve">marco</w:t>
+      </w:r>
+      <w:r>
+        <w:t xml:space="preserve"> </w:t>
+      </w:r>
+      <w:r>
+        <w:t xml:space="preserve">que vela la castración y sostiene la realidad. Mientras el fantasma funciona, no hay angustia.</w:t>
+      </w:r>
+    </w:p>
+    <w:p>
+      <w:pPr>
+        <w:pStyle w:val="BodyText"/>
+      </w:pPr>
+      <w:r>
+        <w:t xml:space="preserve">Cuando el fantasma</w:t>
+      </w:r>
+      <w:r>
+        <w:t xml:space="preserve"> </w:t>
+      </w:r>
+      <w:r>
+        <w:rPr>
+          <w:b/>
+          <w:bCs/>
+        </w:rPr>
+        <w:t xml:space="preserve">vacila</w:t>
+      </w:r>
+      <w:r>
+        <w:t xml:space="preserve">, irrumpe la angustia (pregunta 5). Freud pasa de la</w:t>
+      </w:r>
+      <w:r>
+        <w:t xml:space="preserve"> </w:t>
+      </w:r>
+      <w:r>
+        <w:rPr>
+          <w:b/>
+          <w:bCs/>
+        </w:rPr>
+        <w:t xml:space="preserve">primera teoría</w:t>
+      </w:r>
+      <w:r>
+        <w:t xml:space="preserve"> </w:t>
+      </w:r>
+      <w:r>
+        <w:t xml:space="preserve">(la angustia como libido sin descarga, 1895) a la</w:t>
+      </w:r>
+      <w:r>
+        <w:t xml:space="preserve"> </w:t>
+      </w:r>
+      <w:r>
+        <w:rPr>
+          <w:b/>
+          <w:bCs/>
+        </w:rPr>
+        <w:t xml:space="preserve">segunda</w:t>
+      </w:r>
+      <w:r>
+        <w:t xml:space="preserve"> </w:t>
+      </w:r>
+      <w:r>
+        <w:t xml:space="preserve">(1926): la angustia es una</w:t>
+      </w:r>
+      <w:r>
+        <w:t xml:space="preserve"> </w:t>
+      </w:r>
+      <w:r>
+        <w:rPr>
+          <w:b/>
+          <w:bCs/>
+        </w:rPr>
+        <w:t xml:space="preserve">reacción del yo al peligro</w:t>
+      </w:r>
+      <w:r>
+        <w:t xml:space="preserve">,</w:t>
+      </w:r>
+      <w:r>
+        <w:t xml:space="preserve"> </w:t>
+      </w:r>
+      <w:r>
+        <w:rPr>
+          <w:b/>
+          <w:bCs/>
+        </w:rPr>
+        <w:t xml:space="preserve">automática</w:t>
+      </w:r>
+      <w:r>
+        <w:t xml:space="preserve"> </w:t>
+      </w:r>
+      <w:r>
+        <w:t xml:space="preserve">si hay desvalimiento y</w:t>
+      </w:r>
+      <w:r>
+        <w:t xml:space="preserve"> </w:t>
+      </w:r>
+      <w:r>
+        <w:rPr>
+          <w:b/>
+          <w:bCs/>
+        </w:rPr>
+        <w:t xml:space="preserve">señal</w:t>
+      </w:r>
+      <w:r>
+        <w:t xml:space="preserve"> </w:t>
+      </w:r>
+      <w:r>
+        <w:t xml:space="preserve">si lo anticipa; y</w:t>
+      </w:r>
+      <w:r>
+        <w:t xml:space="preserve"> </w:t>
+      </w:r>
+      <w:r>
+        <w:rPr>
+          <w:b/>
+          <w:bCs/>
+        </w:rPr>
+        <w:t xml:space="preserve">ella crea la represión</w:t>
+      </w:r>
+      <w:r>
+        <w:t xml:space="preserve">. Lacan la ubica como lo que «no engaña»: señala el</w:t>
+      </w:r>
+      <w:r>
+        <w:t xml:space="preserve"> </w:t>
+      </w:r>
+      <w:r>
+        <w:rPr>
+          <w:b/>
+          <w:bCs/>
+        </w:rPr>
+        <w:t xml:space="preserve">objeto</w:t>
+      </w:r>
+      <w:r>
+        <w:rPr>
+          <w:b/>
+          <w:bCs/>
+        </w:rPr>
+        <w:t xml:space="preserve"> </w:t>
+      </w:r>
+      <w:r>
+        <w:rPr>
+          <w:b/>
+          <w:bCs/>
+          <w:i/>
+          <w:iCs/>
+        </w:rPr>
+        <w:t xml:space="preserve">a</w:t>
+      </w:r>
+      <w:r>
         <w:t xml:space="preserve">. Desde ahí se entienden las otras dos respuestas: la</w:t>
       </w:r>
       <w:r>
@@ -827,8 +882,14 @@
     </w:p>
     <w:p>
       <w:pPr>
-        <w:pStyle w:val="BodyText"/>
-      </w:pPr>
+        <w:pStyle w:val="RecuadroParcial"/>
+      </w:pPr>
+      <w:r>
+        <w:t xml:space="preserve">🎯</w:t>
+      </w:r>
+      <w:r>
+        <w:t xml:space="preserve"> </w:t>
+      </w:r>
       <w:r>
         <w:rPr>
           <w:b/>
@@ -967,7 +1028,7 @@
         <w:t xml:space="preserve"> </w:t>
       </w:r>
       <w:r>
-        <w:t xml:space="preserve">(T05): cuatro estaciones freudianas (1897, 1905, 1914, 1919) y cuatro aspectos de Lacan.</w:t>
+        <w:t xml:space="preserve">(Belucci, s. f.-b): cuatro estaciones freudianas (1897, 1905, 1914, 1919) y cuatro aspectos de Lacan.</w:t>
       </w:r>
     </w:p>
     <w:p>
@@ -989,7 +1050,7 @@
         <w:t xml:space="preserve"> </w:t>
       </w:r>
       <w:r>
-        <w:t xml:space="preserve">(T08, cap. I): limitación funcional del yo.</w:t>
+        <w:t xml:space="preserve">(Freud, 1926/1996, cap. I): limitación funcional del yo.</w:t>
       </w:r>
     </w:p>
     <w:p>
@@ -1011,7 +1072,7 @@
         <w:t xml:space="preserve"> </w:t>
       </w:r>
       <w:r>
-        <w:t xml:space="preserve">(T08, caps. II-IV): sustituto, extraterritorialidad, lucha secundaria, ganancia secundaria.</w:t>
+        <w:t xml:space="preserve">(Freud, 1926/1996, caps. II-IV): sustituto, extraterritorialidad, lucha secundaria, ganancia secundaria.</w:t>
       </w:r>
     </w:p>
     <w:p>
@@ -1033,7 +1094,7 @@
         <w:t xml:space="preserve"> </w:t>
       </w:r>
       <w:r>
-        <w:t xml:space="preserve">(T06, T08 caps. IV-VIII, T09): primera teoría (1895) → segunda (1926); automática/señal; peligro y castración.</w:t>
+        <w:t xml:space="preserve">(Freud, 1895/1996; Freud, 1926/1996, caps. IV-VIII; Lacan, 1962-1963/2006): primera teoría (1895) → segunda (1926); automática/señal; peligro y castración.</w:t>
       </w:r>
     </w:p>
     <w:p>
@@ -1267,7 +1328,193 @@
     </w:p>
     <w:p>
       <w:pPr>
-        <w:pStyle w:val="FirstParagraph"/>
+        <w:pStyle w:val="RecuadroEsqueleto"/>
+      </w:pPr>
+      <w:r>
+        <w:rPr>
+          <w:b/>
+          <w:bCs/>
+        </w:rPr>
+        <w:t xml:space="preserve">Esqueleto de la respuesta:</w:t>
+      </w:r>
+    </w:p>
+    <w:p>
+      <w:pPr>
+        <w:pStyle w:val="RecuadroEsqueleto"/>
+      </w:pPr>
+      <w:r>
+        <w:t xml:space="preserve">1. </w:t>
+      </w:r>
+      <w:r>
+        <w:rPr>
+          <w:b/>
+          <w:bCs/>
+        </w:rPr>
+        <w:t xml:space="preserve">Tesis:</w:t>
+      </w:r>
+      <w:r>
+        <w:t xml:space="preserve"> </w:t>
+      </w:r>
+      <w:r>
+        <w:t xml:space="preserve">la fantasía cambia de función a lo largo de la obra de Freud: de protección contra el trauma a cicatriz del Edipo (Belucci, s. f.-b, pp. 2-7).</w:t>
+      </w:r>
+    </w:p>
+    <w:p>
+      <w:pPr>
+        <w:pStyle w:val="RecuadroEsqueleto"/>
+      </w:pPr>
+      <w:r>
+        <w:t xml:space="preserve">2. </w:t>
+      </w:r>
+      <w:r>
+        <w:rPr>
+          <w:b/>
+          <w:bCs/>
+        </w:rPr>
+        <w:t xml:space="preserve">1897 (cartas a Fliess):</w:t>
+      </w:r>
+      <w:r>
+        <w:t xml:space="preserve"> </w:t>
+      </w:r>
+      <w:r>
+        <w:t xml:space="preserve">caída de la teoría traumática; la fantasía como formación protectora y ficcional.</w:t>
+      </w:r>
+    </w:p>
+    <w:p>
+      <w:pPr>
+        <w:pStyle w:val="RecuadroEsqueleto"/>
+      </w:pPr>
+      <w:r>
+        <w:t xml:space="preserve">3. </w:t>
+      </w:r>
+      <w:r>
+        <w:rPr>
+          <w:b/>
+          <w:bCs/>
+        </w:rPr>
+        <w:t xml:space="preserve">1905 (</w:t>
+      </w:r>
+      <w:r>
+        <w:rPr>
+          <w:b/>
+          <w:bCs/>
+          <w:i/>
+          <w:iCs/>
+        </w:rPr>
+        <w:t xml:space="preserve">Mis tesis</w:t>
+      </w:r>
+      <w:r>
+        <w:rPr>
+          <w:b/>
+          <w:bCs/>
+        </w:rPr>
+        <w:t xml:space="preserve">):</w:t>
+      </w:r>
+      <w:r>
+        <w:t xml:space="preserve"> </w:t>
+      </w:r>
+      <w:r>
+        <w:t xml:space="preserve">el trauma es interno (pulsión); la fantasía invierte la actividad pulsional en pasividad, la pone en escena y media entre pulsión y síntoma (la tos de Dora).</w:t>
+      </w:r>
+    </w:p>
+    <w:p>
+      <w:pPr>
+        <w:pStyle w:val="RecuadroEsqueleto"/>
+      </w:pPr>
+      <w:r>
+        <w:t xml:space="preserve">4. </w:t>
+      </w:r>
+      <w:r>
+        <w:rPr>
+          <w:b/>
+          <w:bCs/>
+        </w:rPr>
+        <w:t xml:space="preserve">1914 (</w:t>
+      </w:r>
+      <w:r>
+        <w:rPr>
+          <w:b/>
+          <w:bCs/>
+          <w:i/>
+          <w:iCs/>
+        </w:rPr>
+        <w:t xml:space="preserve">Introducción del narcisismo</w:t>
+      </w:r>
+      <w:r>
+        <w:rPr>
+          <w:b/>
+          <w:bCs/>
+        </w:rPr>
+        <w:t xml:space="preserve">):</w:t>
+      </w:r>
+      <w:r>
+        <w:t xml:space="preserve"> </w:t>
+      </w:r>
+      <w:r>
+        <w:t xml:space="preserve">en las neurosis de transferencia el objeto se conserva en la fantasía, separado del yo; si la fantasía falla, angustia.</w:t>
+      </w:r>
+    </w:p>
+    <w:p>
+      <w:pPr>
+        <w:pStyle w:val="RecuadroEsqueleto"/>
+      </w:pPr>
+      <w:r>
+        <w:t xml:space="preserve">5. </w:t>
+      </w:r>
+      <w:r>
+        <w:rPr>
+          <w:b/>
+          <w:bCs/>
+        </w:rPr>
+        <w:t xml:space="preserve">1919 (</w:t>
+      </w:r>
+      <w:r>
+        <w:rPr>
+          <w:b/>
+          <w:bCs/>
+          <w:i/>
+          <w:iCs/>
+        </w:rPr>
+        <w:t xml:space="preserve">Pegan a un niño</w:t>
+      </w:r>
+      <w:r>
+        <w:rPr>
+          <w:b/>
+          <w:bCs/>
+        </w:rPr>
+        <w:t xml:space="preserve">):</w:t>
+      </w:r>
+      <w:r>
+        <w:t xml:space="preserve"> </w:t>
+      </w:r>
+      <w:r>
+        <w:t xml:space="preserve">la fantasía como frase con tres tiempos; «cicatriz del complejo de Edipo».</w:t>
+      </w:r>
+    </w:p>
+    <w:p>
+      <w:pPr>
+        <w:pStyle w:val="RecuadroEsqueleto"/>
+      </w:pPr>
+      <w:r>
+        <w:t xml:space="preserve">6. </w:t>
+      </w:r>
+      <w:r>
+        <w:rPr>
+          <w:b/>
+          <w:bCs/>
+        </w:rPr>
+        <w:t xml:space="preserve">Cierre:</w:t>
+      </w:r>
+      <w:r>
+        <w:t xml:space="preserve"> </w:t>
+      </w:r>
+      <w:r>
+        <w:t xml:space="preserve">el fantasma pasa a formar parte de la condición neurótica (series complementarias).</w:t>
+      </w:r>
+    </w:p>
+    <w:p>
+      <w:pPr>
+        <w:pStyle w:val="BodyText"/>
       </w:pPr>
       <w:r>
         <w:t xml:space="preserve">La fantasía aparece en un punto preciso de la obra freudiana:</w:t>
@@ -1286,7 +1533,7 @@
         <w:t xml:space="preserve"> </w:t>
       </w:r>
       <w:r>
-        <w:t xml:space="preserve">(T05, p. 2). Freud empieza a vacilar con su primera</w:t>
+        <w:t xml:space="preserve">(Belucci, s. f.-b, p. 2). Freud empieza a vacilar con su primera</w:t>
       </w:r>
       <w:r>
         <w:t xml:space="preserve"> </w:t>
@@ -1442,7 +1689,7 @@
         <w:t xml:space="preserve"> </w:t>
       </w:r>
       <w:r>
-        <w:t xml:space="preserve">(la tos de Dora: satisfacción en la zona oral y fantasía de encuentro sexual oral entre el padre y su amante) (T05, p. 2-3).</w:t>
+        <w:t xml:space="preserve">(la tos de Dora: satisfacción en la zona oral y fantasía de encuentro sexual oral entre el padre y su amante) (Belucci, s. f.-b, p. 2-3).</w:t>
       </w:r>
     </w:p>
     <w:p>
@@ -1524,7 +1771,7 @@
         <w:t xml:space="preserve"> </w:t>
       </w:r>
       <w:r>
-        <w:t xml:space="preserve">(T05, p. 3). Por último, en</w:t>
+        <w:t xml:space="preserve">(Belucci, s. f.-b, p. 3). Por último, en</w:t>
       </w:r>
       <w:r>
         <w:t xml:space="preserve"> </w:t>
@@ -1598,7 +1845,44 @@
         <w:t xml:space="preserve"> </w:t>
       </w:r>
       <w:r>
-        <w:t xml:space="preserve">de las series complementarias (T05, pp. 4-7).</w:t>
+        <w:t xml:space="preserve">de las series complementarias (Belucci, s. f.-b, pp. 4-7).</w:t>
+      </w:r>
+    </w:p>
+    <w:p>
+      <w:pPr>
+        <w:pStyle w:val="RecuadroAtencion"/>
+      </w:pPr>
+      <w:r>
+        <w:t xml:space="preserve">⚠</w:t>
+      </w:r>
+      <w:r>
+        <w:t xml:space="preserve"> </w:t>
+      </w:r>
+      <w:r>
+        <w:rPr>
+          <w:b/>
+          <w:bCs/>
+        </w:rPr>
+        <w:t xml:space="preserve">No confundir:</w:t>
+      </w:r>
+      <w:r>
+        <w:t xml:space="preserve"> </w:t>
+      </w:r>
+      <w:r>
+        <w:t xml:space="preserve">fantasía (Freud) y fantasma (Lacan) no son sinónimos sin más: el fantasma es la reformulación lacaniana ($◊a). Y en 1919 el tiempo fundamental es el</w:t>
+      </w:r>
+      <w:r>
+        <w:t xml:space="preserve"> </w:t>
+      </w:r>
+      <w:r>
+        <w:rPr>
+          <w:b/>
+          <w:bCs/>
+        </w:rPr>
+        <w:t xml:space="preserve">segundo</w:t>
+      </w:r>
+      <w:r>
+        <w:t xml:space="preserve">, masoquista e inconsciente.</w:t>
       </w:r>
     </w:p>
     <w:bookmarkEnd w:id="12"/>
@@ -1611,13 +1895,13 @@
         <w:t xml:space="preserve">1.2 Desarrollo ampliado</w:t>
       </w:r>
     </w:p>
-    <w:bookmarkStart w:id="13" w:name="X1adf6f3c772fd61512a59ee73194f3c8ad6887e"/>
+    <w:bookmarkStart w:id="13" w:name="Xaa0d45b8d5f5d92b1bcee4d1b9e1190c6259c2d"/>
     <w:p>
       <w:pPr>
         <w:pStyle w:val="Heading4"/>
       </w:pPr>
       <w:r>
-        <w:t xml:space="preserve">Estación 0: el problema que la fantasía resuelve (T05, p. 1)</w:t>
+        <w:t xml:space="preserve">Estación 0: el problema que la fantasía resuelve (Belucci, s. f.-b, p. 1)</w:t>
       </w:r>
     </w:p>
     <w:p>
@@ -1738,7 +2022,7 @@
         <w:t xml:space="preserve">ley del padre</w:t>
       </w:r>
       <w:r>
-        <w:t xml:space="preserve">: heredero y representante de la ley (operación secundaria; no reduce la otra cara). Se satisface en el malestar y el padecimiento y «se alimenta de la renuncia»: se vuelve más cruel cuanto más renuncia el sujeto (T05, p. 1).</w:t>
+        <w:t xml:space="preserve">: heredero y representante de la ley (operación secundaria; no reduce la otra cara). Se satisface en el malestar y el padecimiento y «se alimenta de la renuncia»: se vuelve más cruel cuanto más renuncia el sujeto (Belucci, s. f.-b, p. 1).</w:t>
       </w:r>
     </w:p>
     <w:p>
@@ -1773,7 +2057,7 @@
         <w:t xml:space="preserve">el Edipo inscribe al padre en la estructura</w:t>
       </w:r>
       <w:r>
-        <w:t xml:space="preserve">; se entra «por el lado de la madre y se sale por el lado del padre» (T05, pp. 1, 5).</w:t>
+        <w:t xml:space="preserve">; se entra «por el lado de la madre y se sale por el lado del padre» (Belucci, s. f.-b, pp. 1, 5).</w:t>
       </w:r>
     </w:p>
     <w:p>
@@ -1827,17 +2111,17 @@
         <w:t xml:space="preserve"> </w:t>
       </w:r>
       <w:r>
-        <w:t xml:space="preserve">(T05, pp. 1-2).</w:t>
+        <w:t xml:space="preserve">(Belucci, s. f.-b, pp. 1-2).</w:t>
       </w:r>
     </w:p>
     <w:bookmarkEnd w:id="13"/>
-    <w:bookmarkStart w:id="14" w:name="estación-1-cartas-a-fliess-1897-t05-p.-2"/>
+    <w:bookmarkStart w:id="14" w:name="X23e323b552d634a481addb1704c88b80f9d5739"/>
     <w:p>
       <w:pPr>
         <w:pStyle w:val="Heading4"/>
       </w:pPr>
       <w:r>
-        <w:t xml:space="preserve">Estación 1: Cartas a Fliess, 1897 (T05, p. 2)</w:t>
+        <w:t xml:space="preserve">Estación 1: Cartas a Fliess, 1897 (Belucci, s. f.-b, p. 2)</w:t>
       </w:r>
     </w:p>
     <w:p>
@@ -1909,17 +2193,17 @@
         </w:numPr>
       </w:pPr>
       <w:r>
-        <w:t xml:space="preserve">Refs. citadas por Belucci: Cartas 69, Manuscritos L y M (T05, p. 9).</w:t>
+        <w:t xml:space="preserve">Refs. citadas por Belucci: Cartas 69, Manuscritos L y M (Belucci, s. f.-b, p. 9).</w:t>
       </w:r>
     </w:p>
     <w:bookmarkEnd w:id="14"/>
-    <w:bookmarkStart w:id="15" w:name="estación-2-mis-tesis-1905-t05-pp.-2-3"/>
+    <w:bookmarkStart w:id="15" w:name="X09fc48fa3298099655c3c5826870b810acb9e72"/>
     <w:p>
       <w:pPr>
         <w:pStyle w:val="Heading4"/>
       </w:pPr>
       <w:r>
-        <w:t xml:space="preserve">Estación 2: «Mis tesis…», 1905 (T05, pp. 2-3)</w:t>
+        <w:t xml:space="preserve">Estación 2: «Mis tesis…», 1905 (Belucci, s. f.-b, pp. 2-3)</w:t>
       </w:r>
     </w:p>
     <w:p>
@@ -2098,13 +2382,13 @@
       </w:r>
     </w:p>
     <w:bookmarkEnd w:id="15"/>
-    <w:bookmarkStart w:id="16" w:name="Xbf224553669402f732a8d737838c1ebd3c4d0c4"/>
+    <w:bookmarkStart w:id="16" w:name="X5444a3581e4e59e39dd1ca0a65b519fa1fac03d"/>
     <w:p>
       <w:pPr>
         <w:pStyle w:val="Heading4"/>
       </w:pPr>
       <w:r>
-        <w:t xml:space="preserve">Estación 3: «Introducción del narcisismo», 1914 (T05, pp. 3-4)</w:t>
+        <w:t xml:space="preserve">Estación 3: «Introducción del narcisismo», 1914 (Belucci, s. f.-b, pp. 3-4)</w:t>
       </w:r>
     </w:p>
     <w:p>
@@ -2358,7 +2642,7 @@
         <w:t xml:space="preserve"> </w:t>
       </w:r>
       <w:r>
-        <w:t xml:space="preserve">en su cara real (T05, p. 4).</w:t>
+        <w:t xml:space="preserve">en su cara real (Belucci, s. f.-b, p. 4).</w:t>
       </w:r>
     </w:p>
     <w:p>
@@ -2384,13 +2668,13 @@
       </w:r>
     </w:p>
     <w:bookmarkEnd w:id="16"/>
-    <w:bookmarkStart w:id="17" w:name="X41d8835eca995120570c99cd2942e8d883bad49"/>
+    <w:bookmarkStart w:id="17" w:name="X44437d4464e6be133eb622b7a2cd5f5077f5310"/>
     <w:p>
       <w:pPr>
         <w:pStyle w:val="Heading4"/>
       </w:pPr>
       <w:r>
-        <w:t xml:space="preserve">Estación 4: «Pegan a un niño», 1919 (T05, pp. 4-7)</w:t>
+        <w:t xml:space="preserve">Estación 4: «Pegan a un niño», 1919 (Belucci, s. f.-b, pp. 4-7)</w:t>
       </w:r>
     </w:p>
     <w:p>
@@ -2687,7 +2971,7 @@
         <w:t xml:space="preserve"> </w:t>
       </w:r>
       <w:r>
-        <w:t xml:space="preserve">(T05, p. 6): (a) el fantasma es una</w:t>
+        <w:t xml:space="preserve">(Belucci, s. f.-b, p. 6): (a) el fantasma es una</w:t>
       </w:r>
       <w:r>
         <w:t xml:space="preserve"> </w:t>
@@ -2774,7 +3058,7 @@
         <w:t xml:space="preserve">predisposición a la neurosis</w:t>
       </w:r>
       <w:r>
-        <w:t xml:space="preserve">» (T05, pp. 6-7): la constitución del fantasma forma parte de la</w:t>
+        <w:t xml:space="preserve">» (Belucci, s. f.-b, pp. 6-7): la constitución del fantasma forma parte de la</w:t>
       </w:r>
       <w:r>
         <w:t xml:space="preserve"> </w:t>
@@ -2825,17 +3109,17 @@
         <w:t xml:space="preserve"> </w:t>
       </w:r>
       <w:r>
-        <w:t xml:space="preserve">(Freud, vida amorosa): transforma el encuentro en reencuentro; tranquiliza pero aburre. Lacan: «el cuentito que nos contamos todas las noches para poder dormirnos» (T05, p. 7).</w:t>
+        <w:t xml:space="preserve">(Freud, vida amorosa): transforma el encuentro en reencuentro; tranquiliza pero aburre. Lacan: «el cuentito que nos contamos todas las noches para poder dormirnos» (Belucci, s. f.-b, p. 7).</w:t>
       </w:r>
     </w:p>
     <w:bookmarkEnd w:id="17"/>
-    <w:bookmarkStart w:id="18" w:name="Xf710a7bf69a5ff0d62bddf128664946cd35eaca"/>
+    <w:bookmarkStart w:id="18" w:name="Xb26ef5021707154ebe3227d715bec43d3f22556"/>
     <w:p>
       <w:pPr>
         <w:pStyle w:val="Heading4"/>
       </w:pPr>
       <w:r>
-        <w:t xml:space="preserve">Complemento: la fantasía en la 23.ª Conferencia (T04)</w:t>
+        <w:t xml:space="preserve">Complemento: la fantasía en la 23.ª Conferencia (Freud, 1917/1996b)</w:t>
       </w:r>
     </w:p>
     <w:p>
@@ -3073,235 +3357,389 @@
     </w:p>
     <w:p>
       <w:pPr>
-        <w:pStyle w:val="FirstParagraph"/>
-      </w:pPr>
-      <w:r>
-        <w:t xml:space="preserve">Lacan retoma la fantasía freudiana como</w:t>
-      </w:r>
-      <w:r>
-        <w:t xml:space="preserve"> </w:t>
-      </w:r>
-      <w:r>
-        <w:rPr>
-          <w:b/>
-          <w:bCs/>
-        </w:rPr>
-        <w:t xml:space="preserve">fantasma</w:t>
-      </w:r>
-      <w:r>
-        <w:t xml:space="preserve">, y Belucci destaca</w:t>
-      </w:r>
-      <w:r>
-        <w:t xml:space="preserve"> </w:t>
-      </w:r>
-      <w:r>
-        <w:rPr>
-          <w:b/>
-          <w:bCs/>
-        </w:rPr>
-        <w:t xml:space="preserve">cuatro aspectos</w:t>
-      </w:r>
-      <w:r>
-        <w:t xml:space="preserve"> </w:t>
-      </w:r>
-      <w:r>
-        <w:t xml:space="preserve">(T05, pp. 7-8).</w:t>
-      </w:r>
-      <w:r>
-        <w:t xml:space="preserve"> </w:t>
-      </w:r>
-      <w:r>
-        <w:rPr>
-          <w:b/>
-          <w:bCs/>
-        </w:rPr>
-        <w:t xml:space="preserve">(1)</w:t>
-      </w:r>
-      <w:r>
-        <w:t xml:space="preserve"> </w:t>
-      </w:r>
-      <w:r>
-        <w:t xml:space="preserve">El fantasma es una</w:t>
-      </w:r>
-      <w:r>
-        <w:t xml:space="preserve"> </w:t>
-      </w:r>
-      <w:r>
-        <w:rPr>
-          <w:b/>
-          <w:bCs/>
-        </w:rPr>
-        <w:t xml:space="preserve">respuesta del sujeto</w:t>
-      </w:r>
-      <w:r>
-        <w:t xml:space="preserve">: en principio a</w:t>
-      </w:r>
-      <w:r>
-        <w:t xml:space="preserve"> </w:t>
-      </w:r>
-      <w:r>
-        <w:rPr>
-          <w:b/>
-          <w:bCs/>
-        </w:rPr>
-        <w:t xml:space="preserve">lo real</w:t>
-      </w:r>
-      <w:r>
-        <w:t xml:space="preserve"> </w:t>
-      </w:r>
-      <w:r>
-        <w:t xml:space="preserve">(es el modo privilegiado, en la neurosis y en la perversión, de velarlo y mantenerlo a distancia) y a la</w:t>
-      </w:r>
-      <w:r>
-        <w:t xml:space="preserve"> </w:t>
-      </w:r>
-      <w:r>
-        <w:rPr>
-          <w:b/>
-          <w:bCs/>
-        </w:rPr>
-        <w:t xml:space="preserve">pregunta fundamental de la neurosis</w:t>
-      </w:r>
-      <w:r>
-        <w:t xml:space="preserve">, la pregunta por el deseo del Otro («¿qué lugar ocupamos como sujetos en el conjunto de significantes que nos determinan?», «¿qué soy ahí?»); en tanto respuesta, es</w:t>
-      </w:r>
-      <w:r>
-        <w:t xml:space="preserve"> </w:t>
-      </w:r>
-      <w:r>
-        <w:rPr>
-          <w:b/>
-          <w:bCs/>
-        </w:rPr>
-        <w:t xml:space="preserve">soporte del sujeto</w:t>
-      </w:r>
-      <w:r>
-        <w:t xml:space="preserve">.</w:t>
-      </w:r>
-      <w:r>
-        <w:t xml:space="preserve"> </w:t>
-      </w:r>
-      <w:r>
-        <w:rPr>
-          <w:b/>
-          <w:bCs/>
-        </w:rPr>
-        <w:t xml:space="preserve">(2)</w:t>
-      </w:r>
-      <w:r>
-        <w:t xml:space="preserve"> </w:t>
-      </w:r>
-      <w:r>
-        <w:t xml:space="preserve">Ese soporte no es cualquiera: el</w:t>
-      </w:r>
-      <w:r>
-        <w:t xml:space="preserve"> </w:t>
-      </w:r>
-      <w:r>
-        <w:rPr>
-          <w:b/>
-          <w:bCs/>
-        </w:rPr>
-        <w:t xml:space="preserve">fantasma fundamental</w:t>
-      </w:r>
-      <w:r>
-        <w:t xml:space="preserve"> </w:t>
-      </w:r>
-      <w:r>
-        <w:t xml:space="preserve">«sostiene todo el entramado de la neurosis» y en el Seminario 14 (</w:t>
+        <w:pStyle w:val="RecuadroEsqueleto"/>
+      </w:pPr>
+      <w:r>
+        <w:rPr>
+          <w:b/>
+          <w:bCs/>
+        </w:rPr>
+        <w:t xml:space="preserve">Esqueleto de la respuesta:</w:t>
+      </w:r>
+    </w:p>
+    <w:p>
+      <w:pPr>
+        <w:pStyle w:val="RecuadroEsqueleto"/>
+      </w:pPr>
+      <w:r>
+        <w:t xml:space="preserve">1. </w:t>
+      </w:r>
+      <w:r>
+        <w:rPr>
+          <w:b/>
+          <w:bCs/>
+        </w:rPr>
+        <w:t xml:space="preserve">Tesis:</w:t>
+      </w:r>
+      <w:r>
+        <w:t xml:space="preserve"> </w:t>
+      </w:r>
+      <w:r>
+        <w:t xml:space="preserve">el fantasma es la respuesta del sujeto a lo real y a la pregunta por el deseo del Otro; sostiene la neurosis (Belucci, s. f.-b, pp. 7-8).</w:t>
+      </w:r>
+    </w:p>
+    <w:p>
+      <w:pPr>
+        <w:pStyle w:val="RecuadroEsqueleto"/>
+      </w:pPr>
+      <w:r>
+        <w:t xml:space="preserve">2. </w:t>
+      </w:r>
+      <w:r>
+        <w:rPr>
+          <w:b/>
+          <w:bCs/>
+        </w:rPr>
+        <w:t xml:space="preserve">Respuesta y soporte:</w:t>
+      </w:r>
+      <w:r>
+        <w:t xml:space="preserve"> </w:t>
+      </w:r>
+      <w:r>
+        <w:t xml:space="preserve">vela lo real; responde a «¿qué soy ahí?».</w:t>
+      </w:r>
+    </w:p>
+    <w:p>
+      <w:pPr>
+        <w:pStyle w:val="RecuadroEsqueleto"/>
+      </w:pPr>
+      <w:r>
+        <w:t xml:space="preserve">3. </w:t>
+      </w:r>
+      <w:r>
+        <w:rPr>
+          <w:b/>
+          <w:bCs/>
+        </w:rPr>
+        <w:t xml:space="preserve">Axioma:</w:t>
+      </w:r>
+      <w:r>
+        <w:t xml:space="preserve"> </w:t>
+      </w:r>
+      <w:r>
+        <w:t xml:space="preserve">el fantasma fundamental sostiene la realidad del neurótico (Seminario 14).</w:t>
+      </w:r>
+    </w:p>
+    <w:p>
+      <w:pPr>
+        <w:pStyle w:val="RecuadroEsqueleto"/>
+      </w:pPr>
+      <w:r>
+        <w:t xml:space="preserve">4. </w:t>
+      </w:r>
+      <w:r>
+        <w:rPr>
+          <w:b/>
+          <w:bCs/>
+        </w:rPr>
+        <w:t xml:space="preserve">Fórmula ($◊a):</w:t>
+      </w:r>
+      <w:r>
+        <w:t xml:space="preserve"> </w:t>
+      </w:r>
+      <w:r>
+        <w:t xml:space="preserve">sujeto dividido y objeto</w:t>
+      </w:r>
+      <w:r>
+        <w:t xml:space="preserve"> </w:t>
       </w:r>
       <w:r>
         <w:rPr>
           <w:i/>
           <w:iCs/>
         </w:rPr>
-        <w:t xml:space="preserve">La lógica del fantasma</w:t>
-      </w:r>
-      <w:r>
-        <w:t xml:space="preserve">) Lacan lo postula como</w:t>
-      </w:r>
-      <w:r>
-        <w:t xml:space="preserve"> </w:t>
-      </w:r>
-      <w:r>
-        <w:rPr>
-          <w:b/>
-          <w:bCs/>
-        </w:rPr>
-        <w:t xml:space="preserve">axioma</w:t>
-      </w:r>
-      <w:r>
-        <w:t xml:space="preserve">; su evidencia es que «vuelve evidente nuestro mundo»: la realidad que habitamos deriva del fantasma (para Kant, la «cosa-en-sí» sería lo real; el mundo percibido está organizado por categorías); y en tanto el fantasma se sostiene en una referencia al padre, «la realidad que habitamos los neuróticos es una realidad religiosa» (Descartes: Dios no nos engaña).</w:t>
-      </w:r>
-      <w:r>
-        <w:t xml:space="preserve"> </w:t>
-      </w:r>
-      <w:r>
-        <w:rPr>
-          <w:b/>
-          <w:bCs/>
-        </w:rPr>
-        <w:t xml:space="preserve">(3)</w:t>
-      </w:r>
-      <w:r>
-        <w:t xml:space="preserve"> </w:t>
-      </w:r>
-      <w:r>
-        <w:t xml:space="preserve">Lo escribe con una fórmula,</w:t>
-      </w:r>
-      <w:r>
-        <w:t xml:space="preserve"> </w:t>
-      </w:r>
-      <w:r>
-        <w:rPr>
-          <w:b/>
-          <w:bCs/>
-        </w:rPr>
-        <w:t xml:space="preserve">($◊a)</w:t>
-      </w:r>
-      <w:r>
-        <w:t xml:space="preserve">: el</w:t>
-      </w:r>
-      <w:r>
-        <w:t xml:space="preserve"> </w:t>
-      </w:r>
-      <w:r>
-        <w:rPr>
-          <w:b/>
-          <w:bCs/>
-        </w:rPr>
-        <w:t xml:space="preserve">sujeto dividido</w:t>
-      </w:r>
-      <w:r>
-        <w:t xml:space="preserve"> </w:t>
-      </w:r>
-      <w:r>
-        <w:t xml:space="preserve">y el</w:t>
-      </w:r>
-      <w:r>
-        <w:t xml:space="preserve"> </w:t>
-      </w:r>
-      <w:r>
-        <w:rPr>
-          <w:b/>
-          <w:bCs/>
-        </w:rPr>
-        <w:t xml:space="preserve">objeto</w:t>
-      </w:r>
-      <w:r>
-        <w:rPr>
-          <w:b/>
-          <w:bCs/>
-        </w:rPr>
-        <w:t xml:space="preserve"> </w:t>
-      </w:r>
-      <w:r>
-        <w:rPr>
-          <w:b/>
-          <w:bCs/>
+        <w:t xml:space="preserve">a</w:t>
+      </w:r>
+      <w:r>
+        <w:t xml:space="preserve"> </w:t>
+      </w:r>
+      <w:r>
+        <w:t xml:space="preserve">unidos y separados por el losange.</w:t>
+      </w:r>
+    </w:p>
+    <w:p>
+      <w:pPr>
+        <w:pStyle w:val="RecuadroEsqueleto"/>
+      </w:pPr>
+      <w:r>
+        <w:t xml:space="preserve">5. </w:t>
+      </w:r>
+      <w:r>
+        <w:rPr>
+          <w:b/>
+          <w:bCs/>
+        </w:rPr>
+        <w:t xml:space="preserve">Marco:</w:t>
+      </w:r>
+      <w:r>
+        <w:t xml:space="preserve"> </w:t>
+      </w:r>
+      <w:r>
+        <w:t xml:space="preserve">delimita la representación y la separa de lo real: efecto tranquilizador.</w:t>
+      </w:r>
+    </w:p>
+    <w:p>
+      <w:pPr>
+        <w:pStyle w:val="RecuadroEsqueleto"/>
+      </w:pPr>
+      <w:r>
+        <w:t xml:space="preserve">6. </w:t>
+      </w:r>
+      <w:r>
+        <w:rPr>
+          <w:b/>
+          <w:bCs/>
+        </w:rPr>
+        <w:t xml:space="preserve">Lugar en la neurosis:</w:t>
+      </w:r>
+      <w:r>
+        <w:t xml:space="preserve"> </w:t>
+      </w:r>
+      <w:r>
+        <w:t xml:space="preserve">respuesta que permite olvidar la pregunta; mientras funciona no hay angustia; sostiene la versión del padre (Belucci, 2014b, p. 3; Belucci, s. f.-b, p. 9).</w:t>
+      </w:r>
+    </w:p>
+    <w:p>
+      <w:pPr>
+        <w:pStyle w:val="BodyText"/>
+      </w:pPr>
+      <w:r>
+        <w:t xml:space="preserve">Lacan retoma la fantasía freudiana como</w:t>
+      </w:r>
+      <w:r>
+        <w:t xml:space="preserve"> </w:t>
+      </w:r>
+      <w:r>
+        <w:rPr>
+          <w:b/>
+          <w:bCs/>
+        </w:rPr>
+        <w:t xml:space="preserve">fantasma</w:t>
+      </w:r>
+      <w:r>
+        <w:t xml:space="preserve">, y Belucci destaca</w:t>
+      </w:r>
+      <w:r>
+        <w:t xml:space="preserve"> </w:t>
+      </w:r>
+      <w:r>
+        <w:rPr>
+          <w:b/>
+          <w:bCs/>
+        </w:rPr>
+        <w:t xml:space="preserve">cuatro aspectos</w:t>
+      </w:r>
+      <w:r>
+        <w:t xml:space="preserve"> </w:t>
+      </w:r>
+      <w:r>
+        <w:t xml:space="preserve">(Belucci, s. f.-b, pp. 7-8).</w:t>
+      </w:r>
+      <w:r>
+        <w:t xml:space="preserve"> </w:t>
+      </w:r>
+      <w:r>
+        <w:rPr>
+          <w:b/>
+          <w:bCs/>
+        </w:rPr>
+        <w:t xml:space="preserve">(1)</w:t>
+      </w:r>
+      <w:r>
+        <w:t xml:space="preserve"> </w:t>
+      </w:r>
+      <w:r>
+        <w:t xml:space="preserve">El fantasma es una</w:t>
+      </w:r>
+      <w:r>
+        <w:t xml:space="preserve"> </w:t>
+      </w:r>
+      <w:r>
+        <w:rPr>
+          <w:b/>
+          <w:bCs/>
+        </w:rPr>
+        <w:t xml:space="preserve">respuesta del sujeto</w:t>
+      </w:r>
+      <w:r>
+        <w:t xml:space="preserve">: en principio a</w:t>
+      </w:r>
+      <w:r>
+        <w:t xml:space="preserve"> </w:t>
+      </w:r>
+      <w:r>
+        <w:rPr>
+          <w:b/>
+          <w:bCs/>
+        </w:rPr>
+        <w:t xml:space="preserve">lo real</w:t>
+      </w:r>
+      <w:r>
+        <w:t xml:space="preserve"> </w:t>
+      </w:r>
+      <w:r>
+        <w:t xml:space="preserve">(es el modo privilegiado, en la neurosis y en la perversión, de velarlo y mantenerlo a distancia) y a la</w:t>
+      </w:r>
+      <w:r>
+        <w:t xml:space="preserve"> </w:t>
+      </w:r>
+      <w:r>
+        <w:rPr>
+          <w:b/>
+          <w:bCs/>
+        </w:rPr>
+        <w:t xml:space="preserve">pregunta fundamental de la neurosis</w:t>
+      </w:r>
+      <w:r>
+        <w:t xml:space="preserve">, la pregunta por el deseo del Otro («¿qué lugar ocupamos como sujetos en el conjunto de significantes que nos determinan?», «¿qué soy ahí?»); en tanto respuesta, es</w:t>
+      </w:r>
+      <w:r>
+        <w:t xml:space="preserve"> </w:t>
+      </w:r>
+      <w:r>
+        <w:rPr>
+          <w:b/>
+          <w:bCs/>
+        </w:rPr>
+        <w:t xml:space="preserve">soporte del sujeto</w:t>
+      </w:r>
+      <w:r>
+        <w:t xml:space="preserve">.</w:t>
+      </w:r>
+      <w:r>
+        <w:t xml:space="preserve"> </w:t>
+      </w:r>
+      <w:r>
+        <w:rPr>
+          <w:b/>
+          <w:bCs/>
+        </w:rPr>
+        <w:t xml:space="preserve">(2)</w:t>
+      </w:r>
+      <w:r>
+        <w:t xml:space="preserve"> </w:t>
+      </w:r>
+      <w:r>
+        <w:t xml:space="preserve">Ese soporte no es cualquiera: el</w:t>
+      </w:r>
+      <w:r>
+        <w:t xml:space="preserve"> </w:t>
+      </w:r>
+      <w:r>
+        <w:rPr>
+          <w:b/>
+          <w:bCs/>
+        </w:rPr>
+        <w:t xml:space="preserve">fantasma fundamental</w:t>
+      </w:r>
+      <w:r>
+        <w:t xml:space="preserve"> </w:t>
+      </w:r>
+      <w:r>
+        <w:t xml:space="preserve">«sostiene todo el entramado de la neurosis» y en el Seminario 14 (</w:t>
+      </w:r>
+      <w:r>
+        <w:rPr>
           <w:i/>
           <w:iCs/>
         </w:rPr>
+        <w:t xml:space="preserve">La lógica del fantasma</w:t>
+      </w:r>
+      <w:r>
+        <w:t xml:space="preserve">) Lacan lo postula como</w:t>
+      </w:r>
+      <w:r>
+        <w:t xml:space="preserve"> </w:t>
+      </w:r>
+      <w:r>
+        <w:rPr>
+          <w:b/>
+          <w:bCs/>
+        </w:rPr>
+        <w:t xml:space="preserve">axioma</w:t>
+      </w:r>
+      <w:r>
+        <w:t xml:space="preserve">; su evidencia es que «vuelve evidente nuestro mundo»: la realidad que habitamos deriva del fantasma (para Kant, la «cosa-en-sí» sería lo real; el mundo percibido está organizado por categorías); y en tanto el fantasma se sostiene en una referencia al padre, «la realidad que habitamos los neuróticos es una realidad religiosa» (Descartes: Dios no nos engaña).</w:t>
+      </w:r>
+      <w:r>
+        <w:t xml:space="preserve"> </w:t>
+      </w:r>
+      <w:r>
+        <w:rPr>
+          <w:b/>
+          <w:bCs/>
+        </w:rPr>
+        <w:t xml:space="preserve">(3)</w:t>
+      </w:r>
+      <w:r>
+        <w:t xml:space="preserve"> </w:t>
+      </w:r>
+      <w:r>
+        <w:t xml:space="preserve">Lo escribe con una fórmula,</w:t>
+      </w:r>
+      <w:r>
+        <w:t xml:space="preserve"> </w:t>
+      </w:r>
+      <w:r>
+        <w:rPr>
+          <w:b/>
+          <w:bCs/>
+        </w:rPr>
+        <w:t xml:space="preserve">($◊a)</w:t>
+      </w:r>
+      <w:r>
+        <w:t xml:space="preserve">: el</w:t>
+      </w:r>
+      <w:r>
+        <w:t xml:space="preserve"> </w:t>
+      </w:r>
+      <w:r>
+        <w:rPr>
+          <w:b/>
+          <w:bCs/>
+        </w:rPr>
+        <w:t xml:space="preserve">sujeto dividido</w:t>
+      </w:r>
+      <w:r>
+        <w:t xml:space="preserve"> </w:t>
+      </w:r>
+      <w:r>
+        <w:t xml:space="preserve">y el</w:t>
+      </w:r>
+      <w:r>
+        <w:t xml:space="preserve"> </w:t>
+      </w:r>
+      <w:r>
+        <w:rPr>
+          <w:b/>
+          <w:bCs/>
+        </w:rPr>
+        <w:t xml:space="preserve">objeto</w:t>
+      </w:r>
+      <w:r>
+        <w:rPr>
+          <w:b/>
+          <w:bCs/>
+        </w:rPr>
+        <w:t xml:space="preserve"> </w:t>
+      </w:r>
+      <w:r>
+        <w:rPr>
+          <w:b/>
+          <w:bCs/>
+          <w:i/>
+          <w:iCs/>
+        </w:rPr>
         <w:t xml:space="preserve">a</w:t>
       </w:r>
       <w:r>
@@ -3395,7 +3833,7 @@
         <w:t xml:space="preserve">separa de lo real</w:t>
       </w:r>
       <w:r>
-        <w:t xml:space="preserve">; de ahí su carácter tranquilizador (T05, p. 8).</w:t>
+        <w:t xml:space="preserve">; de ahí su carácter tranquilizador (Belucci, s. f.-b, p. 8).</w:t>
       </w:r>
     </w:p>
     <w:p>
@@ -3442,7 +3880,7 @@
         <w:t xml:space="preserve">clínica de la pregunta</w:t>
       </w:r>
       <w:r>
-        <w:t xml:space="preserve">» (T01, p. 3): la falta en el Otro es necesaria por la Ley del Padre y el sujeto solo puede preguntarse por su lugar; la pregunta es implícita porque el sujeto se da respuestas (fantasma, ideales, yo) «que hacen que su existencia ordinaria se desenvuelva en el olvido de esa pregunta». El fantasma vela la</w:t>
+        <w:t xml:space="preserve">» (Belucci, 2014b, p. 3): la falta en el Otro es necesaria por la Ley del Padre y el sujeto solo puede preguntarse por su lugar; la pregunta es implícita porque el sujeto se da respuestas (fantasma, ideales, yo) «que hacen que su existencia ordinaria se desenvuelva en el olvido de esa pregunta». El fantasma vela la</w:t>
       </w:r>
       <w:r>
         <w:t xml:space="preserve"> </w:t>
@@ -3519,7 +3957,60 @@
         <w:t xml:space="preserve"> </w:t>
       </w:r>
       <w:r>
-        <w:t xml:space="preserve">(T05, p. 9).</w:t>
+        <w:t xml:space="preserve">(Belucci, s. f.-b, p. 9).</w:t>
+      </w:r>
+    </w:p>
+    <w:p>
+      <w:pPr>
+        <w:pStyle w:val="RecuadroAtencion"/>
+      </w:pPr>
+      <w:r>
+        <w:t xml:space="preserve">⚠</w:t>
+      </w:r>
+      <w:r>
+        <w:t xml:space="preserve"> </w:t>
+      </w:r>
+      <w:r>
+        <w:rPr>
+          <w:b/>
+          <w:bCs/>
+        </w:rPr>
+        <w:t xml:space="preserve">No confundir:</w:t>
+      </w:r>
+      <w:r>
+        <w:t xml:space="preserve"> </w:t>
+      </w:r>
+      <w:r>
+        <w:t xml:space="preserve">el fantasma no es una escena cualquiera: es el</w:t>
+      </w:r>
+      <w:r>
+        <w:t xml:space="preserve"> </w:t>
+      </w:r>
+      <w:r>
+        <w:rPr>
+          <w:b/>
+          <w:bCs/>
+        </w:rPr>
+        <w:t xml:space="preserve">marco</w:t>
+      </w:r>
+      <w:r>
+        <w:t xml:space="preserve"> </w:t>
+      </w:r>
+      <w:r>
+        <w:t xml:space="preserve">que hace posible la realidad. Si vacila no aparece el síntoma sino la</w:t>
+      </w:r>
+      <w:r>
+        <w:t xml:space="preserve"> </w:t>
+      </w:r>
+      <w:r>
+        <w:rPr>
+          <w:b/>
+          <w:bCs/>
+        </w:rPr>
+        <w:t xml:space="preserve">angustia</w:t>
+      </w:r>
+      <w:r>
+        <w:t xml:space="preserve">.</w:t>
       </w:r>
     </w:p>
     <w:bookmarkEnd w:id="21"/>
@@ -3532,7 +4023,7 @@
         <w:t xml:space="preserve">2.2 Desarrollo ampliado</w:t>
       </w:r>
     </w:p>
-    <w:bookmarkStart w:id="22" w:name="X779d6575475c9cda8c81c98b6ca83e885fb94bd"/>
+    <w:bookmarkStart w:id="22" w:name="X3fc8ffc9665c8f3a1d71c37a19a4cd9766bd8a8"/>
     <w:p>
       <w:pPr>
         <w:pStyle w:val="Heading4"/>
@@ -3554,7 +4045,7 @@
         <w:t xml:space="preserve"> </w:t>
       </w:r>
       <w:r>
-        <w:t xml:space="preserve">(T09)</w:t>
+        <w:t xml:space="preserve">(Lacan, 1962-1963/2006)</w:t>
       </w:r>
     </w:p>
     <w:p>
@@ -3618,7 +4109,7 @@
         <w:t xml:space="preserve">a través de ventanillas</w:t>
       </w:r>
       <w:r>
-        <w:t xml:space="preserve">: «es enmarcado como se sitúa el campo de la angustia» (T09, p. 1). «</w:t>
+        <w:t xml:space="preserve">: «es enmarcado como se sitúa el campo de la angustia» (Lacan, 1962-1963/2006, p. 1). «</w:t>
       </w:r>
       <w:r>
         <w:rPr>
@@ -3695,7 +4186,7 @@
         <w:t xml:space="preserve"> </w:t>
       </w:r>
       <w:r>
-        <w:t xml:space="preserve">(T09, p. 2).</w:t>
+        <w:t xml:space="preserve">(Lacan, 1962-1963/2006, p. 2).</w:t>
       </w:r>
     </w:p>
     <w:p>
@@ -3778,7 +4269,7 @@
         <w:t xml:space="preserve"> </w:t>
       </w:r>
       <w:r>
-        <w:t xml:space="preserve">(T09, p. 2).</w:t>
+        <w:t xml:space="preserve">(Lacan, 1962-1963/2006, p. 2).</w:t>
       </w:r>
     </w:p>
     <w:p>
@@ -3874,7 +4365,7 @@
         <w:t xml:space="preserve"> </w:t>
       </w:r>
       <w:r>
-        <w:t xml:space="preserve">del deseo» (T09, p. 2). Es «aquella roca de la que habla Freud, la reserva última irreductible de la libido». Reconocerse como objeto del propio deseo «es siempre masoquista, pero el masoquista solo lo hace</w:t>
+        <w:t xml:space="preserve">del deseo» (Lacan, 1962-1963/2006, p. 2). Es «aquella roca de la que habla Freud, la reserva última irreductible de la libido». Reconocerse como objeto del propio deseo «es siempre masoquista, pero el masoquista solo lo hace</w:t>
       </w:r>
       <w:r>
         <w:t xml:space="preserve"> </w:t>
@@ -3887,7 +4378,7 @@
         <w:t xml:space="preserve">en la escena</w:t>
       </w:r>
       <w:r>
-        <w:t xml:space="preserve">»; cuando no estamos en la escena y leemos en el Otro de qué va, «no encontramos allí, en x, más que la falta» (T09, p. 3).</w:t>
+        <w:t xml:space="preserve">»; cuando no estamos en la escena y leemos en el Otro de qué va, «no encontramos allí, en x, más que la falta» (Lacan, 1962-1963/2006, p. 3).</w:t>
       </w:r>
     </w:p>
     <w:p>
@@ -3980,7 +4471,7 @@
         <w:t xml:space="preserve">lo irreductible de lo real</w:t>
       </w:r>
       <w:r>
-        <w:t xml:space="preserve">: «de todas las señales, [la angustia] es la que no engaña». (T09, p. 4).</w:t>
+        <w:t xml:space="preserve">: «de todas las señales, [la angustia] es la que no engaña». (Lacan, 1962-1963/2006, p. 4).</w:t>
       </w:r>
     </w:p>
     <w:p>
@@ -4126,7 +4617,7 @@
         <w:t xml:space="preserve">soy yo para dicho deseo</w:t>
       </w:r>
       <w:r>
-        <w:t xml:space="preserve">» (T09, p. 4).</w:t>
+        <w:t xml:space="preserve">» (Lacan, 1962-1963/2006, p. 4).</w:t>
       </w:r>
     </w:p>
     <w:p>
@@ -4158,7 +4649,7 @@
         <w:t xml:space="preserve">Yo te deseo, aunque no lo sepa</w:t>
       </w:r>
       <w:r>
-        <w:t xml:space="preserve">»: tomo al otro como objeto —para mí mismo desconocido— de mi deseo y lo identifico con el objeto que le falta (T09, p. 1).</w:t>
+        <w:t xml:space="preserve">»: tomo al otro como objeto —para mí mismo desconocido— de mi deseo y lo identifico con el objeto que le falta (Lacan, 1962-1963/2006, p. 1).</w:t>
       </w:r>
     </w:p>
     <w:p>
@@ -4277,7 +4768,7 @@
         <w:t xml:space="preserve"> </w:t>
       </w:r>
       <w:r>
-        <w:t xml:space="preserve">(T09, pp. 3-4).</w:t>
+        <w:t xml:space="preserve">(Lacan, 1962-1963/2006, pp. 3-4).</w:t>
       </w:r>
       <w:r>
         <w:t xml:space="preserve"> </w:t>
@@ -4326,13 +4817,13 @@
       </w:r>
     </w:p>
     <w:bookmarkEnd w:id="22"/>
-    <w:bookmarkStart w:id="23" w:name="Xbbf630409ab5e36c4642684303e474b87bb2398"/>
+    <w:bookmarkStart w:id="23" w:name="Xe9413e97c83c4510610072c10108be0ea7c0b9e"/>
     <w:p>
       <w:pPr>
         <w:pStyle w:val="Heading4"/>
       </w:pPr>
       <w:r>
-        <w:t xml:space="preserve">b) El objeto del fantasma y el objeto de la angustia (T05, pp. 4, 8)</w:t>
+        <w:t xml:space="preserve">b) El objeto del fantasma y el objeto de la angustia (Belucci, s. f.-b, pp. 4, 8)</w:t>
       </w:r>
     </w:p>
     <w:p>
@@ -4448,7 +4939,7 @@
         <w:t xml:space="preserve"> </w:t>
       </w:r>
       <w:r>
-        <w:t xml:space="preserve">(hay perplejidad) (T05, p. 4).</w:t>
+        <w:t xml:space="preserve">(hay perplejidad) (Belucci, s. f.-b, p. 4).</w:t>
       </w:r>
     </w:p>
     <w:p>
@@ -4542,7 +5033,7 @@
           <w:b/>
           <w:bCs/>
         </w:rPr>
-        <w:t xml:space="preserve">Ejemplo (T05, p. 8):</w:t>
+        <w:t xml:space="preserve">Ejemplo (Belucci, s. f.-b, p. 8):</w:t>
       </w:r>
       <w:r>
         <w:t xml:space="preserve"> </w:t>
@@ -4583,7 +5074,7 @@
         <w:t xml:space="preserve">lo siniestro</w:t>
       </w:r>
       <w:r>
-        <w:t xml:space="preserve">» (T05, p. 8). Diferencia</w:t>
+        <w:t xml:space="preserve">» (Belucci, s. f.-b, p. 8). Diferencia</w:t>
       </w:r>
       <w:r>
         <w:t xml:space="preserve"> </w:t>
@@ -4596,7 +5087,7 @@
         <w:t xml:space="preserve">angustia/miedo</w:t>
       </w:r>
       <w:r>
-        <w:t xml:space="preserve">: si puede representarse, se pasa de la angustia al miedo (T05, p. 4).</w:t>
+        <w:t xml:space="preserve">: si puede representarse, se pasa de la angustia al miedo (Belucci, s. f.-b, p. 4).</w:t>
       </w:r>
     </w:p>
     <w:p>
@@ -4618,17 +5109,17 @@
         <w:t xml:space="preserve"> </w:t>
       </w:r>
       <w:r>
-        <w:t xml:space="preserve">«no vamos por la vida angustiados»; la angustia aparece cuando la escena en que nos sostenemos deja de ser eficaz (T05, p. 4).</w:t>
+        <w:t xml:space="preserve">«no vamos por la vida angustiados»; la angustia aparece cuando la escena en que nos sostenemos deja de ser eficaz (Belucci, s. f.-b, p. 4).</w:t>
       </w:r>
     </w:p>
     <w:bookmarkEnd w:id="23"/>
-    <w:bookmarkStart w:id="24" w:name="X10c72e9b077896f188901e3728192557dbda7a2"/>
+    <w:bookmarkStart w:id="24" w:name="X68fccf790b09da20b717a104faddff4ba6d9225"/>
     <w:p>
       <w:pPr>
         <w:pStyle w:val="Heading4"/>
       </w:pPr>
       <w:r>
-        <w:t xml:space="preserve">c) El lugar en la estructura: diferencias entre estructuras (T01, pp. 7, 14-15, 32-34)</w:t>
+        <w:t xml:space="preserve">c) El lugar en la estructura: diferencias entre estructuras (Belucci, 2014b, pp. 7, 14-15, 32-34)</w:t>
       </w:r>
     </w:p>
     <w:p>
@@ -4644,7 +5135,7 @@
           <w:b/>
           <w:bCs/>
         </w:rPr>
-        <w:t xml:space="preserve">El fantasma como mediación (T01, p. 7):</w:t>
+        <w:t xml:space="preserve">El fantasma como mediación (Belucci, 2014b, p. 7):</w:t>
       </w:r>
       <w:r>
         <w:t xml:space="preserve"> </w:t>
@@ -4734,7 +5225,7 @@
           <w:b/>
           <w:bCs/>
         </w:rPr>
-        <w:t xml:space="preserve">Fantasma neurótico vs. perverso (T01, pp. 14-15):</w:t>
+        <w:t xml:space="preserve">Fantasma neurótico vs. perverso (Belucci, 2014b, pp. 14-15):</w:t>
       </w:r>
       <w:r>
         <w:t xml:space="preserve"> </w:t>
@@ -5121,7 +5612,7 @@
           <w:b/>
           <w:bCs/>
         </w:rPr>
-        <w:t xml:space="preserve">Clínica de los fracasos del fantasma (Amigo; T01, pp. 32-34):</w:t>
+        <w:t xml:space="preserve">Clínica de los fracasos del fantasma (Amigo; Belucci, 2014b, pp. 32-34):</w:t>
       </w:r>
       <w:r>
         <w:t xml:space="preserve"> </w:t>
@@ -5232,7 +5723,7 @@
           <w:b/>
           <w:bCs/>
         </w:rPr>
-        <w:t xml:space="preserve">Fantasma y yo (T01, p. 34):</w:t>
+        <w:t xml:space="preserve">Fantasma y yo (Belucci, 2014b, p. 34):</w:t>
       </w:r>
       <w:r>
         <w:t xml:space="preserve"> </w:t>
@@ -5434,7 +5925,145 @@
     </w:p>
     <w:p>
       <w:pPr>
-        <w:pStyle w:val="FirstParagraph"/>
+        <w:pStyle w:val="RecuadroEsqueleto"/>
+      </w:pPr>
+      <w:r>
+        <w:rPr>
+          <w:b/>
+          <w:bCs/>
+        </w:rPr>
+        <w:t xml:space="preserve">Esqueleto de la respuesta:</w:t>
+      </w:r>
+    </w:p>
+    <w:p>
+      <w:pPr>
+        <w:pStyle w:val="RecuadroEsqueleto"/>
+      </w:pPr>
+      <w:r>
+        <w:t xml:space="preserve">1. </w:t>
+      </w:r>
+      <w:r>
+        <w:rPr>
+          <w:b/>
+          <w:bCs/>
+        </w:rPr>
+        <w:t xml:space="preserve">Tesis:</w:t>
+      </w:r>
+      <w:r>
+        <w:t xml:space="preserve"> </w:t>
+      </w:r>
+      <w:r>
+        <w:t xml:space="preserve">la inhibición es una limitación funcional del yo (Freud, 1926/1996, cap. I).</w:t>
+      </w:r>
+    </w:p>
+    <w:p>
+      <w:pPr>
+        <w:pStyle w:val="RecuadroEsqueleto"/>
+      </w:pPr>
+      <w:r>
+        <w:t xml:space="preserve">2. </w:t>
+      </w:r>
+      <w:r>
+        <w:rPr>
+          <w:b/>
+          <w:bCs/>
+        </w:rPr>
+        <w:t xml:space="preserve">Distinción:</w:t>
+      </w:r>
+      <w:r>
+        <w:t xml:space="preserve"> </w:t>
+      </w:r>
+      <w:r>
+        <w:t xml:space="preserve">inhibición ↔ función (no necesariamente patológica); síntoma ↔ proceso patológico; una inhibición puede ser síntoma.</w:t>
+      </w:r>
+    </w:p>
+    <w:p>
+      <w:pPr>
+        <w:pStyle w:val="RecuadroEsqueleto"/>
+      </w:pPr>
+      <w:r>
+        <w:t xml:space="preserve">3. </w:t>
+      </w:r>
+      <w:r>
+        <w:rPr>
+          <w:b/>
+          <w:bCs/>
+        </w:rPr>
+        <w:t xml:space="preserve">Causas:</w:t>
+      </w:r>
+      <w:r>
+        <w:t xml:space="preserve"> </w:t>
+      </w:r>
+      <w:r>
+        <w:t xml:space="preserve">precaución (evitar conflicto con el ello o el superyó) o empobrecimiento de energía.</w:t>
+      </w:r>
+    </w:p>
+    <w:p>
+      <w:pPr>
+        <w:pStyle w:val="RecuadroEsqueleto"/>
+      </w:pPr>
+      <w:r>
+        <w:t xml:space="preserve">4. </w:t>
+      </w:r>
+      <w:r>
+        <w:rPr>
+          <w:b/>
+          <w:bCs/>
+        </w:rPr>
+        <w:t xml:space="preserve">Funciones estudiadas:</w:t>
+      </w:r>
+      <w:r>
+        <w:t xml:space="preserve"> </w:t>
+      </w:r>
+      <w:r>
+        <w:t xml:space="preserve">sexual, nutricia, locomoción, trabajo profesional.</w:t>
+      </w:r>
+    </w:p>
+    <w:p>
+      <w:pPr>
+        <w:pStyle w:val="RecuadroEsqueleto"/>
+      </w:pPr>
+      <w:r>
+        <w:t xml:space="preserve">5. </w:t>
+      </w:r>
+      <w:r>
+        <w:rPr>
+          <w:b/>
+          <w:bCs/>
+        </w:rPr>
+        <w:t xml:space="preserve">Función en la neurosis:</w:t>
+      </w:r>
+      <w:r>
+        <w:t xml:space="preserve"> </w:t>
+      </w:r>
+      <w:r>
+        <w:t xml:space="preserve">tratar la angustia por fuera de la represión y del síntoma (Belucci, 2014b, p. 39).</w:t>
+      </w:r>
+    </w:p>
+    <w:p>
+      <w:pPr>
+        <w:pStyle w:val="RecuadroEsqueleto"/>
+      </w:pPr>
+      <w:r>
+        <w:t xml:space="preserve">6. </w:t>
+      </w:r>
+      <w:r>
+        <w:rPr>
+          <w:b/>
+          <w:bCs/>
+        </w:rPr>
+        <w:t xml:space="preserve">Cierre:</w:t>
+      </w:r>
+      <w:r>
+        <w:t xml:space="preserve"> </w:t>
+      </w:r>
+      <w:r>
+        <w:t xml:space="preserve">es un modo muy costoso de evitar la angustia donde el síntoma no es posible; ejemplo: los fóbicos.</w:t>
+      </w:r>
+    </w:p>
+    <w:p>
+      <w:pPr>
+        <w:pStyle w:val="BodyText"/>
       </w:pPr>
       <w:r>
         <w:t xml:space="preserve">Al comenzar</w:t>
@@ -5668,26 +6297,82 @@
         <w:t xml:space="preserve"> </w:t>
       </w:r>
       <w:r>
-        <w:t xml:space="preserve">(T01, p. 39).</w:t>
+        <w:t xml:space="preserve">(Belucci, 2014b, p. 39).</w:t>
+      </w:r>
+    </w:p>
+    <w:p>
+      <w:pPr>
+        <w:pStyle w:val="RecuadroAtencion"/>
+      </w:pPr>
+      <w:r>
+        <w:t xml:space="preserve">⚠</w:t>
+      </w:r>
+      <w:r>
+        <w:t xml:space="preserve"> </w:t>
+      </w:r>
+      <w:r>
+        <w:rPr>
+          <w:b/>
+          <w:bCs/>
+        </w:rPr>
+        <w:t xml:space="preserve">No confundir:</w:t>
+      </w:r>
+      <w:r>
+        <w:t xml:space="preserve"> </w:t>
+      </w:r>
+      <w:r>
+        <w:t xml:space="preserve">inhibición ≠ síntoma: la inhibición</w:t>
+      </w:r>
+      <w:r>
+        <w:t xml:space="preserve"> </w:t>
+      </w:r>
+      <w:r>
+        <w:rPr>
+          <w:b/>
+          <w:bCs/>
+        </w:rPr>
+        <w:t xml:space="preserve">rebaja</w:t>
+      </w:r>
+      <w:r>
+        <w:t xml:space="preserve"> </w:t>
+      </w:r>
+      <w:r>
+        <w:t xml:space="preserve">una función; el síntoma es una</w:t>
+      </w:r>
+      <w:r>
+        <w:t xml:space="preserve"> </w:t>
+      </w:r>
+      <w:r>
+        <w:rPr>
+          <w:b/>
+          <w:bCs/>
+        </w:rPr>
+        <w:t xml:space="preserve">nueva</w:t>
+      </w:r>
+      <w:r>
+        <w:t xml:space="preserve"> </w:t>
+      </w:r>
+      <w:r>
+        <w:t xml:space="preserve">formación. Y la inhibición no pasa por la represión.</w:t>
       </w:r>
     </w:p>
     <w:bookmarkEnd w:id="27"/>
-    <w:bookmarkStart w:id="31" w:name="X664fb8c8a40ee56d705188089f1eaa09c607dd8"/>
+    <w:bookmarkStart w:id="31" w:name="X41aca0e7bbf44135bc9a5f6517af92f95487e53"/>
     <w:p>
       <w:pPr>
         <w:pStyle w:val="Heading3"/>
       </w:pPr>
       <w:r>
-        <w:t xml:space="preserve">3.2 Desarrollo ampliado (T08, cap. I y T01, p. 39)</w:t>
-      </w:r>
-    </w:p>
-    <w:bookmarkStart w:id="28" w:name="a-las-cuatro-funciones-t08-cap.-i"/>
+        <w:t xml:space="preserve">3.2 Desarrollo ampliado (Freud, 1926/1996, cap. I; Belucci, 2014b, p. 39)</w:t>
+      </w:r>
+    </w:p>
+    <w:bookmarkStart w:id="28" w:name="Xcdacc833fdb645b076e0a3dc963fa7f625f5094"/>
     <w:p>
       <w:pPr>
         <w:pStyle w:val="Heading4"/>
       </w:pPr>
       <w:r>
-        <w:t xml:space="preserve">a) Las cuatro funciones (T08, cap. I)</w:t>
+        <w:t xml:space="preserve">a) Las cuatro funciones (Freud, 1926/1996, cap. I)</w:t>
       </w:r>
     </w:p>
     <w:p>
@@ -5869,13 +6554,13 @@
       </w:r>
     </w:p>
     <w:bookmarkEnd w:id="28"/>
-    <w:bookmarkStart w:id="29" w:name="Xfbd84e2077063c54226992a74186b3a7ae3e3e4"/>
+    <w:bookmarkStart w:id="29" w:name="X052794829614ad73285a0e654a1160d31f48149"/>
     <w:p>
       <w:pPr>
         <w:pStyle w:val="Heading4"/>
       </w:pPr>
       <w:r>
-        <w:t xml:space="preserve">b) Los tres mecanismos (T08, cap. I y apuntes de clase)</w:t>
+        <w:t xml:space="preserve">b) Los tres mecanismos (Freud, 1926/1996, cap. I y apuntes de clase)</w:t>
       </w:r>
     </w:p>
     <w:p>
@@ -6074,13 +6759,13 @@
       </w:r>
     </w:p>
     <w:bookmarkEnd w:id="29"/>
-    <w:bookmarkStart w:id="30" w:name="Xf9abc392583e1c8a13f49283962e0ce5cc392c6"/>
+    <w:bookmarkStart w:id="30" w:name="Xca327d17b99dcc04b550bd8c8403881927ae1b1"/>
     <w:p>
       <w:pPr>
         <w:pStyle w:val="Heading4"/>
       </w:pPr>
       <w:r>
-        <w:t xml:space="preserve">c) Qué la distingue del síntoma (T08, cap. I-II)</w:t>
+        <w:t xml:space="preserve">c) Qué la distingue del síntoma (Freud, 1926/1996, cap. I-II)</w:t>
       </w:r>
     </w:p>
     <w:p>
@@ -6137,7 +6822,7 @@
         <w:t xml:space="preserve"> </w:t>
       </w:r>
       <w:r>
-        <w:t xml:space="preserve">(T08, cap. II).</w:t>
+        <w:t xml:space="preserve">(Freud, 1926/1996, cap. II).</w:t>
       </w:r>
     </w:p>
     <w:p>
@@ -6149,7 +6834,7 @@
         </w:numPr>
       </w:pPr>
       <w:r>
-        <w:t xml:space="preserve">Belucci (T01, p. 39): las soluciones</w:t>
+        <w:t xml:space="preserve">Belucci (2014b, p. 39): las soluciones</w:t>
       </w:r>
       <w:r>
         <w:t xml:space="preserve"> </w:t>
@@ -6181,7 +6866,7 @@
         <w:t xml:space="preserve"> </w:t>
       </w:r>
       <w:r>
-        <w:t xml:space="preserve">y, donde el síntoma no es posible, queda la inhibición. El recurso a la inhibición «excede con mucho la particularidad de las fobias, e incluso el campo mismo de las neurosis» (en las psicosis puede funcionar como barrera al goce ilimitado y suplencia de la Ley paterna ausente, T01 p. 39 n. 96).</w:t>
+        <w:t xml:space="preserve">y, donde el síntoma no es posible, queda la inhibición. El recurso a la inhibición «excede con mucho la particularidad de las fobias, e incluso el campo mismo de las neurosis» (en las psicosis puede funcionar como barrera al goce ilimitado y suplencia de la Ley paterna ausente, Belucci, 2014b, p. 39 n. 96).</w:t>
       </w:r>
     </w:p>
     <w:p>
@@ -6197,7 +6882,7 @@
           <w:b/>
           <w:bCs/>
         </w:rPr>
-        <w:t xml:space="preserve">Fobia y inhibición (T01, p. 3):</w:t>
+        <w:t xml:space="preserve">Fobia y inhibición (Belucci, 2014b, p. 3):</w:t>
       </w:r>
       <w:r>
         <w:t xml:space="preserve"> </w:t>
@@ -6219,7 +6904,7 @@
         <w:t xml:space="preserve"> </w:t>
       </w:r>
       <w:r>
-        <w:t xml:space="preserve">(Hans: renuncia a salir a la calle para no encontrar caballos, T08 cap. IV y siguientes).</w:t>
+        <w:t xml:space="preserve">(Hans: renuncia a salir a la calle para no encontrar caballos, Freud, 1926/1996, cap. IV y siguientes).</w:t>
       </w:r>
     </w:p>
     <w:p>
@@ -6385,10 +7070,148 @@
     </w:p>
     <w:p>
       <w:pPr>
-        <w:pStyle w:val="FirstParagraph"/>
-      </w:pPr>
-      <w:r>
-        <w:t xml:space="preserve">Para Freud (T08, cap. II)</w:t>
+        <w:pStyle w:val="RecuadroEsqueleto"/>
+      </w:pPr>
+      <w:r>
+        <w:rPr>
+          <w:b/>
+          <w:bCs/>
+        </w:rPr>
+        <w:t xml:space="preserve">Esqueleto de la respuesta:</w:t>
+      </w:r>
+    </w:p>
+    <w:p>
+      <w:pPr>
+        <w:pStyle w:val="RecuadroEsqueleto"/>
+      </w:pPr>
+      <w:r>
+        <w:t xml:space="preserve">1. </w:t>
+      </w:r>
+      <w:r>
+        <w:rPr>
+          <w:b/>
+          <w:bCs/>
+        </w:rPr>
+        <w:t xml:space="preserve">Tesis:</w:t>
+      </w:r>
+      <w:r>
+        <w:t xml:space="preserve"> </w:t>
+      </w:r>
+      <w:r>
+        <w:t xml:space="preserve">el síntoma es «indicio y sustituto de una satisfacción pulsional interceptada», resultado de la represión (Freud, 1926/1996, cap. II).</w:t>
+      </w:r>
+    </w:p>
+    <w:p>
+      <w:pPr>
+        <w:pStyle w:val="RecuadroEsqueleto"/>
+      </w:pPr>
+      <w:r>
+        <w:t xml:space="preserve">2. </w:t>
+      </w:r>
+      <w:r>
+        <w:rPr>
+          <w:b/>
+          <w:bCs/>
+        </w:rPr>
+        <w:t xml:space="preserve">Mecanismo:</w:t>
+      </w:r>
+      <w:r>
+        <w:t xml:space="preserve"> </w:t>
+      </w:r>
+      <w:r>
+        <w:t xml:space="preserve">el yo no acata la investidura del ello; la moción encuentra un sustituto mutilado, desplazado, que se vive como compulsión.</w:t>
+      </w:r>
+    </w:p>
+    <w:p>
+      <w:pPr>
+        <w:pStyle w:val="RecuadroEsqueleto"/>
+      </w:pPr>
+      <w:r>
+        <w:t xml:space="preserve">3. </w:t>
+      </w:r>
+      <w:r>
+        <w:rPr>
+          <w:b/>
+          <w:bCs/>
+        </w:rPr>
+        <w:t xml:space="preserve">Función subjetiva:</w:t>
+      </w:r>
+      <w:r>
+        <w:t xml:space="preserve"> </w:t>
+      </w:r>
+      <w:r>
+        <w:t xml:space="preserve">formación de compromiso entre pulsión y defensa (Freud, 1917/1996b); localiza goce y abre una pregunta; responde a la angustia (Belucci, 2014b, pp. 3, 39).</w:t>
+      </w:r>
+    </w:p>
+    <w:p>
+      <w:pPr>
+        <w:pStyle w:val="RecuadroEsqueleto"/>
+      </w:pPr>
+      <w:r>
+        <w:t xml:space="preserve">4. </w:t>
+      </w:r>
+      <w:r>
+        <w:rPr>
+          <w:b/>
+          <w:bCs/>
+        </w:rPr>
+        <w:t xml:space="preserve">Aspecto 1, extraterritorialidad:</w:t>
+      </w:r>
+      <w:r>
+        <w:t xml:space="preserve"> </w:t>
+      </w:r>
+      <w:r>
+        <w:t xml:space="preserve">cuerpo extraño fuera de la organización del yo.</w:t>
+      </w:r>
+    </w:p>
+    <w:p>
+      <w:pPr>
+        <w:pStyle w:val="RecuadroEsqueleto"/>
+      </w:pPr>
+      <w:r>
+        <w:t xml:space="preserve">5. </w:t>
+      </w:r>
+      <w:r>
+        <w:rPr>
+          <w:b/>
+          <w:bCs/>
+        </w:rPr>
+        <w:t xml:space="preserve">Aspecto 2, asimilación:</w:t>
+      </w:r>
+      <w:r>
+        <w:t xml:space="preserve"> </w:t>
+      </w:r>
+      <w:r>
+        <w:t xml:space="preserve">el yo lo incorpora (adaptación y ganancia secundarias), lo que refuerza la fijación.</w:t>
+      </w:r>
+    </w:p>
+    <w:p>
+      <w:pPr>
+        <w:pStyle w:val="RecuadroEsqueleto"/>
+      </w:pPr>
+      <w:r>
+        <w:t xml:space="preserve">6. </w:t>
+      </w:r>
+      <w:r>
+        <w:rPr>
+          <w:b/>
+          <w:bCs/>
+        </w:rPr>
+        <w:t xml:space="preserve">Cierre (aspecto 3):</w:t>
+      </w:r>
+      <w:r>
+        <w:t xml:space="preserve"> </w:t>
+      </w:r>
+      <w:r>
+        <w:t xml:space="preserve">la lucha defensiva secundaria contra el síntoma continúa la lucha contra la pulsión.</w:t>
+      </w:r>
+    </w:p>
+    <w:p>
+      <w:pPr>
+        <w:pStyle w:val="BodyText"/>
+      </w:pPr>
+      <w:r>
+        <w:t xml:space="preserve">Para Freud (1926/1996, cap. II)</w:t>
       </w:r>
       <w:r>
         <w:t xml:space="preserve"> </w:t>
@@ -6456,7 +7279,7 @@
         <w:t xml:space="preserve"> </w:t>
       </w:r>
       <w:r>
-        <w:t xml:space="preserve">entre la satisfacción pulsional y la exigencia defensiva (T04). Belucci agrega que, en el síntoma, el sujeto localiza</w:t>
+        <w:t xml:space="preserve">entre la satisfacción pulsional y la exigencia defensiva (Freud, 1917/1996b). Belucci agrega que, en el síntoma, el sujeto localiza</w:t>
       </w:r>
       <w:r>
         <w:t xml:space="preserve"> </w:t>
@@ -6488,7 +7311,7 @@
         <w:t xml:space="preserve"> </w:t>
       </w:r>
       <w:r>
-        <w:t xml:space="preserve">(T01, p. 39) y que opera, hacia atrás, como</w:t>
+        <w:t xml:space="preserve">(Belucci, 2014b, p. 39) y que opera, hacia atrás, como</w:t>
       </w:r>
       <w:r>
         <w:t xml:space="preserve"> </w:t>
@@ -6504,7 +7327,7 @@
         <w:t xml:space="preserve"> </w:t>
       </w:r>
       <w:r>
-        <w:t xml:space="preserve">(T01, p. 3).</w:t>
+        <w:t xml:space="preserve">(Belucci, 2014b, p. 3).</w:t>
       </w:r>
       <w:r>
         <w:t xml:space="preserve"> </w:t>
@@ -6597,23 +7420,63 @@
         <w:t xml:space="preserve">contra el síntoma, que continúa la lucha contra la moción pulsional.</w:t>
       </w:r>
     </w:p>
+    <w:p>
+      <w:pPr>
+        <w:pStyle w:val="RecuadroAtencion"/>
+      </w:pPr>
+      <w:r>
+        <w:t xml:space="preserve">⚠</w:t>
+      </w:r>
+      <w:r>
+        <w:t xml:space="preserve"> </w:t>
+      </w:r>
+      <w:r>
+        <w:rPr>
+          <w:b/>
+          <w:bCs/>
+        </w:rPr>
+        <w:t xml:space="preserve">No confundir:</w:t>
+      </w:r>
+      <w:r>
+        <w:t xml:space="preserve"> </w:t>
+      </w:r>
+      <w:r>
+        <w:t xml:space="preserve">la ganancia</w:t>
+      </w:r>
+      <w:r>
+        <w:t xml:space="preserve"> </w:t>
+      </w:r>
+      <w:r>
+        <w:rPr>
+          <w:b/>
+          <w:bCs/>
+        </w:rPr>
+        <w:t xml:space="preserve">secundaria</w:t>
+      </w:r>
+      <w:r>
+        <w:t xml:space="preserve"> </w:t>
+      </w:r>
+      <w:r>
+        <w:t xml:space="preserve">no es la causa del síntoma: es su aprovechamiento posterior por el yo, y actúa como resistencia.</w:t>
+      </w:r>
+    </w:p>
     <w:bookmarkEnd w:id="33"/>
-    <w:bookmarkStart w:id="38" w:name="desarrollo-ampliado-t08-caps.-ii-v-y-t01"/>
+    <w:bookmarkStart w:id="38" w:name="Xe6dfc037e3fdceb07a279ad87f36f132c5e16fa"/>
     <w:p>
       <w:pPr>
         <w:pStyle w:val="Heading3"/>
       </w:pPr>
       <w:r>
-        <w:t xml:space="preserve">4.2 Desarrollo ampliado (T08, caps. II-V y T01)</w:t>
-      </w:r>
-    </w:p>
-    <w:bookmarkStart w:id="34" w:name="X503fa100f55621e8c34d99adc1d101f7a0b2e70"/>
+        <w:t xml:space="preserve">4.2 Desarrollo ampliado (Freud, 1926/1996, caps. II-V; Belucci, 2014b)</w:t>
+      </w:r>
+    </w:p>
+    <w:bookmarkStart w:id="34" w:name="X189cb625775c75fe7f5cb502e065d2c7291230c"/>
     <w:p>
       <w:pPr>
         <w:pStyle w:val="Heading4"/>
       </w:pPr>
       <w:r>
-        <w:t xml:space="preserve">a) Formación de síntoma y poder del yo (T08, cap. II)</w:t>
+        <w:t xml:space="preserve">a) Formación de síntoma y poder del yo (Freud, 1926/1996, cap. II)</w:t>
       </w:r>
     </w:p>
     <w:p>
@@ -6756,7 +7619,7 @@
         <w:t xml:space="preserve"> </w:t>
       </w:r>
       <w:r>
-        <w:t xml:space="preserve">como primera vivencia de angustia dejó rasgos característicos, aunque no hay que sobrestimar el nexo (T08, cap. II).</w:t>
+        <w:t xml:space="preserve">como primera vivencia de angustia dejó rasgos característicos, aunque no hay que sobrestimar el nexo (Freud, 1926/1996, cap. II).</w:t>
       </w:r>
     </w:p>
     <w:p>
@@ -6821,7 +7684,7 @@
         <w:t xml:space="preserve">protección antiestímulo</w:t>
       </w:r>
       <w:r>
-        <w:t xml:space="preserve">) serían ocasiones de las represiones primordiales. Hay protección antiestímulo solo frente a estímulos externos, no frente a exigencias pulsionales internas (T08, cap. II).</w:t>
+        <w:t xml:space="preserve">) serían ocasiones de las represiones primordiales. Hay protección antiestímulo solo frente a estímulos externos, no frente a exigencias pulsionales internas (Freud, 1926/1996, cap. II).</w:t>
       </w:r>
     </w:p>
     <w:p>
@@ -6847,13 +7710,13 @@
       </w:r>
     </w:p>
     <w:bookmarkEnd w:id="34"/>
-    <w:bookmarkStart w:id="35" w:name="b-aspectos-del-síntoma-t08-caps.-ii-iii"/>
+    <w:bookmarkStart w:id="35" w:name="X96901f2616ae766c6a8b221245f99d59dbdce04"/>
     <w:p>
       <w:pPr>
         <w:pStyle w:val="Heading4"/>
       </w:pPr>
       <w:r>
-        <w:t xml:space="preserve">b) Aspectos del síntoma (T08, caps. II-III)</w:t>
+        <w:t xml:space="preserve">b) Aspectos del síntoma (Freud, 1926/1996, caps. II-III)</w:t>
       </w:r>
     </w:p>
     <w:p>
@@ -6875,7 +7738,7 @@
         <w:t xml:space="preserve"> </w:t>
       </w:r>
       <w:r>
-        <w:t xml:space="preserve">«a pesar de la represión, la moción pulsional ha encontrado un sustituto, harto mutilado, desplazado, inhibido. Ya no es reconocible como satisfacción» (T08, cap. II).</w:t>
+        <w:t xml:space="preserve">«a pesar de la represión, la moción pulsional ha encontrado un sustituto, harto mutilado, desplazado, inhibido. Ya no es reconocible como satisfacción» (Freud, 1926/1996, cap. II).</w:t>
       </w:r>
     </w:p>
     <w:p>
@@ -6897,7 +7760,7 @@
         <w:t xml:space="preserve"> </w:t>
       </w:r>
       <w:r>
-        <w:t xml:space="preserve">el proceso sustitutivo no puede descargar en la acción; se agota «en la alteración del cuerpo propio y no se le permite desbordar sobre el mundo exterior»: «en la represión el yo trabaja bajo la influencia de la realidad externa» (T08, cap. II).</w:t>
+        <w:t xml:space="preserve">el proceso sustitutivo no puede descargar en la acción; se agota «en la alteración del cuerpo propio y no se le permite desbordar sobre el mundo exterior»: «en la represión el yo trabaja bajo la influencia de la realidad externa» (Freud, 1926/1996, cap. II).</w:t>
       </w:r>
     </w:p>
     <w:p>
@@ -6948,7 +7811,7 @@
         <w:t xml:space="preserve"> </w:t>
       </w:r>
       <w:r>
-        <w:t xml:space="preserve">que alimenta fenómenos de estímulo y reacción en el tejido. (Belucci, T01 p. 39: «extraterritoriales al yo».)</w:t>
+        <w:t xml:space="preserve">que alimenta fenómenos de estímulo y reacción en el tejido. (Belucci, Belucci, 2014b, p. 39: «extraterritoriales al yo».)</w:t>
       </w:r>
     </w:p>
     <w:p>
@@ -6964,7 +7827,7 @@
           <w:b/>
           <w:bCs/>
         </w:rPr>
-        <w:t xml:space="preserve">Fortaleza y debilidad del yo (T08, cap. II):</w:t>
+        <w:t xml:space="preserve">Fortaleza y debilidad del yo (Freud, 1926/1996, cap. II):</w:t>
       </w:r>
       <w:r>
         <w:t xml:space="preserve"> </w:t>
@@ -7021,7 +7884,7 @@
         <w:t xml:space="preserve"> </w:t>
       </w:r>
       <w:r>
-        <w:t xml:space="preserve">(T08, cap. III): la lucha contra la moción pulsional se</w:t>
+        <w:t xml:space="preserve">(Freud, 1926/1996, cap. III): la lucha contra la moción pulsional se</w:t>
       </w:r>
       <w:r>
         <w:t xml:space="preserve"> </w:t>
@@ -7111,7 +7974,7 @@
           <w:b/>
           <w:bCs/>
         </w:rPr>
-        <w:t xml:space="preserve">Adaptación secundaria y ganancia (T08, cap. III):</w:t>
+        <w:t xml:space="preserve">Adaptación secundaria y ganancia (Freud, 1926/1996, cap. III):</w:t>
       </w:r>
       <w:r>
         <w:t xml:space="preserve"> </w:t>
@@ -7223,7 +8086,7 @@
           <w:b/>
           <w:bCs/>
         </w:rPr>
-        <w:t xml:space="preserve">Neurosis obsesiva (T08, cap. IV):</w:t>
+        <w:t xml:space="preserve">Neurosis obsesiva (Freud, 1926/1996, cap. IV):</w:t>
       </w:r>
       <w:r>
         <w:t xml:space="preserve"> </w:t>
@@ -7312,7 +8175,7 @@
           <w:b/>
           <w:bCs/>
         </w:rPr>
-        <w:t xml:space="preserve">Fobia (T08, cap. IV):</w:t>
+        <w:t xml:space="preserve">Fobia (Freud, 1926/1996, cap. IV):</w:t>
       </w:r>
       <w:r>
         <w:t xml:space="preserve"> </w:t>
@@ -7351,13 +8214,13 @@
       </w:r>
     </w:p>
     <w:bookmarkEnd w:id="35"/>
-    <w:bookmarkStart w:id="36" w:name="X890b262c190b4659aa8e1cebe2443393ed98a02"/>
+    <w:bookmarkStart w:id="36" w:name="X322efa11a03505895bdf821e342d14e158760c0"/>
     <w:p>
       <w:pPr>
         <w:pStyle w:val="Heading4"/>
       </w:pPr>
       <w:r>
-        <w:t xml:space="preserve">c) Sustitución del peligro: síntomas para evitar la situación de peligro (T08, cap. VIII)</w:t>
+        <w:t xml:space="preserve">c) Sustitución del peligro: síntomas para evitar la situación de peligro (Freud, 1926/1996, cap. VIII)</w:t>
       </w:r>
     </w:p>
     <w:p>
@@ -7385,7 +8248,7 @@
         <w:t xml:space="preserve"> </w:t>
       </w:r>
       <w:r>
-        <w:t xml:space="preserve">que es señalada mediante el desarrollo de angustia» (T08, cap. VIII). Ventajas de la formación sustitutiva en la fobia: esquiva el conflicto de ambivalencia (el padre es objeto amado) y permite al yo</w:t>
+        <w:t xml:space="preserve">que es señalada mediante el desarrollo de angustia» (Freud, 1926/1996, cap. VIII). Ventajas de la formación sustitutiva en la fobia: esquiva el conflicto de ambivalencia (el padre es objeto amado) y permite al yo</w:t>
       </w:r>
       <w:r>
         <w:t xml:space="preserve"> </w:t>
@@ -7402,13 +8265,13 @@
       </w:r>
     </w:p>
     <w:bookmarkEnd w:id="36"/>
-    <w:bookmarkStart w:id="37" w:name="d-el-síntoma-en-belucci-t01-p.-3-39"/>
+    <w:bookmarkStart w:id="37" w:name="d-el-síntoma-en-belucci-2014b-p.-3-39"/>
     <w:p>
       <w:pPr>
         <w:pStyle w:val="Heading4"/>
       </w:pPr>
       <w:r>
-        <w:t xml:space="preserve">d) El síntoma en Belucci (T01, p. 3, 39)</w:t>
+        <w:t xml:space="preserve">d) El síntoma en Belucci (2014b, p. 3, 39)</w:t>
       </w:r>
     </w:p>
     <w:p>
@@ -7708,143 +8571,150 @@
     </w:p>
     <w:p>
       <w:pPr>
-        <w:pStyle w:val="FirstParagraph"/>
-      </w:pPr>
-      <w:r>
-        <w:t xml:space="preserve">Freud tiene</w:t>
-      </w:r>
-      <w:r>
-        <w:t xml:space="preserve"> </w:t>
-      </w:r>
-      <w:r>
-        <w:rPr>
-          <w:b/>
-          <w:bCs/>
-        </w:rPr>
-        <w:t xml:space="preserve">dos teorías de la angustia</w:t>
-      </w:r>
-      <w:r>
-        <w:t xml:space="preserve">. La</w:t>
-      </w:r>
-      <w:r>
-        <w:t xml:space="preserve"> </w:t>
-      </w:r>
-      <w:r>
-        <w:rPr>
-          <w:b/>
-          <w:bCs/>
-        </w:rPr>
-        <w:t xml:space="preserve">primera (1895)</w:t>
-      </w:r>
-      <w:r>
-        <w:t xml:space="preserve">, en «Sobre la justificación de separar de la neurastenia…» (T06), deriva la angustia de la</w:t>
-      </w:r>
-      <w:r>
-        <w:t xml:space="preserve"> </w:t>
-      </w:r>
-      <w:r>
-        <w:rPr>
-          <w:b/>
-          <w:bCs/>
-        </w:rPr>
-        <w:t xml:space="preserve">libido insatisfecha</w:t>
-      </w:r>
-      <w:r>
-        <w:t xml:space="preserve">: la neurosis de angustia se produce cuando la excitación sexual somática es</w:t>
-      </w:r>
-      <w:r>
-        <w:t xml:space="preserve"> </w:t>
-      </w:r>
-      <w:r>
-        <w:rPr>
-          <w:b/>
-          <w:bCs/>
-        </w:rPr>
-        <w:t xml:space="preserve">desviada de lo psíquico</w:t>
-      </w:r>
-      <w:r>
-        <w:t xml:space="preserve"> </w:t>
-      </w:r>
-      <w:r>
-        <w:t xml:space="preserve">y se gasta subcorticalmente en reacciones inadecuadas; la angustia sería la transformación económica directa de esa excitación acumulada (de ahí el coitus interruptus, la abstinencia, la excitación frustránea). La</w:t>
-      </w:r>
-      <w:r>
-        <w:t xml:space="preserve"> </w:t>
-      </w:r>
-      <w:r>
-        <w:rPr>
-          <w:b/>
-          <w:bCs/>
-        </w:rPr>
-        <w:t xml:space="preserve">segunda (1926)</w:t>
-      </w:r>
-      <w:r>
-        <w:t xml:space="preserve">, en</w:t>
-      </w:r>
-      <w:r>
-        <w:t xml:space="preserve"> </w:t>
+        <w:pStyle w:val="RecuadroEsqueleto"/>
+      </w:pPr>
+      <w:r>
+        <w:rPr>
+          <w:b/>
+          <w:bCs/>
+        </w:rPr>
+        <w:t xml:space="preserve">Esqueleto de la respuesta:</w:t>
+      </w:r>
+    </w:p>
+    <w:p>
+      <w:pPr>
+        <w:pStyle w:val="RecuadroEsqueleto"/>
+      </w:pPr>
+      <w:r>
+        <w:t xml:space="preserve">1. </w:t>
+      </w:r>
+      <w:r>
+        <w:rPr>
+          <w:b/>
+          <w:bCs/>
+        </w:rPr>
+        <w:t xml:space="preserve">Tesis:</w:t>
+      </w:r>
+      <w:r>
+        <w:t xml:space="preserve"> </w:t>
+      </w:r>
+      <w:r>
+        <w:t xml:space="preserve">Freud tiene dos teorías de la angustia; la segunda (1926) invierte la primera.</w:t>
+      </w:r>
+    </w:p>
+    <w:p>
+      <w:pPr>
+        <w:pStyle w:val="RecuadroEsqueleto"/>
+      </w:pPr>
+      <w:r>
+        <w:t xml:space="preserve">2. </w:t>
+      </w:r>
+      <w:r>
+        <w:rPr>
+          <w:b/>
+          <w:bCs/>
+        </w:rPr>
+        <w:t xml:space="preserve">Primera (1895):</w:t>
+      </w:r>
+      <w:r>
+        <w:t xml:space="preserve"> </w:t>
+      </w:r>
+      <w:r>
+        <w:t xml:space="preserve">angustia = libido insatisfecha transformada (neurosis de angustia) (Freud, 1895/1996).</w:t>
+      </w:r>
+    </w:p>
+    <w:p>
+      <w:pPr>
+        <w:pStyle w:val="RecuadroEsqueleto"/>
+      </w:pPr>
+      <w:r>
+        <w:t xml:space="preserve">3. </w:t>
+      </w:r>
+      <w:r>
+        <w:rPr>
+          <w:b/>
+          <w:bCs/>
+        </w:rPr>
+        <w:t xml:space="preserve">Segunda (1926):</w:t>
+      </w:r>
+      <w:r>
+        <w:t xml:space="preserve"> </w:t>
+      </w:r>
+      <w:r>
+        <w:t xml:space="preserve">el yo es el almácigo de la angustia; «la angustia crea la represión» (Freud, 1926/1996, caps. IV-VI).</w:t>
+      </w:r>
+    </w:p>
+    <w:p>
+      <w:pPr>
+        <w:pStyle w:val="RecuadroEsqueleto"/>
+      </w:pPr>
+      <w:r>
+        <w:t xml:space="preserve">4. </w:t>
+      </w:r>
+      <w:r>
+        <w:rPr>
+          <w:b/>
+          <w:bCs/>
+        </w:rPr>
+        <w:t xml:space="preserve">Fundamento:</w:t>
+      </w:r>
+      <w:r>
+        <w:t xml:space="preserve"> </w:t>
+      </w:r>
+      <w:r>
+        <w:t xml:space="preserve">desvalimiento (</w:t>
       </w:r>
       <w:r>
         <w:rPr>
           <w:i/>
           <w:iCs/>
         </w:rPr>
-        <w:t xml:space="preserve">Inhibición, síntoma y angustia</w:t>
-      </w:r>
-      <w:r>
-        <w:t xml:space="preserve">,</w:t>
-      </w:r>
-      <w:r>
-        <w:t xml:space="preserve"> </w:t>
-      </w:r>
-      <w:r>
-        <w:rPr>
-          <w:b/>
-          <w:bCs/>
-        </w:rPr>
-        <w:t xml:space="preserve">invierte el orden</w:t>
-      </w:r>
-      <w:r>
-        <w:t xml:space="preserve">:</w:t>
-      </w:r>
-      <w:r>
-        <w:t xml:space="preserve"> </w:t>
-      </w:r>
-      <w:r>
-        <w:rPr>
-          <w:b/>
-          <w:bCs/>
-        </w:rPr>
-        <w:t xml:space="preserve">el yo es «el genuino almácigo de la angustia»</w:t>
-      </w:r>
-      <w:r>
-        <w:t xml:space="preserve">; la angustia</w:t>
-      </w:r>
-      <w:r>
-        <w:t xml:space="preserve"> </w:t>
-      </w:r>
-      <w:r>
-        <w:rPr>
-          <w:b/>
-          <w:bCs/>
-        </w:rPr>
-        <w:t xml:space="preserve">no nace de la represión de la libido sino que provoca la represión</w:t>
-      </w:r>
-      <w:r>
-        <w:t xml:space="preserve">: «aquí la angustia crea a la represión y no —como yo opinaba antes— la represión a la angustia» (T08, cap. IV-VI). La angustia es</w:t>
-      </w:r>
-      <w:r>
-        <w:t xml:space="preserve"> </w:t>
-      </w:r>
-      <w:r>
-        <w:rPr>
-          <w:b/>
-          <w:bCs/>
-        </w:rPr>
-        <w:t xml:space="preserve">la reacción del yo frente a la situación de peligro</w:t>
-      </w:r>
-      <w:r>
-        <w:t xml:space="preserve">.</w:t>
+        <w:t xml:space="preserve">Hilflosigkeit</w:t>
+      </w:r>
+      <w:r>
+        <w:t xml:space="preserve">) ante un exceso de estímulo; angustia automática; arquetipo: el nacimiento.</w:t>
+      </w:r>
+    </w:p>
+    <w:p>
+      <w:pPr>
+        <w:pStyle w:val="RecuadroEsqueleto"/>
+      </w:pPr>
+      <w:r>
+        <w:t xml:space="preserve">5. </w:t>
+      </w:r>
+      <w:r>
+        <w:rPr>
+          <w:b/>
+          <w:bCs/>
+        </w:rPr>
+        <w:t xml:space="preserve">Función:</w:t>
+      </w:r>
+      <w:r>
+        <w:t xml:space="preserve"> </w:t>
+      </w:r>
+      <w:r>
+        <w:t xml:space="preserve">señal que anticipa el peligro y moviliza la defensa; el peligro cambia: desvalimiento → pérdida del objeto → castración → superyó → muerte.</w:t>
+      </w:r>
+    </w:p>
+    <w:p>
+      <w:pPr>
+        <w:pStyle w:val="RecuadroEsqueleto"/>
+      </w:pPr>
+      <w:r>
+        <w:t xml:space="preserve">6. </w:t>
+      </w:r>
+      <w:r>
+        <w:rPr>
+          <w:b/>
+          <w:bCs/>
+        </w:rPr>
+        <w:t xml:space="preserve">Cierre:</w:t>
+      </w:r>
+      <w:r>
+        <w:t xml:space="preserve"> </w:t>
+      </w:r>
+      <w:r>
+        <w:t xml:space="preserve">«toda angustia es de castración» vale para fobias y obsesión, pero no es el único motor: en la mujer, la pérdida de amor; en las neurosis actuales, lo económico.</w:t>
       </w:r>
     </w:p>
     <w:p>
@@ -7852,41 +8722,182 @@
         <w:pStyle w:val="BodyText"/>
       </w:pPr>
       <w:r>
-        <w:t xml:space="preserve">El</w:t>
-      </w:r>
-      <w:r>
-        <w:t xml:space="preserve"> </w:t>
-      </w:r>
-      <w:r>
-        <w:rPr>
-          <w:b/>
-          <w:bCs/>
-        </w:rPr>
-        <w:t xml:space="preserve">fundamento</w:t>
-      </w:r>
-      <w:r>
-        <w:t xml:space="preserve"> </w:t>
-      </w:r>
-      <w:r>
-        <w:t xml:space="preserve">de la angustia es la situación de</w:t>
-      </w:r>
-      <w:r>
-        <w:t xml:space="preserve"> </w:t>
-      </w:r>
-      <w:r>
-        <w:rPr>
-          <w:b/>
-          <w:bCs/>
-        </w:rPr>
-        <w:t xml:space="preserve">desvalimiento (</w:t>
-      </w:r>
-      <w:r>
-        <w:rPr>
-          <w:b/>
-          <w:bCs/>
+        <w:t xml:space="preserve">Freud tiene</w:t>
+      </w:r>
+      <w:r>
+        <w:t xml:space="preserve"> </w:t>
+      </w:r>
+      <w:r>
+        <w:rPr>
+          <w:b/>
+          <w:bCs/>
+        </w:rPr>
+        <w:t xml:space="preserve">dos teorías de la angustia</w:t>
+      </w:r>
+      <w:r>
+        <w:t xml:space="preserve">. La</w:t>
+      </w:r>
+      <w:r>
+        <w:t xml:space="preserve"> </w:t>
+      </w:r>
+      <w:r>
+        <w:rPr>
+          <w:b/>
+          <w:bCs/>
+        </w:rPr>
+        <w:t xml:space="preserve">primera (1895)</w:t>
+      </w:r>
+      <w:r>
+        <w:t xml:space="preserve">, en «Sobre la justificación de separar de la neurastenia…» (Freud, 1895/1996), deriva la angustia de la</w:t>
+      </w:r>
+      <w:r>
+        <w:t xml:space="preserve"> </w:t>
+      </w:r>
+      <w:r>
+        <w:rPr>
+          <w:b/>
+          <w:bCs/>
+        </w:rPr>
+        <w:t xml:space="preserve">libido insatisfecha</w:t>
+      </w:r>
+      <w:r>
+        <w:t xml:space="preserve">: la neurosis de angustia se produce cuando la excitación sexual somática es</w:t>
+      </w:r>
+      <w:r>
+        <w:t xml:space="preserve"> </w:t>
+      </w:r>
+      <w:r>
+        <w:rPr>
+          <w:b/>
+          <w:bCs/>
+        </w:rPr>
+        <w:t xml:space="preserve">desviada de lo psíquico</w:t>
+      </w:r>
+      <w:r>
+        <w:t xml:space="preserve"> </w:t>
+      </w:r>
+      <w:r>
+        <w:t xml:space="preserve">y se gasta subcorticalmente en reacciones inadecuadas; la angustia sería la transformación económica directa de esa excitación acumulada (de ahí el coitus interruptus, la abstinencia, la excitación frustránea). La</w:t>
+      </w:r>
+      <w:r>
+        <w:t xml:space="preserve"> </w:t>
+      </w:r>
+      <w:r>
+        <w:rPr>
+          <w:b/>
+          <w:bCs/>
+        </w:rPr>
+        <w:t xml:space="preserve">segunda (1926)</w:t>
+      </w:r>
+      <w:r>
+        <w:t xml:space="preserve">, en</w:t>
+      </w:r>
+      <w:r>
+        <w:t xml:space="preserve"> </w:t>
+      </w:r>
+      <w:r>
+        <w:rPr>
           <w:i/>
           <w:iCs/>
         </w:rPr>
+        <w:t xml:space="preserve">Inhibición, síntoma y angustia</w:t>
+      </w:r>
+      <w:r>
+        <w:t xml:space="preserve">,</w:t>
+      </w:r>
+      <w:r>
+        <w:t xml:space="preserve"> </w:t>
+      </w:r>
+      <w:r>
+        <w:rPr>
+          <w:b/>
+          <w:bCs/>
+        </w:rPr>
+        <w:t xml:space="preserve">invierte el orden</w:t>
+      </w:r>
+      <w:r>
+        <w:t xml:space="preserve">:</w:t>
+      </w:r>
+      <w:r>
+        <w:t xml:space="preserve"> </w:t>
+      </w:r>
+      <w:r>
+        <w:rPr>
+          <w:b/>
+          <w:bCs/>
+        </w:rPr>
+        <w:t xml:space="preserve">el yo es «el genuino almácigo de la angustia»</w:t>
+      </w:r>
+      <w:r>
+        <w:t xml:space="preserve">; la angustia</w:t>
+      </w:r>
+      <w:r>
+        <w:t xml:space="preserve"> </w:t>
+      </w:r>
+      <w:r>
+        <w:rPr>
+          <w:b/>
+          <w:bCs/>
+        </w:rPr>
+        <w:t xml:space="preserve">no nace de la represión de la libido sino que provoca la represión</w:t>
+      </w:r>
+      <w:r>
+        <w:t xml:space="preserve">: «aquí la angustia crea a la represión y no —como yo opinaba antes— la represión a la angustia» (Freud, 1926/1996, cap. IV-VI). La angustia es</w:t>
+      </w:r>
+      <w:r>
+        <w:t xml:space="preserve"> </w:t>
+      </w:r>
+      <w:r>
+        <w:rPr>
+          <w:b/>
+          <w:bCs/>
+        </w:rPr>
+        <w:t xml:space="preserve">la reacción del yo frente a la situación de peligro</w:t>
+      </w:r>
+      <w:r>
+        <w:t xml:space="preserve">.</w:t>
+      </w:r>
+    </w:p>
+    <w:p>
+      <w:pPr>
+        <w:pStyle w:val="BodyText"/>
+      </w:pPr>
+      <w:r>
+        <w:t xml:space="preserve">El</w:t>
+      </w:r>
+      <w:r>
+        <w:t xml:space="preserve"> </w:t>
+      </w:r>
+      <w:r>
+        <w:rPr>
+          <w:b/>
+          <w:bCs/>
+        </w:rPr>
+        <w:t xml:space="preserve">fundamento</w:t>
+      </w:r>
+      <w:r>
+        <w:t xml:space="preserve"> </w:t>
+      </w:r>
+      <w:r>
+        <w:t xml:space="preserve">de la angustia es la situación de</w:t>
+      </w:r>
+      <w:r>
+        <w:t xml:space="preserve"> </w:t>
+      </w:r>
+      <w:r>
+        <w:rPr>
+          <w:b/>
+          <w:bCs/>
+        </w:rPr>
+        <w:t xml:space="preserve">desvalimiento (</w:t>
+      </w:r>
+      <w:r>
+        <w:rPr>
+          <w:b/>
+          <w:bCs/>
+          <w:i/>
+          <w:iCs/>
+        </w:rPr>
         <w:t xml:space="preserve">Hilflosigkeit</w:t>
       </w:r>
       <w:r>
@@ -8278,6 +9289,43 @@
       </w:r>
       <w:r>
         <w:t xml:space="preserve">(paradigma de la fase fálica), no el único contenido.</w:t>
+      </w:r>
+    </w:p>
+    <w:p>
+      <w:pPr>
+        <w:pStyle w:val="RecuadroAtencion"/>
+      </w:pPr>
+      <w:r>
+        <w:t xml:space="preserve">⚠</w:t>
+      </w:r>
+      <w:r>
+        <w:t xml:space="preserve"> </w:t>
+      </w:r>
+      <w:r>
+        <w:rPr>
+          <w:b/>
+          <w:bCs/>
+        </w:rPr>
+        <w:t xml:space="preserve">No confundir:</w:t>
+      </w:r>
+      <w:r>
+        <w:t xml:space="preserve"> </w:t>
+      </w:r>
+      <w:r>
+        <w:t xml:space="preserve">fundamento (desvalimiento, angustia automática) ≠ función (señal). Y la tesis de la castración tiene</w:t>
+      </w:r>
+      <w:r>
+        <w:t xml:space="preserve"> </w:t>
+      </w:r>
+      <w:r>
+        <w:rPr>
+          <w:b/>
+          <w:bCs/>
+        </w:rPr>
+        <w:t xml:space="preserve">alcance limitado</w:t>
+      </w:r>
+      <w:r>
+        <w:t xml:space="preserve">: Freud mismo la relativiza.</w:t>
       </w:r>
     </w:p>
     <w:bookmarkEnd w:id="40"/>
@@ -8290,13 +9338,13 @@
         <w:t xml:space="preserve">5.2 Desarrollo ampliado</w:t>
       </w:r>
     </w:p>
-    <w:bookmarkStart w:id="41" w:name="X079d4f9bd087741c1476487571c697d936d6eae"/>
+    <w:bookmarkStart w:id="41" w:name="Xeb908daa154d3a8f620ff42def8bbe076808591"/>
     <w:p>
       <w:pPr>
         <w:pStyle w:val="Heading4"/>
       </w:pPr>
       <w:r>
-        <w:t xml:space="preserve">a) Primera teoría: la neurosis de angustia (T06, 1895)</w:t>
+        <w:t xml:space="preserve">a) Primera teoría: la neurosis de angustia (Freud, 1895/1996)</w:t>
       </w:r>
     </w:p>
     <w:p>
@@ -8494,7 +9542,7 @@
         <w:t xml:space="preserve"> </w:t>
       </w:r>
       <w:r>
-        <w:t xml:space="preserve">para ellas (→ cf. T02, p. 14, nota: la agorafobia).</w:t>
+        <w:t xml:space="preserve">para ellas (→ cf. Freud, 1894/1996, p. 14, nota: la agorafobia).</w:t>
       </w:r>
     </w:p>
     <w:p>
@@ -8801,7 +9849,7 @@
           <w:b/>
           <w:bCs/>
         </w:rPr>
-        <w:t xml:space="preserve">Belucci (T01, p. 42):</w:t>
+        <w:t xml:space="preserve">Belucci (2014b, p. 42):</w:t>
       </w:r>
       <w:r>
         <w:t xml:space="preserve"> </w:t>
@@ -8842,7 +9890,7 @@
         <w:t xml:space="preserve"> </w:t>
       </w:r>
       <w:r>
-        <w:t xml:space="preserve">(T08, cap. VIII): «</w:t>
+        <w:t xml:space="preserve">(Freud, 1926/1996, cap. VIII): «</w:t>
       </w:r>
       <w:r>
         <w:rPr>
@@ -8904,13 +9952,13 @@
       </w:r>
     </w:p>
     <w:bookmarkEnd w:id="41"/>
-    <w:bookmarkStart w:id="42" w:name="X9be8b5e08f7cb383f86c6013ce34603a667937d"/>
+    <w:bookmarkStart w:id="42" w:name="X3648096aae1baf8f3605043f0dec2d35c65ec9b"/>
     <w:p>
       <w:pPr>
         <w:pStyle w:val="Heading4"/>
       </w:pPr>
       <w:r>
-        <w:t xml:space="preserve">b) Segunda teoría: IS&amp;A (T08, caps. II, IV-VIII)</w:t>
+        <w:t xml:space="preserve">b) Segunda teoría: IS&amp;A (Freud, 1926/1996, caps. II, IV-VIII)</w:t>
       </w:r>
     </w:p>
     <w:p>
@@ -9582,13 +10630,13 @@
       </w:r>
     </w:p>
     <w:bookmarkEnd w:id="42"/>
-    <w:bookmarkStart w:id="43" w:name="Xd43da34a6655afecb31d358357ec31e95fba81b"/>
+    <w:bookmarkStart w:id="43" w:name="X9a99b112e3fc20b900e064c83a24cd4c2676b5e"/>
     <w:p>
       <w:pPr>
         <w:pStyle w:val="Heading4"/>
       </w:pPr>
       <w:r>
-        <w:t xml:space="preserve">c) El caso del pequeño Hans y el Hombre de los Lobos (T08, caps. IV-VI)</w:t>
+        <w:t xml:space="preserve">c) El caso del pequeño Hans y el Hombre de los Lobos (Freud, 1926/1996, caps. IV-VI)</w:t>
       </w:r>
     </w:p>
     <w:p>
@@ -10047,7 +11095,7 @@
         <w:t xml:space="preserve"> </w:t>
       </w:r>
       <w:r>
-        <w:t xml:space="preserve">el complejo de castración está presente, pero la castración ya está consumada: no hay «angustia de castración en el sentido propio» (T08, cap. VI), de modo que «no corremos el peligro de declarar a la angustia de castración como el</w:t>
+        <w:t xml:space="preserve">el complejo de castración está presente, pero la castración ya está consumada: no hay «angustia de castración en el sentido propio» (Freud, 1926/1996, cap. VI), de modo que «no corremos el peligro de declarar a la angustia de castración como el</w:t>
       </w:r>
       <w:r>
         <w:t xml:space="preserve"> </w:t>
@@ -10067,13 +11115,13 @@
       </w:r>
     </w:p>
     <w:bookmarkEnd w:id="43"/>
-    <w:bookmarkStart w:id="44" w:name="X550047aa0a9da7f8ca4110a2196c8c17af76171"/>
+    <w:bookmarkStart w:id="44" w:name="Xb24a0a23a8c240d52a0d11ecf9acbf10e7dcfa1"/>
     <w:p>
       <w:pPr>
         <w:pStyle w:val="Heading4"/>
       </w:pPr>
       <w:r>
-        <w:t xml:space="preserve">d) Belucci y Lacan sobre la angustia (T01, pp. 24, 39-40; T09)</w:t>
+        <w:t xml:space="preserve">d) Belucci y Lacan sobre la angustia (Belucci, 2014b, pp. 24, 39-40; Lacan, 1962-1963/2006)</w:t>
       </w:r>
     </w:p>
     <w:p>
@@ -10089,7 +11137,7 @@
           <w:b/>
           <w:bCs/>
         </w:rPr>
-        <w:t xml:space="preserve">Belucci (T01, p. 24):</w:t>
+        <w:t xml:space="preserve">Belucci (2014b, p. 24):</w:t>
       </w:r>
       <w:r>
         <w:t xml:space="preserve"> </w:t>
@@ -10134,7 +11182,7 @@
         <w:t xml:space="preserve"> </w:t>
       </w:r>
       <w:r>
-        <w:t xml:space="preserve">(T01, p. 24).</w:t>
+        <w:t xml:space="preserve">(Belucci, 2014b, p. 24).</w:t>
       </w:r>
     </w:p>
     <w:p>
@@ -10150,7 +11198,7 @@
           <w:b/>
           <w:bCs/>
         </w:rPr>
-        <w:t xml:space="preserve">Angustia como respuesta (T01, p. 39):</w:t>
+        <w:t xml:space="preserve">Angustia como respuesta (Belucci, 2014b, p. 39):</w:t>
       </w:r>
       <w:r>
         <w:t xml:space="preserve"> </w:t>
@@ -10230,7 +11278,7 @@
           <w:b/>
           <w:bCs/>
         </w:rPr>
-        <w:t xml:space="preserve">Angustia automática (T01, p. 40):</w:t>
+        <w:t xml:space="preserve">Angustia automática (Belucci, 2014b, p. 40):</w:t>
       </w:r>
       <w:r>
         <w:t xml:space="preserve"> </w:t>
@@ -10454,58 +11502,77 @@
     </w:p>
     <w:p>
       <w:pPr>
-        <w:pStyle w:val="FirstParagraph"/>
-      </w:pPr>
-      <w:r>
-        <w:t xml:space="preserve">La articulación puede pensarse como una</w:t>
-      </w:r>
-      <w:r>
-        <w:t xml:space="preserve"> </w:t>
-      </w:r>
-      <w:r>
-        <w:rPr>
-          <w:b/>
-          <w:bCs/>
-        </w:rPr>
-        <w:t xml:space="preserve">secuencia lógica</w:t>
-      </w:r>
-      <w:r>
-        <w:t xml:space="preserve">. El</w:t>
-      </w:r>
-      <w:r>
-        <w:t xml:space="preserve"> </w:t>
-      </w:r>
-      <w:r>
-        <w:rPr>
-          <w:b/>
-          <w:bCs/>
-        </w:rPr>
-        <w:t xml:space="preserve">fantasma</w:t>
-      </w:r>
-      <w:r>
-        <w:t xml:space="preserve"> </w:t>
-      </w:r>
-      <w:r>
-        <w:t xml:space="preserve">es la respuesta que el sujeto se da frente a lo real y al deseo del Otro: mientras opera con eficacia,</w:t>
-      </w:r>
-      <w:r>
-        <w:t xml:space="preserve"> </w:t>
-      </w:r>
-      <w:r>
-        <w:rPr>
-          <w:b/>
-          <w:bCs/>
-        </w:rPr>
-        <w:t xml:space="preserve">vela la castración, sostiene la realidad y no hay angustia</w:t>
-      </w:r>
-      <w:r>
-        <w:t xml:space="preserve"> </w:t>
-      </w:r>
-      <w:r>
-        <w:t xml:space="preserve">(«no vamos por la vida angustiados», T05, p. 4). Cuando por un tropiezo en la realidad —una</w:t>
-      </w:r>
-      <w:r>
-        <w:t xml:space="preserve"> </w:t>
+        <w:pStyle w:val="RecuadroEsqueleto"/>
+      </w:pPr>
+      <w:r>
+        <w:rPr>
+          <w:b/>
+          <w:bCs/>
+        </w:rPr>
+        <w:t xml:space="preserve">Esqueleto de la respuesta:</w:t>
+      </w:r>
+    </w:p>
+    <w:p>
+      <w:pPr>
+        <w:pStyle w:val="RecuadroEsqueleto"/>
+      </w:pPr>
+      <w:r>
+        <w:t xml:space="preserve">1. </w:t>
+      </w:r>
+      <w:r>
+        <w:rPr>
+          <w:b/>
+          <w:bCs/>
+        </w:rPr>
+        <w:t xml:space="preserve">Tesis:</w:t>
+      </w:r>
+      <w:r>
+        <w:t xml:space="preserve"> </w:t>
+      </w:r>
+      <w:r>
+        <w:t xml:space="preserve">síntoma, fantasma y angustia forman una secuencia lógica (Belucci, s. f.-b, pp. 3-4; Belucci, 2014b, p. 39).</w:t>
+      </w:r>
+    </w:p>
+    <w:p>
+      <w:pPr>
+        <w:pStyle w:val="RecuadroEsqueleto"/>
+      </w:pPr>
+      <w:r>
+        <w:t xml:space="preserve">2. </w:t>
+      </w:r>
+      <w:r>
+        <w:rPr>
+          <w:b/>
+          <w:bCs/>
+        </w:rPr>
+        <w:t xml:space="preserve">Fantasma:</w:t>
+      </w:r>
+      <w:r>
+        <w:t xml:space="preserve"> </w:t>
+      </w:r>
+      <w:r>
+        <w:t xml:space="preserve">mientras funciona, vela la castración y no hay angustia.</w:t>
+      </w:r>
+    </w:p>
+    <w:p>
+      <w:pPr>
+        <w:pStyle w:val="RecuadroEsqueleto"/>
+      </w:pPr>
+      <w:r>
+        <w:t xml:space="preserve">3. </w:t>
+      </w:r>
+      <w:r>
+        <w:rPr>
+          <w:b/>
+          <w:bCs/>
+        </w:rPr>
+        <w:t xml:space="preserve">Angustia:</w:t>
+      </w:r>
+      <w:r>
+        <w:t xml:space="preserve"> </w:t>
+      </w:r>
+      <w:r>
+        <w:t xml:space="preserve">irrumpe cuando el fantasma vacila (</w:t>
       </w:r>
       <w:r>
         <w:rPr>
@@ -10515,55 +11582,13 @@
         <w:t xml:space="preserve">Versagung</w:t>
       </w:r>
       <w:r>
-        <w:t xml:space="preserve">— el marco</w:t>
-      </w:r>
-      <w:r>
-        <w:t xml:space="preserve"> </w:t>
-      </w:r>
-      <w:r>
-        <w:rPr>
-          <w:b/>
-          <w:bCs/>
-        </w:rPr>
-        <w:t xml:space="preserve">vacila</w:t>
-      </w:r>
-      <w:r>
-        <w:t xml:space="preserve">,</w:t>
-      </w:r>
-      <w:r>
-        <w:t xml:space="preserve"> </w:t>
-      </w:r>
-      <w:r>
-        <w:rPr>
-          <w:b/>
-          <w:bCs/>
-        </w:rPr>
-        <w:t xml:space="preserve">irrumpe la angustia</w:t>
-      </w:r>
-      <w:r>
-        <w:t xml:space="preserve">: es la marca de que la respuesta fantasmática no se sostiene (T05, p. 3), y en términos de Lacan aparece el</w:t>
-      </w:r>
-      <w:r>
-        <w:t xml:space="preserve"> </w:t>
-      </w:r>
-      <w:r>
-        <w:rPr>
-          <w:b/>
-          <w:bCs/>
-        </w:rPr>
-        <w:t xml:space="preserve">objeto</w:t>
-      </w:r>
-      <w:r>
-        <w:rPr>
-          <w:b/>
-          <w:bCs/>
-        </w:rPr>
-        <w:t xml:space="preserve"> </w:t>
-      </w:r>
-      <w:r>
-        <w:rPr>
-          <w:b/>
-          <w:bCs/>
+        <w:t xml:space="preserve">); aparece el objeto</w:t>
+      </w:r>
+      <w:r>
+        <w:t xml:space="preserve"> </w:t>
+      </w:r>
+      <w:r>
+        <w:rPr>
           <w:i/>
           <w:iCs/>
         </w:rPr>
@@ -10573,7 +11598,194 @@
         <w:t xml:space="preserve"> </w:t>
       </w:r>
       <w:r>
-        <w:t xml:space="preserve">en su cara real, «lo que no engaña», en el marco de lo unheimlich (T09, pp. 2, 4). La angustia, como</w:t>
+        <w:t xml:space="preserve">(Lacan, 1962-1963/2006).</w:t>
+      </w:r>
+    </w:p>
+    <w:p>
+      <w:pPr>
+        <w:pStyle w:val="RecuadroEsqueleto"/>
+      </w:pPr>
+      <w:r>
+        <w:t xml:space="preserve">4. </w:t>
+      </w:r>
+      <w:r>
+        <w:rPr>
+          <w:b/>
+          <w:bCs/>
+        </w:rPr>
+        <w:t xml:space="preserve">Defensa:</w:t>
+      </w:r>
+      <w:r>
+        <w:t xml:space="preserve"> </w:t>
+      </w:r>
+      <w:r>
+        <w:t xml:space="preserve">la angustia como señal moviliza la represión, el síntoma o la inhibición.</w:t>
+      </w:r>
+    </w:p>
+    <w:p>
+      <w:pPr>
+        <w:pStyle w:val="RecuadroEsqueleto"/>
+      </w:pPr>
+      <w:r>
+        <w:t xml:space="preserve">5. </w:t>
+      </w:r>
+      <w:r>
+        <w:rPr>
+          <w:b/>
+          <w:bCs/>
+        </w:rPr>
+        <w:t xml:space="preserve">Síntoma:</w:t>
+      </w:r>
+      <w:r>
+        <w:t xml:space="preserve"> </w:t>
+      </w:r>
+      <w:r>
+        <w:t xml:space="preserve">suspende el desarrollo de angustia y supone el soporte fantasmático.</w:t>
+      </w:r>
+    </w:p>
+    <w:p>
+      <w:pPr>
+        <w:pStyle w:val="RecuadroEsqueleto"/>
+      </w:pPr>
+      <w:r>
+        <w:t xml:space="preserve">6. </w:t>
+      </w:r>
+      <w:r>
+        <w:rPr>
+          <w:b/>
+          <w:bCs/>
+        </w:rPr>
+        <w:t xml:space="preserve">Cierre (angustia y defensa):</w:t>
+      </w:r>
+      <w:r>
+        <w:t xml:space="preserve"> </w:t>
+      </w:r>
+      <w:r>
+        <w:t xml:space="preserve">motor y respuesta: la angustia de castración es el motor de la defensa (Belucci, s. f.-c, p. 2; Freud, 1926/1996, cap. IV).</w:t>
+      </w:r>
+    </w:p>
+    <w:p>
+      <w:pPr>
+        <w:pStyle w:val="BodyText"/>
+      </w:pPr>
+      <w:r>
+        <w:t xml:space="preserve">La articulación puede pensarse como una</w:t>
+      </w:r>
+      <w:r>
+        <w:t xml:space="preserve"> </w:t>
+      </w:r>
+      <w:r>
+        <w:rPr>
+          <w:b/>
+          <w:bCs/>
+        </w:rPr>
+        <w:t xml:space="preserve">secuencia lógica</w:t>
+      </w:r>
+      <w:r>
+        <w:t xml:space="preserve">. El</w:t>
+      </w:r>
+      <w:r>
+        <w:t xml:space="preserve"> </w:t>
+      </w:r>
+      <w:r>
+        <w:rPr>
+          <w:b/>
+          <w:bCs/>
+        </w:rPr>
+        <w:t xml:space="preserve">fantasma</w:t>
+      </w:r>
+      <w:r>
+        <w:t xml:space="preserve"> </w:t>
+      </w:r>
+      <w:r>
+        <w:t xml:space="preserve">es la respuesta que el sujeto se da frente a lo real y al deseo del Otro: mientras opera con eficacia,</w:t>
+      </w:r>
+      <w:r>
+        <w:t xml:space="preserve"> </w:t>
+      </w:r>
+      <w:r>
+        <w:rPr>
+          <w:b/>
+          <w:bCs/>
+        </w:rPr>
+        <w:t xml:space="preserve">vela la castración, sostiene la realidad y no hay angustia</w:t>
+      </w:r>
+      <w:r>
+        <w:t xml:space="preserve"> </w:t>
+      </w:r>
+      <w:r>
+        <w:t xml:space="preserve">(«no vamos por la vida angustiados», Belucci, s. f.-b, p. 4). Cuando por un tropiezo en la realidad —una</w:t>
+      </w:r>
+      <w:r>
+        <w:t xml:space="preserve"> </w:t>
+      </w:r>
+      <w:r>
+        <w:rPr>
+          <w:i/>
+          <w:iCs/>
+        </w:rPr>
+        <w:t xml:space="preserve">Versagung</w:t>
+      </w:r>
+      <w:r>
+        <w:t xml:space="preserve">— el marco</w:t>
+      </w:r>
+      <w:r>
+        <w:t xml:space="preserve"> </w:t>
+      </w:r>
+      <w:r>
+        <w:rPr>
+          <w:b/>
+          <w:bCs/>
+        </w:rPr>
+        <w:t xml:space="preserve">vacila</w:t>
+      </w:r>
+      <w:r>
+        <w:t xml:space="preserve">,</w:t>
+      </w:r>
+      <w:r>
+        <w:t xml:space="preserve"> </w:t>
+      </w:r>
+      <w:r>
+        <w:rPr>
+          <w:b/>
+          <w:bCs/>
+        </w:rPr>
+        <w:t xml:space="preserve">irrumpe la angustia</w:t>
+      </w:r>
+      <w:r>
+        <w:t xml:space="preserve">: es la marca de que la respuesta fantasmática no se sostiene (Belucci, s. f.-b, p. 3), y en términos de Lacan aparece el</w:t>
+      </w:r>
+      <w:r>
+        <w:t xml:space="preserve"> </w:t>
+      </w:r>
+      <w:r>
+        <w:rPr>
+          <w:b/>
+          <w:bCs/>
+        </w:rPr>
+        <w:t xml:space="preserve">objeto</w:t>
+      </w:r>
+      <w:r>
+        <w:rPr>
+          <w:b/>
+          <w:bCs/>
+        </w:rPr>
+        <w:t xml:space="preserve"> </w:t>
+      </w:r>
+      <w:r>
+        <w:rPr>
+          <w:b/>
+          <w:bCs/>
+          <w:i/>
+          <w:iCs/>
+        </w:rPr>
+        <w:t xml:space="preserve">a</w:t>
+      </w:r>
+      <w:r>
+        <w:t xml:space="preserve"> </w:t>
+      </w:r>
+      <w:r>
+        <w:t xml:space="preserve">en su cara real, «lo que no engaña», en el marco de lo unheimlich (Lacan, 1962-1963/2006, pp. 2, 4). La angustia, como</w:t>
       </w:r>
       <w:r>
         <w:t xml:space="preserve"> </w:t>
@@ -10695,7 +11907,7 @@
         <w:t xml:space="preserve">supone el soporte fantasmático</w:t>
       </w:r>
       <w:r>
-        <w:t xml:space="preserve">» (T01, p. 39). Cuando ni síntoma ni inhibición ni fantasma alcanzan, resta la</w:t>
+        <w:t xml:space="preserve">» (Belucci, 2014b, p. 39). Cuando ni síntoma ni inhibición ni fantasma alcanzan, resta la</w:t>
       </w:r>
       <w:r>
         <w:t xml:space="preserve"> </w:t>
@@ -10758,7 +11970,7 @@
         <w:t xml:space="preserve">la angustia crea la represión y no a la inversa</w:t>
       </w:r>
       <w:r>
-        <w:t xml:space="preserve">» (T08, cap. IV); la</w:t>
+        <w:t xml:space="preserve">» (Freud, 1926/1996, cap. IV); la</w:t>
       </w:r>
       <w:r>
         <w:t xml:space="preserve"> </w:t>
@@ -10774,7 +11986,7 @@
         <w:t xml:space="preserve"> </w:t>
       </w:r>
       <w:r>
-        <w:t xml:space="preserve">(T03, p. 2) y la</w:t>
+        <w:t xml:space="preserve">(Belucci, s. f.-c, p. 2) y la</w:t>
       </w:r>
       <w:r>
         <w:t xml:space="preserve"> </w:t>
@@ -10790,7 +12002,7 @@
         <w:t xml:space="preserve"> </w:t>
       </w:r>
       <w:r>
-        <w:t xml:space="preserve">(neurótica ↔ conflicto yo-ello; realista ↔ yo-mundo exterior; de la conciencia moral ↔ yo-superyó). Angustia, conflicto y defensa «aparecen en consecuencia como tres términos estrechamente vinculados» (T03, p. 2). En 1926 Freud distingue la tendencia general de la</w:t>
+        <w:t xml:space="preserve">(neurótica ↔ conflicto yo-ello; realista ↔ yo-mundo exterior; de la conciencia moral ↔ yo-superyó). Angustia, conflicto y defensa «aparecen en consecuencia como tres términos estrechamente vinculados» (Belucci, s. f.-c, p. 2). En 1926 Freud distingue la tendencia general de la</w:t>
       </w:r>
       <w:r>
         <w:t xml:space="preserve"> </w:t>
@@ -10822,7 +12034,7 @@
         <w:t xml:space="preserve"> </w:t>
       </w:r>
       <w:r>
-        <w:t xml:space="preserve">como uno de sus mecanismos (T08, cap. IV): el yo cuenta con</w:t>
+        <w:t xml:space="preserve">como uno de sus mecanismos (Freud, 1926/1996, cap. IV): el yo cuenta con</w:t>
       </w:r>
       <w:r>
         <w:t xml:space="preserve"> </w:t>
@@ -10839,6 +12051,46 @@
       </w:r>
       <w:r>
         <w:t xml:space="preserve">(regresión, formación reactiva, anulación, aislamiento, etc.).</w:t>
+      </w:r>
+    </w:p>
+    <w:p>
+      <w:pPr>
+        <w:pStyle w:val="RecuadroAtencion"/>
+      </w:pPr>
+      <w:r>
+        <w:t xml:space="preserve">⚠</w:t>
+      </w:r>
+      <w:r>
+        <w:t xml:space="preserve"> </w:t>
+      </w:r>
+      <w:r>
+        <w:rPr>
+          <w:b/>
+          <w:bCs/>
+        </w:rPr>
+        <w:t xml:space="preserve">No confundir:</w:t>
+      </w:r>
+      <w:r>
+        <w:t xml:space="preserve"> </w:t>
+      </w:r>
+      <w:r>
+        <w:t xml:space="preserve">el síntoma no evita «la angustia» en sí: evita la</w:t>
+      </w:r>
+      <w:r>
+        <w:t xml:space="preserve"> </w:t>
+      </w:r>
+      <w:r>
+        <w:rPr>
+          <w:b/>
+          <w:bCs/>
+        </w:rPr>
+        <w:t xml:space="preserve">situación de peligro</w:t>
+      </w:r>
+      <w:r>
+        <w:t xml:space="preserve"> </w:t>
+      </w:r>
+      <w:r>
+        <w:t xml:space="preserve">que la angustia señala. Y cuando nada alcanza queda la angustia automática y el acto.</w:t>
       </w:r>
     </w:p>
     <w:bookmarkEnd w:id="47"/>
@@ -10864,7 +12116,7 @@
           <w:b/>
           <w:bCs/>
         </w:rPr>
-        <w:t xml:space="preserve">La escena y el marco (T05, p. 4; T09, p. 1):</w:t>
+        <w:t xml:space="preserve">La escena y el marco (Belucci, s. f.-b, p. 4; Lacan, 1962-1963/2006, p. 1):</w:t>
       </w:r>
       <w:r>
         <w:t xml:space="preserve"> </w:t>
@@ -10899,7 +12151,7 @@
           <w:b/>
           <w:bCs/>
         </w:rPr>
-        <w:t xml:space="preserve">Secuencia de respuestas ante la falta en el Otro (T01, p. 39):</w:t>
+        <w:t xml:space="preserve">Secuencia de respuestas ante la falta en el Otro (Belucci, 2014b, p. 39):</w:t>
       </w:r>
       <w:r>
         <w:t xml:space="preserve"> </w:t>
@@ -10979,7 +12231,7 @@
           <w:b/>
           <w:bCs/>
         </w:rPr>
-        <w:t xml:space="preserve">Inhibición, síntoma, angustia como respuestas (T01, p. 39):</w:t>
+        <w:t xml:space="preserve">Inhibición, síntoma, angustia como respuestas (Belucci, 2014b, p. 39):</w:t>
       </w:r>
       <w:r>
         <w:t xml:space="preserve"> </w:t>
@@ -11030,7 +12282,7 @@
           <w:b/>
           <w:bCs/>
         </w:rPr>
-        <w:t xml:space="preserve">Fracaso del fantasma → clínica de los bordes (T05, p. 9; T01, pp. 32-34):</w:t>
+        <w:t xml:space="preserve">Fracaso del fantasma → clínica de los bordes (Belucci, s. f.-b, p. 9; Belucci, 2014b, pp. 32-34):</w:t>
       </w:r>
       <w:r>
         <w:t xml:space="preserve"> </w:t>
@@ -12379,7 +13631,7 @@
               <w:jc w:val="left"/>
             </w:pPr>
             <w:r>
-              <w:t xml:space="preserve">Formación protectora/mediadora; escena y frase (T05)</w:t>
+              <w:t xml:space="preserve">Formación protectora/mediadora; escena y frase (Belucci, s. f.-b)</w:t>
             </w:r>
           </w:p>
         </w:tc>
@@ -12409,7 +13661,7 @@
               <w:jc w:val="left"/>
             </w:pPr>
             <w:r>
-              <w:t xml:space="preserve">($◊a): respuesta del sujeto a lo real y al deseo del Otro; marco (T05, p. 8)</w:t>
+              <w:t xml:space="preserve">($◊a): respuesta del sujeto a lo real y al deseo del Otro; marco (Belucci, s. f.-b, p. 8)</w:t>
             </w:r>
           </w:p>
         </w:tc>
@@ -12439,7 +13691,7 @@
               <w:jc w:val="left"/>
             </w:pPr>
             <w:r>
-              <w:t xml:space="preserve">Fantasía de tres tiempos; segundo tiempo masoquista e inconsciente (T05, p. 5)</w:t>
+              <w:t xml:space="preserve">Fantasía de tres tiempos; segundo tiempo masoquista e inconsciente (Belucci, s. f.-b, p. 5)</w:t>
             </w:r>
           </w:p>
         </w:tc>
@@ -12469,7 +13721,7 @@
               <w:jc w:val="left"/>
             </w:pPr>
             <w:r>
-              <w:t xml:space="preserve">Marca de la castración; predisposición a la neurosis (T05, p. 6-7)</w:t>
+              <w:t xml:space="preserve">Marca de la castración; predisposición a la neurosis (Belucci, s. f.-b, p. 6-7)</w:t>
             </w:r>
           </w:p>
         </w:tc>
@@ -12515,7 +13767,7 @@
               <w:jc w:val="left"/>
             </w:pPr>
             <w:r>
-              <w:t xml:space="preserve">Objeto real, no representable ni nombrable; causa del deseo; objeto de la angustia (T05, p. 4; T09)</w:t>
+              <w:t xml:space="preserve">Objeto real, no representable ni nombrable; causa del deseo; objeto de la angustia (Belucci, s. f.-b, p. 4; Lacan, 1962-1963/2006)</w:t>
             </w:r>
           </w:p>
         </w:tc>
@@ -12561,7 +13813,7 @@
               <w:jc w:val="left"/>
             </w:pPr>
             <w:r>
-              <w:t xml:space="preserve">Irrupción en la escena de lo que no debería aparecer (T05, p. 8; T09)</w:t>
+              <w:t xml:space="preserve">Irrupción en la escena de lo que no debería aparecer (Belucci, s. f.-b, p. 8; Lacan, 1962-1963/2006)</w:t>
             </w:r>
           </w:p>
         </w:tc>
@@ -12591,7 +13843,7 @@
               <w:jc w:val="left"/>
             </w:pPr>
             <w:r>
-              <w:t xml:space="preserve">Limitación funcional del yo (T08, cap. I)</w:t>
+              <w:t xml:space="preserve">Limitación funcional del yo (Freud, 1926/1996, cap. I)</w:t>
             </w:r>
           </w:p>
         </w:tc>
@@ -12621,7 +13873,7 @@
               <w:jc w:val="left"/>
             </w:pPr>
             <w:r>
-              <w:t xml:space="preserve">Indicio y sustituto de una satisfacción interceptada (T08, cap. II)</w:t>
+              <w:t xml:space="preserve">Indicio y sustituto de una satisfacción interceptada (Freud, 1926/1996, cap. II)</w:t>
             </w:r>
           </w:p>
         </w:tc>
@@ -12651,7 +13903,7 @@
               <w:jc w:val="left"/>
             </w:pPr>
             <w:r>
-              <w:t xml:space="preserve">Carácter del síntoma de existir fuera del yo (T08, cap. II)</w:t>
+              <w:t xml:space="preserve">Carácter del síntoma de existir fuera del yo (Freud, 1926/1996, cap. II)</w:t>
             </w:r>
           </w:p>
         </w:tc>
@@ -12681,7 +13933,7 @@
               <w:jc w:val="left"/>
             </w:pPr>
             <w:r>
-              <w:t xml:space="preserve">Beneficio que el yo extrae del síntoma; refuerza la fijación (T08, cap. III)</w:t>
+              <w:t xml:space="preserve">Beneficio que el yo extrae del síntoma; refuerza la fijación (Freud, 1926/1996, cap. III)</w:t>
             </w:r>
           </w:p>
         </w:tc>
@@ -12711,7 +13963,7 @@
               <w:jc w:val="left"/>
             </w:pPr>
             <w:r>
-              <w:t xml:space="preserve">Reacción ante desvalimiento/trauma (T08, cap. VIII)</w:t>
+              <w:t xml:space="preserve">Reacción ante desvalimiento/trauma (Freud, 1926/1996, cap. VIII)</w:t>
             </w:r>
           </w:p>
         </w:tc>
@@ -12741,7 +13993,7 @@
               <w:jc w:val="left"/>
             </w:pPr>
             <w:r>
-              <w:t xml:space="preserve">Reproducción deliberada ante el peligro inminente (T08, cap. VIII)</w:t>
+              <w:t xml:space="preserve">Reproducción deliberada ante el peligro inminente (Freud, 1926/1996, cap. VIII)</w:t>
             </w:r>
           </w:p>
         </w:tc>
@@ -12771,7 +14023,7 @@
               <w:jc w:val="left"/>
             </w:pPr>
             <w:r>
-              <w:t xml:space="preserve">Desvalimiento (T08, cap. VIII; T01, p. 40)</w:t>
+              <w:t xml:space="preserve">Desvalimiento (Freud, 1926/1996, cap. VIII; Belucci, 2014b, p. 40)</w:t>
             </w:r>
           </w:p>
         </w:tc>
@@ -12801,7 +14053,7 @@
               <w:jc w:val="left"/>
             </w:pPr>
             <w:r>
-              <w:t xml:space="preserve">«Urgencia de la vida» (T01, p. 40)</w:t>
+              <w:t xml:space="preserve">«Urgencia de la vida» (Belucci, 2014b, p. 40)</w:t>
             </w:r>
           </w:p>
         </w:tc>
@@ -12831,7 +14083,7 @@
               <w:jc w:val="left"/>
             </w:pPr>
             <w:r>
-              <w:t xml:space="preserve">Cuadro de 1895 por acumulación de excitación sexual somática (T06)</w:t>
+              <w:t xml:space="preserve">Cuadro de 1895 por acumulación de excitación sexual somática (Freud, 1895/1996)</w:t>
             </w:r>
           </w:p>
         </w:tc>
@@ -12861,7 +14113,7 @@
               <w:jc w:val="left"/>
             </w:pPr>
             <w:r>
-              <w:t xml:space="preserve">Condición de angustia típica en la mujer/histeria (T08, cap. VIII)</w:t>
+              <w:t xml:space="preserve">Condición de angustia típica en la mujer/histeria (Freud, 1926/1996, cap. VIII)</w:t>
             </w:r>
           </w:p>
         </w:tc>
@@ -12947,7 +14199,7 @@
         </w:numPr>
       </w:pPr>
       <w:r>
-        <w:t xml:space="preserve">Definí el síntoma (T08) y explicá extraterritorialidad y ganancia secundaria.</w:t>
+        <w:t xml:space="preserve">Definí el síntoma (Freud, 1926/1996) y explicá extraterritorialidad y ganancia secundaria.</w:t>
       </w:r>
     </w:p>
     <w:p>

--- a/2do Año/Psicoanálisis/3_Guias_de_Estudio/C14_SintomaFantasmaYAngustia_Guia.docx
+++ b/2do Año/Psicoanálisis/3_Guias_de_Estudio/C14_SintomaFantasmaYAngustia_Guia.docx
@@ -5231,324 +5231,23 @@
         <w:t xml:space="preserve"> </w:t>
       </w:r>
       <w:r>
-        <w:t xml:space="preserve">en la neurosis,</w:t>
-      </w:r>
-      <w:r>
-        <w:t xml:space="preserve"> </w:t>
-      </w:r>
-      <m:oMath>
-        <m:r>
-          <m:rPr>
-            <m:sty m:val="p"/>
-          </m:rPr>
-          <m:t>◊</m:t>
-        </m:r>
-        <m:r>
-          <m:t>a</m:t>
-        </m:r>
-        <m:r>
-          <m:rPr>
-            <m:sty m:val="p"/>
-          </m:rPr>
-          <m:t>:</m:t>
-        </m:r>
-        <m:r>
-          <m:t>e</m:t>
-        </m:r>
-        <m:r>
-          <m:t>l</m:t>
-        </m:r>
-        <m:r>
-          <m:t>s</m:t>
-        </m:r>
-        <m:r>
-          <m:t>u</m:t>
-        </m:r>
-        <m:r>
-          <m:t>j</m:t>
-        </m:r>
-        <m:r>
-          <m:t>e</m:t>
-        </m:r>
-        <m:r>
-          <m:t>t</m:t>
-        </m:r>
-        <m:r>
-          <m:t>o</m:t>
-        </m:r>
-        <m:r>
-          <m:t>r</m:t>
-        </m:r>
-        <m:r>
-          <m:t>e</m:t>
-        </m:r>
-        <m:r>
-          <m:t>s</m:t>
-        </m:r>
-        <m:r>
-          <m:t>u</m:t>
-        </m:r>
-        <m:r>
-          <m:t>e</m:t>
-        </m:r>
-        <m:r>
-          <m:t>l</m:t>
-        </m:r>
-        <m:r>
-          <m:t>v</m:t>
-        </m:r>
-        <m:r>
-          <m:t>e</m:t>
-        </m:r>
-        <m:r>
-          <m:t>s</m:t>
-        </m:r>
-        <m:r>
-          <m:t>u</m:t>
-        </m:r>
-        <m:r>
-          <m:t>d</m:t>
-        </m:r>
-        <m:r>
-          <m:t>i</m:t>
-        </m:r>
-        <m:r>
-          <m:t>v</m:t>
-        </m:r>
-        <m:r>
-          <m:t>i</m:t>
-        </m:r>
-        <m:r>
-          <m:t>s</m:t>
-        </m:r>
-        <m:r>
-          <m:t>i</m:t>
-        </m:r>
-        <m:r>
-          <m:t>ó</m:t>
-        </m:r>
-        <m:r>
-          <m:t>n</m:t>
-        </m:r>
-        <m:r>
-          <m:t>c</m:t>
-        </m:r>
-        <m:r>
-          <m:t>o</m:t>
-        </m:r>
-        <m:r>
-          <m:t>n</m:t>
-        </m:r>
-        <m:r>
-          <m:t>j</m:t>
-        </m:r>
-        <m:r>
-          <m:t>u</m:t>
-        </m:r>
-        <m:r>
-          <m:t>g</m:t>
-        </m:r>
-        <m:r>
-          <m:t>á</m:t>
-        </m:r>
-        <m:r>
-          <m:t>n</m:t>
-        </m:r>
-        <m:r>
-          <m:t>d</m:t>
-        </m:r>
-        <m:r>
-          <m:t>o</m:t>
-        </m:r>
-        <m:r>
-          <m:t>s</m:t>
-        </m:r>
-        <m:r>
-          <m:t>e</m:t>
-        </m:r>
-        <m:r>
-          <m:t>c</m:t>
-        </m:r>
-        <m:r>
-          <m:t>o</m:t>
-        </m:r>
-        <m:r>
-          <m:t>n</m:t>
-        </m:r>
-        <m:r>
-          <m:t>u</m:t>
-        </m:r>
-        <m:r>
-          <m:t>n</m:t>
-        </m:r>
-        <m:r>
-          <m:t>o</m:t>
-        </m:r>
-        <m:r>
-          <m:t>b</m:t>
-        </m:r>
-        <m:r>
-          <m:t>j</m:t>
-        </m:r>
-        <m:r>
-          <m:t>e</m:t>
-        </m:r>
-        <m:r>
-          <m:t>t</m:t>
-        </m:r>
-        <m:r>
-          <m:t>o</m:t>
-        </m:r>
-        <m:r>
-          <m:rPr>
-            <m:sty m:val="p"/>
-          </m:rPr>
-          <m:t>;</m:t>
-        </m:r>
-        <m:r>
-          <m:t>e</m:t>
-        </m:r>
-        <m:r>
-          <m:t>n</m:t>
-        </m:r>
-        <m:r>
-          <m:t>l</m:t>
-        </m:r>
-        <m:r>
-          <m:t>a</m:t>
-        </m:r>
-        <m:r>
-          <m:t>p</m:t>
-        </m:r>
-        <m:r>
-          <m:t>e</m:t>
-        </m:r>
-        <m:r>
-          <m:t>r</m:t>
-        </m:r>
-        <m:r>
-          <m:t>v</m:t>
-        </m:r>
-        <m:r>
-          <m:t>e</m:t>
-        </m:r>
-        <m:r>
-          <m:t>r</m:t>
-        </m:r>
-        <m:r>
-          <m:t>s</m:t>
-        </m:r>
-        <m:r>
-          <m:t>i</m:t>
-        </m:r>
-        <m:r>
-          <m:t>ó</m:t>
-        </m:r>
-        <m:r>
-          <m:t>n</m:t>
-        </m:r>
-        <m:r>
-          <m:rPr>
-            <m:sty m:val="p"/>
-          </m:rPr>
-          <m:t>*</m:t>
-        </m:r>
-        <m:r>
-          <m:rPr>
-            <m:sty m:val="p"/>
-          </m:rPr>
-          <m:t>*</m:t>
-        </m:r>
-        <m:r>
-          <m:t>e</m:t>
-        </m:r>
-        <m:r>
-          <m:t>l</m:t>
-        </m:r>
-        <m:r>
-          <m:t>o</m:t>
-        </m:r>
-        <m:r>
-          <m:t>r</m:t>
-        </m:r>
-        <m:r>
-          <m:t>d</m:t>
-        </m:r>
-        <m:r>
-          <m:t>e</m:t>
-        </m:r>
-        <m:r>
-          <m:t>n</m:t>
-        </m:r>
-        <m:r>
-          <m:t>e</m:t>
-        </m:r>
-        <m:r>
-          <m:t>s</m:t>
-        </m:r>
-        <m:r>
-          <m:t>t</m:t>
-        </m:r>
-        <m:r>
-          <m:t>á</m:t>
-        </m:r>
-        <m:r>
-          <m:t>i</m:t>
-        </m:r>
-        <m:r>
-          <m:t>n</m:t>
-        </m:r>
-        <m:r>
-          <m:t>v</m:t>
-        </m:r>
-        <m:r>
-          <m:t>e</m:t>
-        </m:r>
-        <m:r>
-          <m:t>r</m:t>
-        </m:r>
-        <m:r>
-          <m:t>t</m:t>
-        </m:r>
-        <m:r>
-          <m:t>i</m:t>
-        </m:r>
-        <m:r>
-          <m:t>d</m:t>
-        </m:r>
-        <m:r>
-          <m:t>o</m:t>
-        </m:r>
-        <m:r>
-          <m:rPr>
-            <m:sty m:val="p"/>
-          </m:rPr>
-          <m:t>*</m:t>
-        </m:r>
-        <m:r>
-          <m:rPr>
-            <m:sty m:val="p"/>
-          </m:rPr>
-          <m:t>*</m:t>
-        </m:r>
-        <m:r>
-          <m:rPr>
-            <m:sty m:val="p"/>
-          </m:rPr>
-          <m:t>(</m:t>
-        </m:r>
-        <m:r>
-          <m:t>a</m:t>
-        </m:r>
-        <m:r>
-          <m:rPr>
-            <m:sty m:val="p"/>
-          </m:rPr>
-          <m:t>◊</m:t>
-        </m:r>
-      </m:oMath>
-      <w:r>
-        <w:t xml:space="preserve">): el perverso se ubica en el lugar del objeto y desde ahí promueve la</w:t>
+        <w:t xml:space="preserve">en la neurosis, $◊a: el sujeto resuelve su división conjugándose con un objeto; en la perversión</w:t>
+      </w:r>
+      <w:r>
+        <w:t xml:space="preserve"> </w:t>
+      </w:r>
+      <w:r>
+        <w:rPr>
+          <w:b/>
+          <w:bCs/>
+        </w:rPr>
+        <w:t xml:space="preserve">el orden está invertido</w:t>
+      </w:r>
+      <w:r>
+        <w:t xml:space="preserve"> </w:t>
+      </w:r>
+      <w:r>
+        <w:t xml:space="preserve">(a◊$): el perverso se ubica en el lugar del objeto y desde ahí promueve la</w:t>
       </w:r>
       <w:r>
         <w:t xml:space="preserve"> </w:t>
